--- a/Evening/05 Internship Reports/Templates/Final Report Template.docx
+++ b/Evening/05 Internship Reports/Templates/Final Report Template.docx
@@ -1,471 +1,7 @@
 
 <file path=word/document.xml><?xml version="1.0" encoding="utf-8"?>
-<w:document xmlns:wpc="http://schemas.microsoft.com/office/word/2010/wordprocessingCanvas" xmlns:cx="http://schemas.microsoft.com/office/drawing/2014/chartex" xmlns:cx1="http://schemas.microsoft.com/office/drawing/2015/9/8/chartex" xmlns:cx2="http://schemas.microsoft.com/office/drawing/2015/10/21/chartex" xmlns:cx3="http://schemas.microsoft.com/office/drawing/2016/5/9/chartex" xmlns:cx4="http://schemas.microsoft.com/office/drawing/2016/5/10/chartex" xmlns:cx5="http://schemas.microsoft.com/office/drawing/2016/5/11/chartex" xmlns:cx6="http://schemas.microsoft.com/office/drawing/2016/5/12/chartex" xmlns:cx7="http://schemas.microsoft.com/office/drawing/2016/5/13/chartex" xmlns:cx8="http://schemas.microsoft.com/office/drawing/2016/5/14/chartex" xmlns:mc="http://schemas.openxmlformats.org/markup-compatibility/2006" xmlns:aink="http://schemas.microsoft.com/office/drawing/2016/ink" xmlns:am3d="http://schemas.microsoft.com/office/drawing/2017/model3d" xmlns:o="urn:schemas-microsoft-com:office:office" xmlns:oel="http://schemas.microsoft.com/office/2019/extlst" xmlns:r="http://schemas.openxmlformats.org/officeDocument/2006/relationships" xmlns:m="http://schemas.openxmlformats.org/officeDocument/2006/math" xmlns:v="urn:schemas-microsoft-com:vml" xmlns:wp14="http://schemas.microsoft.com/office/word/2010/wordprocessingDrawing" xmlns:wp="http://schemas.openxmlformats.org/drawingml/2006/wordprocessingDrawing" xmlns:w10="urn:schemas-microsoft-com:office:word" xmlns:w="http://schemas.openxmlformats.org/wordprocessingml/2006/main" xmlns:w14="http://schemas.microsoft.com/office/word/2010/wordml" xmlns:w15="http://schemas.microsoft.com/office/word/2012/wordml" xmlns:w16cex="http://schemas.microsoft.com/office/word/2018/wordml/cex" xmlns:w16cid="http://schemas.microsoft.com/office/word/2016/wordml/cid" xmlns:w16="http://schemas.microsoft.com/office/word/2018/wordml" xmlns:w16du="http://schemas.microsoft.com/office/word/2023/wordml/word16du" xmlns:w16sdtdh="http://schemas.microsoft.com/office/word/2020/wordml/sdtdatahash" xmlns:w16sdtfl="http://schemas.microsoft.com/office/word/2024/wordml/sdtformatlock" xmlns:w16se="http://schemas.microsoft.com/office/word/2015/wordml/symex" xmlns:wpg="http://schemas.microsoft.com/office/word/2010/wordprocessingGroup" xmlns:wpi="http://schemas.microsoft.com/office/word/2010/wordprocessingInk" xmlns:wne="http://schemas.microsoft.com/office/word/2006/wordml" xmlns:wps="http://schemas.microsoft.com/office/word/2010/wordprocessingShape" mc:Ignorable="w14 w15 w16se w16cid w16 w16cex w16sdtdh w16sdtfl w16du wp14">
+<w:document xmlns:wpc="http://schemas.microsoft.com/office/word/2010/wordprocessingCanvas" xmlns:cx="http://schemas.microsoft.com/office/drawing/2014/chartex" xmlns:mc="http://schemas.openxmlformats.org/markup-compatibility/2006" xmlns:o="urn:schemas-microsoft-com:office:office" xmlns:r="http://schemas.openxmlformats.org/officeDocument/2006/relationships" xmlns:m="http://schemas.openxmlformats.org/officeDocument/2006/math" xmlns:v="urn:schemas-microsoft-com:vml" xmlns:wp14="http://schemas.microsoft.com/office/word/2010/wordprocessingDrawing" xmlns:wp="http://schemas.openxmlformats.org/drawingml/2006/wordprocessingDrawing" xmlns:w10="urn:schemas-microsoft-com:office:word" xmlns:w="http://schemas.openxmlformats.org/wordprocessingml/2006/main" xmlns:w14="http://schemas.microsoft.com/office/word/2010/wordml" xmlns:w15="http://schemas.microsoft.com/office/word/2012/wordml" xmlns:w16se="http://schemas.microsoft.com/office/word/2015/wordml/symex" xmlns:wpg="http://schemas.microsoft.com/office/word/2010/wordprocessingGroup" xmlns:wpi="http://schemas.microsoft.com/office/word/2010/wordprocessingInk" xmlns:wne="http://schemas.microsoft.com/office/word/2006/wordml" xmlns:wps="http://schemas.microsoft.com/office/word/2010/wordprocessingShape" mc:Ignorable="w14 w15 w16se wp14">
   <w:body>
-    <w:p>
-      <w:pPr>
-        <w:jc w:val="center"/>
-        <w:rPr>
-          <w:color w:val="0000FF"/>
-          <w:sz w:val="56"/>
-          <w:szCs w:val="56"/>
-        </w:rPr>
-      </w:pPr>
-      <w:r>
-        <w:rPr>
-          <w:color w:val="0000FF"/>
-          <w:sz w:val="56"/>
-          <w:szCs w:val="56"/>
-        </w:rPr>
-        <w:t xml:space="preserve"> </w:t>
-      </w:r>
-    </w:p>
-    <w:p/>
-    <w:p>
-      <w:pPr>
-        <w:spacing w:before="60" w:after="60"/>
-        <w:rPr>
-          <w:sz w:val="48"/>
-          <w:szCs w:val="48"/>
-        </w:rPr>
-      </w:pPr>
-    </w:p>
-    <w:p>
-      <w:pPr>
-        <w:pStyle w:val="Heading3"/>
-        <w:rPr>
-          <w:rFonts w:ascii="Times New Roman" w:hAnsi="Times New Roman"/>
-        </w:rPr>
-      </w:pPr>
-      <w:bookmarkStart w:id="0" w:name="_Toc152588264"/>
-      <w:bookmarkStart w:id="1" w:name="_Toc165625601"/>
-      <w:bookmarkStart w:id="2" w:name="_Toc234396036"/>
-      <w:r>
-        <w:rPr>
-          <w:rFonts w:ascii="Times New Roman" w:hAnsi="Times New Roman"/>
-        </w:rPr>
-        <w:t>Internship</w:t>
-      </w:r>
-      <w:r>
-        <w:rPr>
-          <w:rFonts w:ascii="Times New Roman" w:hAnsi="Times New Roman"/>
-        </w:rPr>
-        <w:t xml:space="preserve"> </w:t>
-      </w:r>
-      <w:bookmarkEnd w:id="0"/>
-      <w:r>
-        <w:rPr>
-          <w:rFonts w:ascii="Times New Roman" w:hAnsi="Times New Roman"/>
-        </w:rPr>
-        <w:t>Report</w:t>
-      </w:r>
-      <w:bookmarkEnd w:id="1"/>
-      <w:bookmarkEnd w:id="2"/>
-    </w:p>
-    <w:p>
-      <w:r>
-        <w:rPr>
-          <w:noProof/>
-        </w:rPr>
-        <w:drawing>
-          <wp:anchor distT="0" distB="0" distL="114300" distR="114300" simplePos="0" relativeHeight="251660288" behindDoc="0" locked="0" layoutInCell="1" allowOverlap="1" wp14:anchorId="56F3B271" wp14:editId="0EEBCAD3">
-            <wp:simplePos x="0" y="0"/>
-            <wp:positionH relativeFrom="column">
-              <wp:posOffset>1005205</wp:posOffset>
-            </wp:positionH>
-            <wp:positionV relativeFrom="paragraph">
-              <wp:posOffset>63571</wp:posOffset>
-            </wp:positionV>
-            <wp:extent cx="3530065" cy="2484120"/>
-            <wp:effectExtent l="0" t="0" r="0" b="0"/>
-            <wp:wrapNone/>
-            <wp:docPr id="1273067513" name="Picture 3"/>
-            <wp:cNvGraphicFramePr>
-              <a:graphicFrameLocks xmlns:a="http://schemas.openxmlformats.org/drawingml/2006/main" noChangeAspect="1"/>
-            </wp:cNvGraphicFramePr>
-            <a:graphic xmlns:a="http://schemas.openxmlformats.org/drawingml/2006/main">
-              <a:graphicData uri="http://schemas.openxmlformats.org/drawingml/2006/picture">
-                <pic:pic xmlns:pic="http://schemas.openxmlformats.org/drawingml/2006/picture">
-                  <pic:nvPicPr>
-                    <pic:cNvPr id="0" name="Picture 6"/>
-                    <pic:cNvPicPr>
-                      <a:picLocks noChangeAspect="1" noChangeArrowheads="1"/>
-                    </pic:cNvPicPr>
-                  </pic:nvPicPr>
-                  <pic:blipFill rotWithShape="1">
-                    <a:blip r:embed="rId8" cstate="print">
-                      <a:extLst>
-                        <a:ext uri="{28A0092B-C50C-407E-A947-70E740481C1C}">
-                          <a14:useLocalDpi xmlns:a14="http://schemas.microsoft.com/office/drawing/2010/main" val="0"/>
-                        </a:ext>
-                      </a:extLst>
-                    </a:blip>
-                    <a:srcRect t="16204" b="13426"/>
-                    <a:stretch/>
-                  </pic:blipFill>
-                  <pic:spPr bwMode="auto">
-                    <a:xfrm>
-                      <a:off x="0" y="0"/>
-                      <a:ext cx="3530065" cy="2484120"/>
-                    </a:xfrm>
-                    <a:prstGeom prst="rect">
-                      <a:avLst/>
-                    </a:prstGeom>
-                    <a:noFill/>
-                    <a:ln>
-                      <a:noFill/>
-                    </a:ln>
-                    <a:extLst>
-                      <a:ext uri="{53640926-AAD7-44D8-BBD7-CCE9431645EC}">
-                        <a14:shadowObscured xmlns:a14="http://schemas.microsoft.com/office/drawing/2010/main"/>
-                      </a:ext>
-                    </a:extLst>
-                  </pic:spPr>
-                </pic:pic>
-              </a:graphicData>
-            </a:graphic>
-            <wp14:sizeRelH relativeFrom="margin">
-              <wp14:pctWidth>0</wp14:pctWidth>
-            </wp14:sizeRelH>
-            <wp14:sizeRelV relativeFrom="margin">
-              <wp14:pctHeight>0</wp14:pctHeight>
-            </wp14:sizeRelV>
-          </wp:anchor>
-        </w:drawing>
-      </w:r>
-    </w:p>
-    <w:p/>
-    <w:p/>
-    <w:p/>
-    <w:p>
-      <w:pPr>
-        <w:pStyle w:val="Heading2"/>
-        <w:jc w:val="left"/>
-        <w:rPr>
-          <w:rFonts w:ascii="Times New Roman" w:hAnsi="Times New Roman"/>
-        </w:rPr>
-      </w:pPr>
-    </w:p>
-    <w:p>
-      <w:pPr>
-        <w:pStyle w:val="Heading2"/>
-        <w:rPr>
-          <w:rFonts w:ascii="Times New Roman" w:hAnsi="Times New Roman"/>
-        </w:rPr>
-      </w:pPr>
-    </w:p>
-    <w:p>
-      <w:pPr>
-        <w:pStyle w:val="Heading2"/>
-        <w:rPr>
-          <w:rFonts w:ascii="Times New Roman" w:hAnsi="Times New Roman"/>
-        </w:rPr>
-      </w:pPr>
-    </w:p>
-    <w:p>
-      <w:pPr>
-        <w:pStyle w:val="Heading2"/>
-        <w:rPr>
-          <w:rFonts w:ascii="Times New Roman" w:hAnsi="Times New Roman"/>
-        </w:rPr>
-      </w:pPr>
-    </w:p>
-    <w:p>
-      <w:pPr>
-        <w:pStyle w:val="Heading2"/>
-        <w:rPr>
-          <w:rFonts w:ascii="Times New Roman" w:hAnsi="Times New Roman"/>
-        </w:rPr>
-      </w:pPr>
-    </w:p>
-    <w:p>
-      <w:pPr>
-        <w:pStyle w:val="Heading2"/>
-        <w:rPr>
-          <w:rFonts w:ascii="Times New Roman" w:hAnsi="Times New Roman"/>
-        </w:rPr>
-      </w:pPr>
-    </w:p>
-    <w:p>
-      <w:pPr>
-        <w:pStyle w:val="Heading2"/>
-        <w:rPr>
-          <w:rFonts w:ascii="Times New Roman" w:hAnsi="Times New Roman"/>
-        </w:rPr>
-      </w:pPr>
-    </w:p>
-    <w:p>
-      <w:pPr>
-        <w:pStyle w:val="Heading2"/>
-        <w:rPr>
-          <w:rFonts w:ascii="Times New Roman" w:hAnsi="Times New Roman"/>
-        </w:rPr>
-      </w:pPr>
-    </w:p>
-    <w:p>
-      <w:pPr>
-        <w:pStyle w:val="Heading2"/>
-        <w:rPr>
-          <w:rFonts w:ascii="Times New Roman" w:hAnsi="Times New Roman"/>
-        </w:rPr>
-      </w:pPr>
-    </w:p>
-    <w:p>
-      <w:pPr>
-        <w:pStyle w:val="Heading2"/>
-        <w:rPr>
-          <w:rFonts w:ascii="Times New Roman" w:hAnsi="Times New Roman"/>
-        </w:rPr>
-      </w:pPr>
-    </w:p>
-    <w:p>
-      <w:pPr>
-        <w:jc w:val="center"/>
-        <w:rPr>
-          <w:b/>
-          <w:bCs/>
-          <w:sz w:val="32"/>
-          <w:szCs w:val="32"/>
-        </w:rPr>
-      </w:pPr>
-      <w:r>
-        <w:rPr>
-          <w:b/>
-          <w:bCs/>
-          <w:sz w:val="32"/>
-          <w:szCs w:val="32"/>
-        </w:rPr>
-        <w:t>Supervisor</w:t>
-      </w:r>
-    </w:p>
-    <w:p/>
-    <w:p/>
-    <w:p/>
-    <w:p>
-      <w:pPr>
-        <w:jc w:val="center"/>
-        <w:rPr>
-          <w:color w:val="0000FF"/>
-          <w:sz w:val="32"/>
-          <w:szCs w:val="32"/>
-        </w:rPr>
-      </w:pPr>
-      <w:r>
-        <w:rPr>
-          <w:color w:val="0000FF"/>
-          <w:sz w:val="32"/>
-          <w:szCs w:val="32"/>
-        </w:rPr>
-        <w:t>Supervisor Name</w:t>
-      </w:r>
-    </w:p>
-    <w:p/>
-    <w:p/>
-    <w:p>
-      <w:pPr>
-        <w:pStyle w:val="Heading2"/>
-        <w:jc w:val="left"/>
-        <w:rPr>
-          <w:rFonts w:ascii="Times New Roman" w:hAnsi="Times New Roman"/>
-        </w:rPr>
-      </w:pPr>
-    </w:p>
-    <w:p>
-      <w:pPr>
-        <w:jc w:val="center"/>
-        <w:rPr>
-          <w:b/>
-          <w:bCs/>
-          <w:sz w:val="32"/>
-          <w:szCs w:val="32"/>
-        </w:rPr>
-      </w:pPr>
-      <w:r>
-        <w:rPr>
-          <w:b/>
-          <w:bCs/>
-          <w:sz w:val="32"/>
-          <w:szCs w:val="32"/>
-        </w:rPr>
-        <w:t xml:space="preserve">Submitted by  </w:t>
-      </w:r>
-    </w:p>
-    <w:p>
-      <w:pPr>
-        <w:jc w:val="center"/>
-      </w:pPr>
-    </w:p>
-    <w:p>
-      <w:pPr>
-        <w:jc w:val="center"/>
-        <w:rPr>
-          <w:color w:val="0000FF"/>
-          <w:sz w:val="32"/>
-          <w:szCs w:val="32"/>
-        </w:rPr>
-      </w:pPr>
-      <w:r>
-        <w:rPr>
-          <w:color w:val="0000FF"/>
-          <w:sz w:val="32"/>
-          <w:szCs w:val="32"/>
-        </w:rPr>
-        <w:t>Student Name</w:t>
-      </w:r>
-    </w:p>
-    <w:p>
-      <w:pPr>
-        <w:jc w:val="center"/>
-        <w:rPr>
-          <w:sz w:val="20"/>
-          <w:szCs w:val="20"/>
-        </w:rPr>
-      </w:pPr>
-      <w:r>
-        <w:rPr>
-          <w:sz w:val="20"/>
-          <w:szCs w:val="20"/>
-        </w:rPr>
-        <w:t xml:space="preserve">{Enrolment </w:t>
-      </w:r>
-      <w:proofErr w:type="gramStart"/>
-      <w:r>
-        <w:rPr>
-          <w:sz w:val="20"/>
-          <w:szCs w:val="20"/>
-        </w:rPr>
-        <w:t>Number }</w:t>
-      </w:r>
-      <w:proofErr w:type="gramEnd"/>
-    </w:p>
-    <w:p/>
-    <w:p>
-      <w:pPr>
-        <w:jc w:val="center"/>
-        <w:rPr>
-          <w:b/>
-          <w:sz w:val="28"/>
-          <w:szCs w:val="28"/>
-        </w:rPr>
-      </w:pPr>
-      <w:r>
-        <w:rPr>
-          <w:b/>
-          <w:sz w:val="28"/>
-          <w:szCs w:val="28"/>
-        </w:rPr>
-        <w:t>Campus Name</w:t>
-      </w:r>
-      <w:r>
-        <w:rPr>
-          <w:b/>
-          <w:sz w:val="28"/>
-          <w:szCs w:val="28"/>
-        </w:rPr>
-        <w:t>,</w:t>
-      </w:r>
-    </w:p>
-    <w:p>
-      <w:pPr>
-        <w:jc w:val="center"/>
-        <w:rPr>
-          <w:sz w:val="28"/>
-          <w:szCs w:val="28"/>
-        </w:rPr>
-      </w:pPr>
-      <w:r>
-        <w:rPr>
-          <w:sz w:val="28"/>
-          <w:szCs w:val="28"/>
-        </w:rPr>
-        <w:t>Riphah International College</w:t>
-      </w:r>
-      <w:r>
-        <w:rPr>
-          <w:sz w:val="28"/>
-          <w:szCs w:val="28"/>
-        </w:rPr>
-        <w:t xml:space="preserve">, </w:t>
-      </w:r>
-      <w:r>
-        <w:rPr>
-          <w:sz w:val="28"/>
-          <w:szCs w:val="28"/>
-          <w:u w:val="single"/>
-        </w:rPr>
-        <w:t>Campus Name</w:t>
-      </w:r>
-    </w:p>
-    <w:p>
-      <w:pPr>
-        <w:jc w:val="center"/>
-        <w:rPr>
-          <w:sz w:val="28"/>
-          <w:szCs w:val="28"/>
-        </w:rPr>
-      </w:pPr>
-      <w:r>
-        <w:rPr>
-          <w:sz w:val="28"/>
-          <w:szCs w:val="28"/>
-        </w:rPr>
-        <w:t>[</w:t>
-      </w:r>
-      <w:r>
-        <w:rPr>
-          <w:color w:val="0000FF"/>
-          <w:sz w:val="28"/>
-          <w:szCs w:val="28"/>
-        </w:rPr>
-        <w:t>Date of Submission</w:t>
-      </w:r>
-      <w:r>
-        <w:rPr>
-          <w:sz w:val="28"/>
-          <w:szCs w:val="28"/>
-        </w:rPr>
-        <w:t>]</w:t>
-      </w:r>
-    </w:p>
-    <w:p>
-      <w:pPr>
-        <w:rPr>
-          <w:bCs/>
-          <w:color w:val="4472C4" w:themeColor="accent1"/>
-          <w:sz w:val="36"/>
-          <w:szCs w:val="36"/>
-          <w14:shadow w14:blurRad="38100" w14:dist="25400" w14:dir="5400000" w14:sx="100000" w14:sy="100000" w14:kx="0" w14:ky="0" w14:algn="ctr">
-            <w14:srgbClr w14:val="6E747A">
-              <w14:alpha w14:val="57000"/>
-            </w14:srgbClr>
-          </w14:shadow>
-          <w14:textOutline w14:w="0" w14:cap="flat" w14:cmpd="sng" w14:algn="ctr">
-            <w14:noFill/>
-            <w14:prstDash w14:val="solid"/>
-            <w14:round/>
-          </w14:textOutline>
-        </w:rPr>
-      </w:pPr>
-      <w:r>
-        <w:rPr>
-          <w:bCs/>
-          <w:color w:val="4472C4" w:themeColor="accent1"/>
-          <w:sz w:val="36"/>
-          <w:szCs w:val="36"/>
-          <w14:shadow w14:blurRad="38100" w14:dist="25400" w14:dir="5400000" w14:sx="100000" w14:sy="100000" w14:kx="0" w14:ky="0" w14:algn="ctr">
-            <w14:srgbClr w14:val="6E747A">
-              <w14:alpha w14:val="57000"/>
-            </w14:srgbClr>
-          </w14:shadow>
-          <w14:textOutline w14:w="0" w14:cap="flat" w14:cmpd="sng" w14:algn="ctr">
-            <w14:noFill/>
-            <w14:prstDash w14:val="solid"/>
-            <w14:round/>
-          </w14:textOutline>
-        </w:rPr>
-        <w:br w:type="page"/>
-      </w:r>
-    </w:p>
     <w:p>
       <w:pPr>
         <w:rPr>
@@ -7233,9 +6769,9 @@
           </w14:textOutline>
         </w:rPr>
       </w:pPr>
-      <w:bookmarkStart w:id="3" w:name="_Toc152588265"/>
-      <w:bookmarkStart w:id="4" w:name="_Toc165625602"/>
-      <w:bookmarkStart w:id="5" w:name="_Toc234396037"/>
+      <w:bookmarkStart w:id="0" w:name="_Toc152588265"/>
+      <w:bookmarkStart w:id="1" w:name="_Toc165625602"/>
+      <w:bookmarkStart w:id="2" w:name="_Toc234396037"/>
       <w:r>
         <w:rPr>
           <w:rFonts w:ascii="Times New Roman" w:hAnsi="Times New Roman" w:cs="Times New Roman"/>
@@ -7254,9 +6790,9 @@
         <w:lastRenderedPageBreak/>
         <w:t>List of Figures</w:t>
       </w:r>
-      <w:bookmarkEnd w:id="3"/>
-      <w:bookmarkEnd w:id="4"/>
-      <w:bookmarkEnd w:id="5"/>
+      <w:bookmarkEnd w:id="0"/>
+      <w:bookmarkEnd w:id="1"/>
+      <w:bookmarkEnd w:id="2"/>
     </w:p>
     <w:p>
       <w:pPr>
@@ -7345,9 +6881,9 @@
           <w:b/>
         </w:rPr>
       </w:pPr>
-      <w:bookmarkStart w:id="6" w:name="_Toc152588266"/>
-      <w:bookmarkStart w:id="7" w:name="_Toc165625603"/>
-      <w:bookmarkStart w:id="8" w:name="_Toc234396038"/>
+      <w:bookmarkStart w:id="3" w:name="_Toc152588266"/>
+      <w:bookmarkStart w:id="4" w:name="_Toc165625603"/>
+      <w:bookmarkStart w:id="5" w:name="_Toc234396038"/>
       <w:r>
         <w:rPr>
           <w:rFonts w:ascii="Times New Roman" w:hAnsi="Times New Roman" w:cs="Times New Roman"/>
@@ -7366,9 +6902,9 @@
         <w:lastRenderedPageBreak/>
         <w:t>List of Tables</w:t>
       </w:r>
-      <w:bookmarkEnd w:id="6"/>
-      <w:bookmarkEnd w:id="7"/>
-      <w:bookmarkEnd w:id="8"/>
+      <w:bookmarkEnd w:id="3"/>
+      <w:bookmarkEnd w:id="4"/>
+      <w:bookmarkEnd w:id="5"/>
     </w:p>
     <w:p>
       <w:pPr>
@@ -7394,5573 +6930,13 @@
           <w:sz w:val="32"/>
         </w:rPr>
       </w:pPr>
-      <w:r>
-        <w:br w:type="page"/>
-      </w:r>
-    </w:p>
-    <w:p>
-      <w:pPr>
-        <w:pStyle w:val="Heading1"/>
-        <w:rPr>
-          <w:rFonts w:ascii="Times New Roman" w:hAnsi="Times New Roman" w:cs="Times New Roman"/>
-          <w:color w:val="2F5496" w:themeColor="accent1" w:themeShade="BF"/>
-          <w:sz w:val="28"/>
-          <w:szCs w:val="28"/>
-        </w:rPr>
-      </w:pPr>
-      <w:bookmarkStart w:id="9" w:name="_Toc234396039"/>
-      <w:r>
-        <w:rPr>
-          <w:rFonts w:ascii="Times New Roman" w:hAnsi="Times New Roman" w:cs="Times New Roman"/>
-          <w:color w:val="2F5496" w:themeColor="accent1" w:themeShade="BF"/>
-          <w:sz w:val="28"/>
-          <w:szCs w:val="28"/>
-        </w:rPr>
-        <w:lastRenderedPageBreak/>
-        <w:t>Chapter 1: Introduction to the organization</w:t>
-      </w:r>
-      <w:bookmarkEnd w:id="9"/>
-    </w:p>
-    <w:p>
-      <w:pPr>
-        <w:pStyle w:val="Heading2"/>
-        <w:ind w:left="720"/>
-        <w:jc w:val="left"/>
-        <w:rPr>
-          <w:rFonts w:ascii="Times New Roman" w:hAnsi="Times New Roman"/>
-          <w:b w:val="0"/>
-          <w:bCs w:val="0"/>
-          <w:sz w:val="24"/>
-        </w:rPr>
-      </w:pPr>
-      <w:bookmarkStart w:id="10" w:name="_Toc234396040"/>
-      <w:r>
-        <w:rPr>
-          <w:rFonts w:ascii="Times New Roman" w:hAnsi="Times New Roman"/>
-          <w:b w:val="0"/>
-          <w:bCs w:val="0"/>
-          <w:sz w:val="24"/>
-        </w:rPr>
-        <w:t>1.1 Brief History</w:t>
-      </w:r>
-      <w:bookmarkEnd w:id="10"/>
-    </w:p>
-    <w:p>
-      <w:pPr>
-        <w:pStyle w:val="Heading2"/>
-        <w:ind w:left="720"/>
-        <w:jc w:val="left"/>
-        <w:rPr>
-          <w:rFonts w:ascii="Times New Roman" w:hAnsi="Times New Roman"/>
-          <w:b w:val="0"/>
-          <w:bCs w:val="0"/>
-          <w:sz w:val="24"/>
-        </w:rPr>
-      </w:pPr>
-      <w:bookmarkStart w:id="11" w:name="_Toc234396041"/>
-      <w:r>
-        <w:rPr>
-          <w:rFonts w:ascii="Times New Roman" w:hAnsi="Times New Roman"/>
-          <w:b w:val="0"/>
-          <w:bCs w:val="0"/>
-          <w:sz w:val="24"/>
-        </w:rPr>
-        <w:t>1.2 Nature of the organization</w:t>
-      </w:r>
-      <w:bookmarkEnd w:id="11"/>
-    </w:p>
-    <w:p>
-      <w:r>
-        <w:tab/>
-        <w:t>1.3 Organizational Culture</w:t>
-      </w:r>
-    </w:p>
-    <w:p>
-      <w:r>
-        <w:tab/>
-        <w:t xml:space="preserve">1.4 Professional Environment of Organization </w:t>
-      </w:r>
-    </w:p>
-    <w:p>
-      <w:pPr>
-        <w:pStyle w:val="Heading2"/>
-        <w:ind w:left="720"/>
-        <w:jc w:val="left"/>
-        <w:rPr>
-          <w:rFonts w:ascii="Times New Roman" w:hAnsi="Times New Roman"/>
-          <w:b w:val="0"/>
-          <w:bCs w:val="0"/>
-          <w:sz w:val="24"/>
-        </w:rPr>
-      </w:pPr>
-      <w:bookmarkStart w:id="12" w:name="_Toc234396042"/>
-      <w:r>
-        <w:rPr>
-          <w:rFonts w:ascii="Times New Roman" w:hAnsi="Times New Roman"/>
-          <w:b w:val="0"/>
-          <w:bCs w:val="0"/>
-          <w:sz w:val="24"/>
-        </w:rPr>
-        <w:t>1.</w:t>
-      </w:r>
-      <w:r>
-        <w:rPr>
-          <w:rFonts w:ascii="Times New Roman" w:hAnsi="Times New Roman"/>
-          <w:b w:val="0"/>
-          <w:bCs w:val="0"/>
-          <w:sz w:val="24"/>
-        </w:rPr>
-        <w:t>5</w:t>
-      </w:r>
-      <w:r>
-        <w:rPr>
-          <w:rFonts w:ascii="Times New Roman" w:hAnsi="Times New Roman"/>
-          <w:b w:val="0"/>
-          <w:bCs w:val="0"/>
-          <w:sz w:val="24"/>
-        </w:rPr>
-        <w:t xml:space="preserve"> Organogram &amp; number of Employees</w:t>
-      </w:r>
-      <w:bookmarkEnd w:id="12"/>
-    </w:p>
-    <w:p>
-      <w:pPr>
-        <w:pStyle w:val="Heading2"/>
-        <w:ind w:left="720"/>
-        <w:jc w:val="left"/>
-        <w:rPr>
-          <w:rFonts w:ascii="Times New Roman" w:hAnsi="Times New Roman"/>
-          <w:b w:val="0"/>
-          <w:bCs w:val="0"/>
-          <w:sz w:val="24"/>
-        </w:rPr>
-      </w:pPr>
-      <w:bookmarkStart w:id="13" w:name="_Toc234396043"/>
-      <w:r>
-        <w:rPr>
-          <w:rFonts w:ascii="Times New Roman" w:hAnsi="Times New Roman"/>
-          <w:b w:val="0"/>
-          <w:bCs w:val="0"/>
-          <w:sz w:val="24"/>
-        </w:rPr>
-        <w:t>1.</w:t>
-      </w:r>
-      <w:r>
-        <w:rPr>
-          <w:rFonts w:ascii="Times New Roman" w:hAnsi="Times New Roman"/>
-          <w:b w:val="0"/>
-          <w:bCs w:val="0"/>
-          <w:sz w:val="24"/>
-        </w:rPr>
-        <w:t>6</w:t>
-      </w:r>
-      <w:r>
-        <w:rPr>
-          <w:rFonts w:ascii="Times New Roman" w:hAnsi="Times New Roman"/>
-          <w:b w:val="0"/>
-          <w:bCs w:val="0"/>
-          <w:sz w:val="24"/>
-        </w:rPr>
-        <w:t xml:space="preserve"> Vision</w:t>
-      </w:r>
-      <w:bookmarkEnd w:id="13"/>
-    </w:p>
-    <w:p>
-      <w:pPr>
-        <w:pStyle w:val="Heading2"/>
-        <w:ind w:left="720"/>
-        <w:jc w:val="left"/>
-        <w:rPr>
-          <w:rFonts w:ascii="Times New Roman" w:hAnsi="Times New Roman"/>
-          <w:b w:val="0"/>
-          <w:bCs w:val="0"/>
-          <w:sz w:val="24"/>
-        </w:rPr>
-      </w:pPr>
-      <w:bookmarkStart w:id="14" w:name="_Toc234396044"/>
-      <w:r>
-        <w:rPr>
-          <w:rFonts w:ascii="Times New Roman" w:hAnsi="Times New Roman"/>
-          <w:b w:val="0"/>
-          <w:bCs w:val="0"/>
-          <w:sz w:val="24"/>
-        </w:rPr>
-        <w:t>1.</w:t>
-      </w:r>
-      <w:r>
-        <w:rPr>
-          <w:rFonts w:ascii="Times New Roman" w:hAnsi="Times New Roman"/>
-          <w:b w:val="0"/>
-          <w:bCs w:val="0"/>
-          <w:sz w:val="24"/>
-        </w:rPr>
-        <w:t>7</w:t>
-      </w:r>
-      <w:r>
-        <w:rPr>
-          <w:rFonts w:ascii="Times New Roman" w:hAnsi="Times New Roman"/>
-          <w:b w:val="0"/>
-          <w:bCs w:val="0"/>
-          <w:sz w:val="24"/>
-        </w:rPr>
-        <w:t xml:space="preserve"> Mission</w:t>
-      </w:r>
-      <w:bookmarkEnd w:id="14"/>
-    </w:p>
-    <w:p>
-      <w:pPr>
-        <w:pStyle w:val="Heading2"/>
-        <w:ind w:left="720"/>
-        <w:jc w:val="left"/>
-        <w:rPr>
-          <w:rFonts w:ascii="Times New Roman" w:hAnsi="Times New Roman"/>
-          <w:b w:val="0"/>
-          <w:bCs w:val="0"/>
-          <w:sz w:val="24"/>
-        </w:rPr>
-      </w:pPr>
-      <w:bookmarkStart w:id="15" w:name="_Toc234396045"/>
-      <w:r>
-        <w:rPr>
-          <w:rFonts w:ascii="Times New Roman" w:hAnsi="Times New Roman"/>
-          <w:b w:val="0"/>
-          <w:bCs w:val="0"/>
-          <w:sz w:val="24"/>
-        </w:rPr>
-        <w:t>1.</w:t>
-      </w:r>
-      <w:r>
-        <w:rPr>
-          <w:rFonts w:ascii="Times New Roman" w:hAnsi="Times New Roman"/>
-          <w:b w:val="0"/>
-          <w:bCs w:val="0"/>
-          <w:sz w:val="24"/>
-        </w:rPr>
-        <w:t>8</w:t>
-      </w:r>
-      <w:r>
-        <w:rPr>
-          <w:rFonts w:ascii="Times New Roman" w:hAnsi="Times New Roman"/>
-          <w:b w:val="0"/>
-          <w:bCs w:val="0"/>
-          <w:sz w:val="24"/>
-        </w:rPr>
-        <w:t xml:space="preserve"> Values</w:t>
-      </w:r>
-      <w:r>
-        <w:rPr>
-          <w:rFonts w:ascii="Times New Roman" w:hAnsi="Times New Roman"/>
-          <w:b w:val="0"/>
-          <w:bCs w:val="0"/>
-          <w:sz w:val="24"/>
-        </w:rPr>
-        <w:t xml:space="preserve">, </w:t>
-      </w:r>
-      <w:r>
-        <w:rPr>
-          <w:rFonts w:ascii="Times New Roman" w:hAnsi="Times New Roman"/>
-          <w:b w:val="0"/>
-          <w:bCs w:val="0"/>
-          <w:sz w:val="24"/>
-        </w:rPr>
-        <w:t>Goals &amp; Objectives of Organization</w:t>
-      </w:r>
-      <w:bookmarkEnd w:id="15"/>
-    </w:p>
-    <w:p>
-      <w:pPr>
-        <w:pStyle w:val="Heading2"/>
-        <w:ind w:left="720"/>
-        <w:jc w:val="left"/>
-      </w:pPr>
-      <w:bookmarkStart w:id="16" w:name="_Toc234396046"/>
-      <w:r>
-        <w:rPr>
-          <w:rFonts w:ascii="Times New Roman" w:hAnsi="Times New Roman"/>
-          <w:b w:val="0"/>
-          <w:bCs w:val="0"/>
-          <w:sz w:val="24"/>
-        </w:rPr>
-        <w:t>1.</w:t>
-      </w:r>
-      <w:r>
-        <w:rPr>
-          <w:rFonts w:ascii="Times New Roman" w:hAnsi="Times New Roman"/>
-          <w:b w:val="0"/>
-          <w:bCs w:val="0"/>
-          <w:sz w:val="24"/>
-        </w:rPr>
-        <w:t>9</w:t>
-      </w:r>
-      <w:r>
-        <w:rPr>
-          <w:rFonts w:ascii="Times New Roman" w:hAnsi="Times New Roman"/>
-          <w:b w:val="0"/>
-          <w:bCs w:val="0"/>
-          <w:sz w:val="24"/>
-        </w:rPr>
-        <w:t xml:space="preserve"> Products or Services Offered</w:t>
-      </w:r>
-      <w:bookmarkEnd w:id="16"/>
-    </w:p>
-    <w:p>
-      <w:pPr>
-        <w:pStyle w:val="Heading1"/>
-        <w:rPr>
-          <w:rFonts w:ascii="Times New Roman" w:hAnsi="Times New Roman" w:cs="Times New Roman"/>
-          <w:color w:val="2F5496" w:themeColor="accent1" w:themeShade="BF"/>
-          <w:sz w:val="28"/>
-          <w:szCs w:val="28"/>
-        </w:rPr>
-      </w:pPr>
-      <w:bookmarkStart w:id="17" w:name="_Toc234396047"/>
-      <w:r>
-        <w:rPr>
-          <w:rFonts w:ascii="Times New Roman" w:hAnsi="Times New Roman" w:cs="Times New Roman"/>
-          <w:color w:val="2F5496" w:themeColor="accent1" w:themeShade="BF"/>
-          <w:sz w:val="28"/>
-          <w:szCs w:val="28"/>
-        </w:rPr>
-        <w:t xml:space="preserve">Chapter </w:t>
-      </w:r>
-      <w:r>
-        <w:rPr>
-          <w:rFonts w:ascii="Times New Roman" w:hAnsi="Times New Roman" w:cs="Times New Roman"/>
-          <w:color w:val="2F5496" w:themeColor="accent1" w:themeShade="BF"/>
-          <w:sz w:val="28"/>
-          <w:szCs w:val="28"/>
-        </w:rPr>
-        <w:t>2</w:t>
-      </w:r>
-      <w:r>
-        <w:rPr>
-          <w:rFonts w:ascii="Times New Roman" w:hAnsi="Times New Roman" w:cs="Times New Roman"/>
-          <w:color w:val="2F5496" w:themeColor="accent1" w:themeShade="BF"/>
-          <w:sz w:val="28"/>
-          <w:szCs w:val="28"/>
-        </w:rPr>
-        <w:t xml:space="preserve"> (HRM Section)</w:t>
-      </w:r>
-      <w:r>
-        <w:rPr>
-          <w:rFonts w:ascii="Times New Roman" w:hAnsi="Times New Roman" w:cs="Times New Roman"/>
-          <w:color w:val="2F5496" w:themeColor="accent1" w:themeShade="BF"/>
-          <w:sz w:val="28"/>
-          <w:szCs w:val="28"/>
-        </w:rPr>
-        <w:t>: Management Practices at [Organization Name]</w:t>
-      </w:r>
-      <w:bookmarkEnd w:id="17"/>
-    </w:p>
-    <w:p>
-      <w:pPr>
-        <w:pStyle w:val="Heading2"/>
-        <w:jc w:val="left"/>
-        <w:rPr>
-          <w:rFonts w:ascii="Times New Roman" w:hAnsi="Times New Roman"/>
-          <w:b w:val="0"/>
-          <w:bCs w:val="0"/>
-          <w:sz w:val="24"/>
-        </w:rPr>
-      </w:pPr>
-      <w:bookmarkStart w:id="18" w:name="_Toc234396048"/>
-      <w:r>
-        <w:rPr>
-          <w:rFonts w:ascii="Times New Roman" w:hAnsi="Times New Roman"/>
-          <w:b w:val="0"/>
-          <w:bCs w:val="0"/>
-          <w:sz w:val="24"/>
-        </w:rPr>
-        <w:t>Write this chapter according to your department of internship regardless of your specialization (major/minor) in degree program.</w:t>
-      </w:r>
-      <w:bookmarkEnd w:id="18"/>
-    </w:p>
-    <w:p>
-      <w:pPr>
-        <w:pStyle w:val="Heading2"/>
-        <w:jc w:val="left"/>
-        <w:rPr>
-          <w:rFonts w:ascii="Times New Roman" w:hAnsi="Times New Roman"/>
-          <w:b w:val="0"/>
-          <w:bCs w:val="0"/>
-          <w:sz w:val="24"/>
-        </w:rPr>
-      </w:pPr>
-      <w:bookmarkStart w:id="19" w:name="_Toc234396049"/>
-      <w:r>
-        <w:rPr>
-          <w:rFonts w:ascii="Times New Roman" w:hAnsi="Times New Roman"/>
-          <w:b w:val="0"/>
-          <w:bCs w:val="0"/>
-          <w:sz w:val="24"/>
-        </w:rPr>
-        <w:t xml:space="preserve">HR section: </w:t>
-      </w:r>
-      <w:r>
-        <w:rPr>
-          <w:rFonts w:ascii="Times New Roman" w:hAnsi="Times New Roman"/>
-          <w:b w:val="0"/>
-          <w:bCs w:val="0"/>
-          <w:sz w:val="24"/>
-        </w:rPr>
-        <w:t xml:space="preserve">Human Resource Management Practices </w:t>
-      </w:r>
-      <w:proofErr w:type="gramStart"/>
-      <w:r>
-        <w:rPr>
-          <w:rFonts w:ascii="Times New Roman" w:hAnsi="Times New Roman"/>
-          <w:b w:val="0"/>
-          <w:bCs w:val="0"/>
-          <w:sz w:val="24"/>
-        </w:rPr>
-        <w:t>at[</w:t>
-      </w:r>
-      <w:proofErr w:type="gramEnd"/>
-      <w:r>
-        <w:rPr>
-          <w:rFonts w:ascii="Times New Roman" w:hAnsi="Times New Roman"/>
-          <w:b w:val="0"/>
-          <w:bCs w:val="0"/>
-          <w:sz w:val="24"/>
-        </w:rPr>
-        <w:t>Organization Name]</w:t>
-      </w:r>
-      <w:bookmarkEnd w:id="19"/>
-      <w:r>
-        <w:rPr>
-          <w:rFonts w:ascii="Times New Roman" w:hAnsi="Times New Roman"/>
-          <w:b w:val="0"/>
-          <w:bCs w:val="0"/>
-          <w:sz w:val="24"/>
-        </w:rPr>
-        <w:t xml:space="preserve"> </w:t>
-      </w:r>
-    </w:p>
-    <w:p>
-      <w:pPr>
-        <w:pStyle w:val="Heading2"/>
-        <w:jc w:val="left"/>
-        <w:rPr>
-          <w:rFonts w:ascii="Times New Roman" w:hAnsi="Times New Roman"/>
-          <w:b w:val="0"/>
-          <w:bCs w:val="0"/>
-          <w:sz w:val="24"/>
-        </w:rPr>
-      </w:pPr>
-      <w:bookmarkStart w:id="20" w:name="_Toc234396050"/>
-      <w:r>
-        <w:rPr>
-          <w:rFonts w:ascii="Times New Roman" w:hAnsi="Times New Roman"/>
-          <w:b w:val="0"/>
-          <w:bCs w:val="0"/>
-          <w:sz w:val="24"/>
-        </w:rPr>
-        <w:t>(for HRM internship only)</w:t>
-      </w:r>
-      <w:bookmarkEnd w:id="20"/>
-    </w:p>
-    <w:p>
-      <w:pPr>
-        <w:pStyle w:val="Heading2"/>
-        <w:ind w:left="720"/>
-        <w:jc w:val="left"/>
-        <w:rPr>
-          <w:rFonts w:ascii="Times New Roman" w:hAnsi="Times New Roman"/>
-          <w:b w:val="0"/>
-          <w:bCs w:val="0"/>
-          <w:sz w:val="24"/>
-        </w:rPr>
-      </w:pPr>
-      <w:bookmarkStart w:id="21" w:name="_Toc234396051"/>
-      <w:r>
-        <w:rPr>
-          <w:rFonts w:ascii="Times New Roman" w:hAnsi="Times New Roman"/>
-          <w:b w:val="0"/>
-          <w:bCs w:val="0"/>
-          <w:sz w:val="24"/>
-        </w:rPr>
-        <w:t>2</w:t>
-      </w:r>
-      <w:r>
-        <w:rPr>
-          <w:rFonts w:ascii="Times New Roman" w:hAnsi="Times New Roman"/>
-          <w:b w:val="0"/>
-          <w:bCs w:val="0"/>
-          <w:sz w:val="24"/>
-        </w:rPr>
-        <w:t xml:space="preserve">.1 </w:t>
-      </w:r>
-      <w:r>
-        <w:rPr>
-          <w:rFonts w:ascii="Times New Roman" w:hAnsi="Times New Roman"/>
-          <w:b w:val="0"/>
-          <w:bCs w:val="0"/>
-          <w:sz w:val="24"/>
-        </w:rPr>
-        <w:t>HR Division – a Review</w:t>
-      </w:r>
-      <w:bookmarkEnd w:id="21"/>
-    </w:p>
-    <w:p>
-      <w:pPr>
-        <w:pStyle w:val="Heading2"/>
-        <w:ind w:left="720"/>
-        <w:jc w:val="left"/>
-        <w:rPr>
-          <w:rFonts w:ascii="Times New Roman" w:hAnsi="Times New Roman"/>
-          <w:b w:val="0"/>
-          <w:bCs w:val="0"/>
-          <w:sz w:val="24"/>
-        </w:rPr>
-      </w:pPr>
-      <w:bookmarkStart w:id="22" w:name="_Toc234396052"/>
-      <w:r>
-        <w:rPr>
-          <w:rFonts w:ascii="Times New Roman" w:hAnsi="Times New Roman"/>
-          <w:b w:val="0"/>
-          <w:bCs w:val="0"/>
-          <w:sz w:val="24"/>
-        </w:rPr>
-        <w:t>2</w:t>
-      </w:r>
-      <w:r>
-        <w:rPr>
-          <w:rFonts w:ascii="Times New Roman" w:hAnsi="Times New Roman"/>
-          <w:b w:val="0"/>
-          <w:bCs w:val="0"/>
-          <w:sz w:val="24"/>
-        </w:rPr>
-        <w:t xml:space="preserve">.2 </w:t>
-      </w:r>
-      <w:r>
-        <w:rPr>
-          <w:rFonts w:ascii="Times New Roman" w:hAnsi="Times New Roman"/>
-          <w:b w:val="0"/>
-          <w:bCs w:val="0"/>
-          <w:sz w:val="24"/>
-        </w:rPr>
-        <w:t>Job analysis</w:t>
-      </w:r>
-      <w:bookmarkEnd w:id="22"/>
-    </w:p>
-    <w:p>
-      <w:pPr>
-        <w:pStyle w:val="Heading2"/>
-        <w:ind w:left="720"/>
-        <w:jc w:val="left"/>
-        <w:rPr>
-          <w:rFonts w:ascii="Times New Roman" w:hAnsi="Times New Roman"/>
-          <w:b w:val="0"/>
-          <w:bCs w:val="0"/>
-          <w:sz w:val="24"/>
-        </w:rPr>
-      </w:pPr>
-      <w:bookmarkStart w:id="23" w:name="_Toc234396053"/>
-      <w:r>
-        <w:rPr>
-          <w:rFonts w:ascii="Times New Roman" w:hAnsi="Times New Roman"/>
-          <w:b w:val="0"/>
-          <w:bCs w:val="0"/>
-          <w:sz w:val="24"/>
-        </w:rPr>
-        <w:t>2</w:t>
-      </w:r>
-      <w:r>
-        <w:rPr>
-          <w:rFonts w:ascii="Times New Roman" w:hAnsi="Times New Roman"/>
-          <w:b w:val="0"/>
-          <w:bCs w:val="0"/>
-          <w:sz w:val="24"/>
-        </w:rPr>
-        <w:t xml:space="preserve">.3 </w:t>
-      </w:r>
-      <w:r>
-        <w:rPr>
-          <w:rFonts w:ascii="Times New Roman" w:hAnsi="Times New Roman"/>
-          <w:b w:val="0"/>
-          <w:bCs w:val="0"/>
-          <w:sz w:val="24"/>
-        </w:rPr>
-        <w:t>Human Resource Planning</w:t>
-      </w:r>
-      <w:bookmarkEnd w:id="23"/>
-    </w:p>
-    <w:p>
-      <w:pPr>
-        <w:pStyle w:val="Heading2"/>
-        <w:ind w:left="720"/>
-        <w:jc w:val="left"/>
-        <w:rPr>
-          <w:rFonts w:ascii="Times New Roman" w:hAnsi="Times New Roman"/>
-          <w:b w:val="0"/>
-          <w:bCs w:val="0"/>
-          <w:sz w:val="24"/>
-        </w:rPr>
-      </w:pPr>
-      <w:bookmarkStart w:id="24" w:name="_Toc234396054"/>
-      <w:r>
-        <w:rPr>
-          <w:rFonts w:ascii="Times New Roman" w:hAnsi="Times New Roman"/>
-          <w:b w:val="0"/>
-          <w:bCs w:val="0"/>
-          <w:sz w:val="24"/>
-        </w:rPr>
-        <w:t>2</w:t>
-      </w:r>
-      <w:r>
-        <w:rPr>
-          <w:rFonts w:ascii="Times New Roman" w:hAnsi="Times New Roman"/>
-          <w:b w:val="0"/>
-          <w:bCs w:val="0"/>
-          <w:sz w:val="24"/>
-        </w:rPr>
-        <w:t xml:space="preserve">.4 </w:t>
-      </w:r>
-      <w:r>
-        <w:rPr>
-          <w:rFonts w:ascii="Times New Roman" w:hAnsi="Times New Roman"/>
-          <w:b w:val="0"/>
-          <w:bCs w:val="0"/>
-          <w:sz w:val="24"/>
-        </w:rPr>
-        <w:t>Recruitment and Selection Procedures</w:t>
-      </w:r>
-      <w:bookmarkEnd w:id="24"/>
-    </w:p>
-    <w:p>
-      <w:pPr>
-        <w:pStyle w:val="Heading2"/>
-        <w:ind w:left="720"/>
-        <w:jc w:val="left"/>
-        <w:rPr>
-          <w:rFonts w:ascii="Times New Roman" w:hAnsi="Times New Roman"/>
-          <w:b w:val="0"/>
-          <w:bCs w:val="0"/>
-          <w:sz w:val="24"/>
-        </w:rPr>
-      </w:pPr>
-      <w:bookmarkStart w:id="25" w:name="_Toc234396055"/>
-      <w:r>
-        <w:rPr>
-          <w:rFonts w:ascii="Times New Roman" w:hAnsi="Times New Roman"/>
-          <w:b w:val="0"/>
-          <w:bCs w:val="0"/>
-          <w:sz w:val="24"/>
-        </w:rPr>
-        <w:t>2</w:t>
-      </w:r>
-      <w:r>
-        <w:rPr>
-          <w:rFonts w:ascii="Times New Roman" w:hAnsi="Times New Roman"/>
-          <w:b w:val="0"/>
-          <w:bCs w:val="0"/>
-          <w:sz w:val="24"/>
-        </w:rPr>
-        <w:t>.5</w:t>
-      </w:r>
-      <w:r>
-        <w:rPr>
-          <w:rFonts w:ascii="Times New Roman" w:hAnsi="Times New Roman"/>
-          <w:b w:val="0"/>
-          <w:bCs w:val="0"/>
-          <w:sz w:val="24"/>
-        </w:rPr>
-        <w:t xml:space="preserve"> Orientation of new hires</w:t>
-      </w:r>
-      <w:bookmarkEnd w:id="25"/>
-    </w:p>
-    <w:p>
-      <w:pPr>
-        <w:pStyle w:val="Heading2"/>
-        <w:ind w:left="720"/>
-        <w:jc w:val="left"/>
-        <w:rPr>
-          <w:rFonts w:ascii="Times New Roman" w:hAnsi="Times New Roman"/>
-          <w:b w:val="0"/>
-          <w:bCs w:val="0"/>
-          <w:sz w:val="24"/>
-        </w:rPr>
-      </w:pPr>
-      <w:bookmarkStart w:id="26" w:name="_Toc234396056"/>
-      <w:r>
-        <w:rPr>
-          <w:rFonts w:ascii="Times New Roman" w:hAnsi="Times New Roman"/>
-          <w:b w:val="0"/>
-          <w:bCs w:val="0"/>
-          <w:sz w:val="24"/>
-        </w:rPr>
-        <w:t>2</w:t>
-      </w:r>
-      <w:r>
-        <w:rPr>
-          <w:rFonts w:ascii="Times New Roman" w:hAnsi="Times New Roman"/>
-          <w:b w:val="0"/>
-          <w:bCs w:val="0"/>
-          <w:sz w:val="24"/>
-        </w:rPr>
-        <w:t xml:space="preserve">.6 </w:t>
-      </w:r>
-      <w:r>
-        <w:rPr>
-          <w:rFonts w:ascii="Times New Roman" w:hAnsi="Times New Roman"/>
-          <w:b w:val="0"/>
-          <w:bCs w:val="0"/>
-          <w:sz w:val="24"/>
-        </w:rPr>
-        <w:t>Training &amp; Development of employees</w:t>
-      </w:r>
-      <w:bookmarkEnd w:id="26"/>
-    </w:p>
-    <w:p>
-      <w:pPr>
-        <w:pStyle w:val="Heading2"/>
-        <w:ind w:left="720"/>
-        <w:jc w:val="left"/>
-        <w:rPr>
-          <w:rFonts w:ascii="Times New Roman" w:hAnsi="Times New Roman"/>
-          <w:b w:val="0"/>
-          <w:bCs w:val="0"/>
-          <w:sz w:val="24"/>
-        </w:rPr>
-      </w:pPr>
-      <w:bookmarkStart w:id="27" w:name="_Toc234396057"/>
-      <w:r>
-        <w:rPr>
-          <w:rFonts w:ascii="Times New Roman" w:hAnsi="Times New Roman"/>
-          <w:b w:val="0"/>
-          <w:bCs w:val="0"/>
-          <w:sz w:val="24"/>
-        </w:rPr>
-        <w:t>2</w:t>
-      </w:r>
-      <w:r>
-        <w:rPr>
-          <w:rFonts w:ascii="Times New Roman" w:hAnsi="Times New Roman"/>
-          <w:b w:val="0"/>
-          <w:bCs w:val="0"/>
-          <w:sz w:val="24"/>
-        </w:rPr>
-        <w:t xml:space="preserve">.7 </w:t>
-      </w:r>
-      <w:r>
-        <w:rPr>
-          <w:rFonts w:ascii="Times New Roman" w:hAnsi="Times New Roman"/>
-          <w:b w:val="0"/>
-          <w:bCs w:val="0"/>
-          <w:sz w:val="24"/>
-        </w:rPr>
-        <w:t>Appraising &amp; Managing Performance</w:t>
-      </w:r>
-      <w:bookmarkEnd w:id="27"/>
-    </w:p>
-    <w:p>
-      <w:pPr>
-        <w:pStyle w:val="Heading2"/>
-        <w:ind w:left="720"/>
-        <w:jc w:val="left"/>
-        <w:rPr>
-          <w:rFonts w:ascii="Times New Roman" w:hAnsi="Times New Roman"/>
-          <w:b w:val="0"/>
-          <w:bCs w:val="0"/>
-          <w:sz w:val="24"/>
-        </w:rPr>
-      </w:pPr>
-      <w:bookmarkStart w:id="28" w:name="_Toc234396058"/>
-      <w:r>
-        <w:rPr>
-          <w:rFonts w:ascii="Times New Roman" w:hAnsi="Times New Roman"/>
-          <w:b w:val="0"/>
-          <w:bCs w:val="0"/>
-          <w:sz w:val="24"/>
-        </w:rPr>
-        <w:t>2</w:t>
-      </w:r>
-      <w:r>
-        <w:rPr>
-          <w:rFonts w:ascii="Times New Roman" w:hAnsi="Times New Roman"/>
-          <w:b w:val="0"/>
-          <w:bCs w:val="0"/>
-          <w:sz w:val="24"/>
-        </w:rPr>
-        <w:t xml:space="preserve">.8 </w:t>
-      </w:r>
-      <w:r>
-        <w:rPr>
-          <w:rFonts w:ascii="Times New Roman" w:hAnsi="Times New Roman"/>
-          <w:b w:val="0"/>
-          <w:bCs w:val="0"/>
-          <w:sz w:val="24"/>
-        </w:rPr>
-        <w:t>Compensation &amp; Benefits Policies</w:t>
-      </w:r>
-      <w:bookmarkEnd w:id="28"/>
-    </w:p>
-    <w:p>
-      <w:pPr>
-        <w:pStyle w:val="Heading2"/>
-        <w:ind w:left="720"/>
-        <w:jc w:val="left"/>
-        <w:rPr>
-          <w:rFonts w:ascii="Times New Roman" w:hAnsi="Times New Roman"/>
-          <w:b w:val="0"/>
-          <w:bCs w:val="0"/>
-          <w:sz w:val="24"/>
-        </w:rPr>
-      </w:pPr>
-      <w:bookmarkStart w:id="29" w:name="_Toc234396059"/>
-      <w:r>
-        <w:rPr>
-          <w:rFonts w:ascii="Times New Roman" w:hAnsi="Times New Roman"/>
-          <w:b w:val="0"/>
-          <w:bCs w:val="0"/>
-          <w:sz w:val="24"/>
-        </w:rPr>
-        <w:t>2</w:t>
-      </w:r>
-      <w:r>
-        <w:rPr>
-          <w:rFonts w:ascii="Times New Roman" w:hAnsi="Times New Roman"/>
-          <w:b w:val="0"/>
-          <w:bCs w:val="0"/>
-          <w:sz w:val="24"/>
-        </w:rPr>
-        <w:t xml:space="preserve">.9 </w:t>
-      </w:r>
-      <w:r>
-        <w:rPr>
-          <w:rFonts w:ascii="Times New Roman" w:hAnsi="Times New Roman"/>
-          <w:b w:val="0"/>
-          <w:bCs w:val="0"/>
-          <w:sz w:val="24"/>
-        </w:rPr>
-        <w:t>Labor Relations</w:t>
-      </w:r>
-      <w:bookmarkEnd w:id="29"/>
-    </w:p>
-    <w:p>
-      <w:pPr>
-        <w:ind w:left="720"/>
-      </w:pPr>
-      <w:r>
-        <w:t>2.10 Procedures of record keeping of Employees</w:t>
-      </w:r>
-    </w:p>
-    <w:p/>
-    <w:p>
-      <w:pPr>
-        <w:pStyle w:val="Heading1"/>
-        <w:rPr>
-          <w:rFonts w:ascii="Times New Roman" w:hAnsi="Times New Roman" w:cs="Times New Roman"/>
-          <w:color w:val="2F5496" w:themeColor="accent1" w:themeShade="BF"/>
-          <w:sz w:val="28"/>
-          <w:szCs w:val="28"/>
-        </w:rPr>
-      </w:pPr>
-      <w:bookmarkStart w:id="30" w:name="_Toc234396060"/>
-      <w:r>
-        <w:rPr>
-          <w:rFonts w:ascii="Times New Roman" w:hAnsi="Times New Roman" w:cs="Times New Roman"/>
-          <w:color w:val="2F5496" w:themeColor="accent1" w:themeShade="BF"/>
-          <w:sz w:val="28"/>
-          <w:szCs w:val="28"/>
-        </w:rPr>
-        <w:t>Chapter 2 (</w:t>
-      </w:r>
-      <w:r>
-        <w:rPr>
-          <w:rFonts w:ascii="Times New Roman" w:hAnsi="Times New Roman" w:cs="Times New Roman"/>
-          <w:color w:val="2F5496" w:themeColor="accent1" w:themeShade="BF"/>
-          <w:sz w:val="28"/>
-          <w:szCs w:val="28"/>
-        </w:rPr>
-        <w:t>MKT Section</w:t>
-      </w:r>
-      <w:r>
-        <w:rPr>
-          <w:rFonts w:ascii="Times New Roman" w:hAnsi="Times New Roman" w:cs="Times New Roman"/>
-          <w:color w:val="2F5496" w:themeColor="accent1" w:themeShade="BF"/>
-          <w:sz w:val="28"/>
-          <w:szCs w:val="28"/>
-        </w:rPr>
-        <w:t>): Marketing Management Practices at [Organization Name]</w:t>
-      </w:r>
-      <w:bookmarkEnd w:id="30"/>
-    </w:p>
-    <w:p>
-      <w:pPr>
-        <w:pStyle w:val="Heading2"/>
-        <w:jc w:val="left"/>
-        <w:rPr>
-          <w:rFonts w:ascii="Times New Roman" w:hAnsi="Times New Roman"/>
-          <w:b w:val="0"/>
-          <w:bCs w:val="0"/>
-          <w:sz w:val="24"/>
-        </w:rPr>
-      </w:pPr>
-      <w:bookmarkStart w:id="31" w:name="_Toc234396061"/>
-      <w:r>
-        <w:rPr>
-          <w:rFonts w:ascii="Times New Roman" w:hAnsi="Times New Roman"/>
-          <w:b w:val="0"/>
-          <w:bCs w:val="0"/>
-          <w:sz w:val="24"/>
-        </w:rPr>
-        <w:t>(for Marketing internship only)</w:t>
-      </w:r>
-      <w:bookmarkEnd w:id="31"/>
-    </w:p>
-    <w:p>
-      <w:pPr>
-        <w:pStyle w:val="Heading2"/>
-        <w:ind w:left="720"/>
-        <w:jc w:val="left"/>
-        <w:rPr>
-          <w:rFonts w:ascii="Times New Roman" w:hAnsi="Times New Roman"/>
-          <w:b w:val="0"/>
-          <w:bCs w:val="0"/>
-          <w:sz w:val="24"/>
-        </w:rPr>
-      </w:pPr>
-      <w:bookmarkStart w:id="32" w:name="_Toc234396062"/>
-      <w:r>
-        <w:rPr>
-          <w:rFonts w:ascii="Times New Roman" w:hAnsi="Times New Roman"/>
-          <w:b w:val="0"/>
-          <w:bCs w:val="0"/>
-          <w:sz w:val="24"/>
-        </w:rPr>
-        <w:t>2</w:t>
-      </w:r>
-      <w:r>
-        <w:rPr>
-          <w:rFonts w:ascii="Times New Roman" w:hAnsi="Times New Roman"/>
-          <w:b w:val="0"/>
-          <w:bCs w:val="0"/>
-          <w:sz w:val="24"/>
-        </w:rPr>
-        <w:t xml:space="preserve">.1 </w:t>
-      </w:r>
-      <w:r>
-        <w:rPr>
-          <w:rFonts w:ascii="Times New Roman" w:hAnsi="Times New Roman"/>
-          <w:b w:val="0"/>
-          <w:bCs w:val="0"/>
-          <w:sz w:val="24"/>
-        </w:rPr>
-        <w:t>Marketing Division – a Review</w:t>
-      </w:r>
-      <w:bookmarkEnd w:id="32"/>
-    </w:p>
-    <w:p>
-      <w:pPr>
-        <w:pStyle w:val="Heading2"/>
-        <w:ind w:left="720"/>
-        <w:jc w:val="left"/>
-        <w:rPr>
-          <w:rFonts w:ascii="Times New Roman" w:hAnsi="Times New Roman"/>
-          <w:b w:val="0"/>
-          <w:bCs w:val="0"/>
-          <w:sz w:val="24"/>
-        </w:rPr>
-      </w:pPr>
-      <w:bookmarkStart w:id="33" w:name="_Toc234396063"/>
-      <w:r>
-        <w:rPr>
-          <w:rFonts w:ascii="Times New Roman" w:hAnsi="Times New Roman"/>
-          <w:b w:val="0"/>
-          <w:bCs w:val="0"/>
-          <w:sz w:val="24"/>
-        </w:rPr>
-        <w:t>2</w:t>
-      </w:r>
-      <w:r>
-        <w:rPr>
-          <w:rFonts w:ascii="Times New Roman" w:hAnsi="Times New Roman"/>
-          <w:b w:val="0"/>
-          <w:bCs w:val="0"/>
-          <w:sz w:val="24"/>
-        </w:rPr>
-        <w:t xml:space="preserve">.2 </w:t>
-      </w:r>
-      <w:r>
-        <w:rPr>
-          <w:rFonts w:ascii="Times New Roman" w:hAnsi="Times New Roman"/>
-          <w:b w:val="0"/>
-          <w:bCs w:val="0"/>
-          <w:sz w:val="24"/>
-        </w:rPr>
-        <w:t>The Marketing Environment (Micro &amp; Macro)</w:t>
-      </w:r>
-      <w:bookmarkEnd w:id="33"/>
-      <w:r>
-        <w:rPr>
-          <w:rFonts w:ascii="Times New Roman" w:hAnsi="Times New Roman"/>
-          <w:b w:val="0"/>
-          <w:bCs w:val="0"/>
-          <w:sz w:val="24"/>
-        </w:rPr>
-        <w:t xml:space="preserve"> </w:t>
-      </w:r>
-    </w:p>
-    <w:p>
-      <w:pPr>
-        <w:pStyle w:val="Heading2"/>
-        <w:ind w:left="720"/>
-        <w:jc w:val="left"/>
-        <w:rPr>
-          <w:rFonts w:ascii="Times New Roman" w:hAnsi="Times New Roman"/>
-          <w:b w:val="0"/>
-          <w:bCs w:val="0"/>
-          <w:sz w:val="24"/>
-        </w:rPr>
-      </w:pPr>
-      <w:bookmarkStart w:id="34" w:name="_Toc234396064"/>
-      <w:r>
-        <w:rPr>
-          <w:rFonts w:ascii="Times New Roman" w:hAnsi="Times New Roman"/>
-          <w:b w:val="0"/>
-          <w:bCs w:val="0"/>
-          <w:sz w:val="24"/>
-        </w:rPr>
-        <w:t>2</w:t>
-      </w:r>
-      <w:r>
-        <w:rPr>
-          <w:rFonts w:ascii="Times New Roman" w:hAnsi="Times New Roman"/>
-          <w:b w:val="0"/>
-          <w:bCs w:val="0"/>
-          <w:sz w:val="24"/>
-        </w:rPr>
-        <w:t xml:space="preserve">.3 </w:t>
-      </w:r>
-      <w:r>
-        <w:rPr>
-          <w:rFonts w:ascii="Times New Roman" w:hAnsi="Times New Roman"/>
-          <w:b w:val="0"/>
-          <w:bCs w:val="0"/>
-          <w:sz w:val="24"/>
-        </w:rPr>
-        <w:t xml:space="preserve">Marketing Mix at </w:t>
-      </w:r>
-      <w:r>
-        <w:rPr>
-          <w:rFonts w:ascii="Times New Roman" w:hAnsi="Times New Roman"/>
-          <w:b w:val="0"/>
-          <w:bCs w:val="0"/>
-          <w:sz w:val="24"/>
-        </w:rPr>
-        <w:t>[Organization Name]</w:t>
-      </w:r>
-      <w:bookmarkEnd w:id="34"/>
-    </w:p>
-    <w:p>
-      <w:pPr>
-        <w:pStyle w:val="Heading2"/>
-        <w:ind w:left="720"/>
-        <w:jc w:val="left"/>
-        <w:rPr>
-          <w:rFonts w:ascii="Times New Roman" w:hAnsi="Times New Roman"/>
-          <w:b w:val="0"/>
-          <w:bCs w:val="0"/>
-          <w:sz w:val="24"/>
-        </w:rPr>
-      </w:pPr>
-      <w:bookmarkStart w:id="35" w:name="_Toc234396065"/>
-      <w:r>
-        <w:rPr>
-          <w:rFonts w:ascii="Times New Roman" w:hAnsi="Times New Roman"/>
-          <w:b w:val="0"/>
-          <w:bCs w:val="0"/>
-          <w:sz w:val="24"/>
-        </w:rPr>
-        <w:t>2</w:t>
-      </w:r>
-      <w:r>
-        <w:rPr>
-          <w:rFonts w:ascii="Times New Roman" w:hAnsi="Times New Roman"/>
-          <w:b w:val="0"/>
-          <w:bCs w:val="0"/>
-          <w:sz w:val="24"/>
-        </w:rPr>
-        <w:t>.</w:t>
-      </w:r>
-      <w:r>
-        <w:rPr>
-          <w:rFonts w:ascii="Times New Roman" w:hAnsi="Times New Roman"/>
-          <w:b w:val="0"/>
-          <w:bCs w:val="0"/>
-          <w:sz w:val="24"/>
-        </w:rPr>
-        <w:t>3.1</w:t>
-      </w:r>
-      <w:r>
-        <w:rPr>
-          <w:rFonts w:ascii="Times New Roman" w:hAnsi="Times New Roman"/>
-          <w:b w:val="0"/>
-          <w:bCs w:val="0"/>
-          <w:sz w:val="24"/>
-        </w:rPr>
-        <w:t xml:space="preserve"> </w:t>
-      </w:r>
-      <w:r>
-        <w:rPr>
-          <w:rFonts w:ascii="Times New Roman" w:hAnsi="Times New Roman"/>
-          <w:b w:val="0"/>
-          <w:bCs w:val="0"/>
-          <w:sz w:val="24"/>
-        </w:rPr>
-        <w:t>People</w:t>
-      </w:r>
-      <w:bookmarkEnd w:id="35"/>
-    </w:p>
-    <w:p>
-      <w:pPr>
-        <w:pStyle w:val="Heading2"/>
-        <w:ind w:left="720"/>
-        <w:jc w:val="left"/>
-        <w:rPr>
-          <w:rFonts w:ascii="Times New Roman" w:hAnsi="Times New Roman"/>
-          <w:b w:val="0"/>
-          <w:bCs w:val="0"/>
-          <w:sz w:val="24"/>
-        </w:rPr>
-      </w:pPr>
-      <w:bookmarkStart w:id="36" w:name="_Toc234396066"/>
-      <w:r>
-        <w:rPr>
-          <w:rFonts w:ascii="Times New Roman" w:hAnsi="Times New Roman"/>
-          <w:b w:val="0"/>
-          <w:bCs w:val="0"/>
-          <w:sz w:val="24"/>
-        </w:rPr>
-        <w:t>2</w:t>
-      </w:r>
-      <w:r>
-        <w:rPr>
-          <w:rFonts w:ascii="Times New Roman" w:hAnsi="Times New Roman"/>
-          <w:b w:val="0"/>
-          <w:bCs w:val="0"/>
-          <w:sz w:val="24"/>
-        </w:rPr>
-        <w:t>.</w:t>
-      </w:r>
-      <w:r>
-        <w:rPr>
-          <w:rFonts w:ascii="Times New Roman" w:hAnsi="Times New Roman"/>
-          <w:b w:val="0"/>
-          <w:bCs w:val="0"/>
-          <w:sz w:val="24"/>
-        </w:rPr>
-        <w:t>3.2 Product</w:t>
-      </w:r>
-      <w:bookmarkEnd w:id="36"/>
-    </w:p>
-    <w:p>
-      <w:pPr>
-        <w:pStyle w:val="Heading2"/>
-        <w:ind w:left="720"/>
-        <w:jc w:val="left"/>
-        <w:rPr>
-          <w:rFonts w:ascii="Times New Roman" w:hAnsi="Times New Roman"/>
-          <w:b w:val="0"/>
-          <w:bCs w:val="0"/>
-          <w:sz w:val="24"/>
-        </w:rPr>
-      </w:pPr>
-      <w:bookmarkStart w:id="37" w:name="_Toc234396067"/>
-      <w:r>
-        <w:rPr>
-          <w:rFonts w:ascii="Times New Roman" w:hAnsi="Times New Roman"/>
-          <w:b w:val="0"/>
-          <w:bCs w:val="0"/>
-          <w:sz w:val="24"/>
-        </w:rPr>
-        <w:t>2</w:t>
-      </w:r>
-      <w:r>
-        <w:rPr>
-          <w:rFonts w:ascii="Times New Roman" w:hAnsi="Times New Roman"/>
-          <w:b w:val="0"/>
-          <w:bCs w:val="0"/>
-          <w:sz w:val="24"/>
-        </w:rPr>
-        <w:t>.</w:t>
-      </w:r>
-      <w:r>
-        <w:rPr>
-          <w:rFonts w:ascii="Times New Roman" w:hAnsi="Times New Roman"/>
-          <w:b w:val="0"/>
-          <w:bCs w:val="0"/>
-          <w:sz w:val="24"/>
-        </w:rPr>
-        <w:t>3.3 Pricing</w:t>
-      </w:r>
-      <w:bookmarkEnd w:id="37"/>
-    </w:p>
-    <w:p>
-      <w:pPr>
-        <w:pStyle w:val="Heading2"/>
-        <w:ind w:left="720"/>
-        <w:jc w:val="left"/>
-        <w:rPr>
-          <w:rFonts w:ascii="Times New Roman" w:hAnsi="Times New Roman"/>
-          <w:b w:val="0"/>
-          <w:bCs w:val="0"/>
-          <w:sz w:val="24"/>
-        </w:rPr>
-      </w:pPr>
-      <w:bookmarkStart w:id="38" w:name="_Toc234396068"/>
-      <w:r>
-        <w:rPr>
-          <w:rFonts w:ascii="Times New Roman" w:hAnsi="Times New Roman"/>
-          <w:b w:val="0"/>
-          <w:bCs w:val="0"/>
-          <w:sz w:val="24"/>
-        </w:rPr>
-        <w:t>2</w:t>
-      </w:r>
-      <w:r>
-        <w:rPr>
-          <w:rFonts w:ascii="Times New Roman" w:hAnsi="Times New Roman"/>
-          <w:b w:val="0"/>
-          <w:bCs w:val="0"/>
-          <w:sz w:val="24"/>
-        </w:rPr>
-        <w:t>.</w:t>
-      </w:r>
-      <w:r>
-        <w:rPr>
-          <w:rFonts w:ascii="Times New Roman" w:hAnsi="Times New Roman"/>
-          <w:b w:val="0"/>
-          <w:bCs w:val="0"/>
-          <w:sz w:val="24"/>
-        </w:rPr>
-        <w:t>3.4 Place (Distribution): Marketing channels and supply chain management</w:t>
-      </w:r>
-      <w:bookmarkEnd w:id="38"/>
-      <w:r>
-        <w:rPr>
-          <w:rFonts w:ascii="Times New Roman" w:hAnsi="Times New Roman"/>
-          <w:b w:val="0"/>
-          <w:bCs w:val="0"/>
-          <w:sz w:val="24"/>
-        </w:rPr>
-        <w:t xml:space="preserve"> </w:t>
-      </w:r>
-    </w:p>
-    <w:p>
-      <w:pPr>
-        <w:pStyle w:val="Heading2"/>
-        <w:ind w:left="720"/>
-        <w:jc w:val="left"/>
-        <w:rPr>
-          <w:rFonts w:ascii="Times New Roman" w:hAnsi="Times New Roman"/>
-          <w:b w:val="0"/>
-          <w:bCs w:val="0"/>
-          <w:sz w:val="24"/>
-        </w:rPr>
-      </w:pPr>
-      <w:bookmarkStart w:id="39" w:name="_Toc234396069"/>
-      <w:r>
-        <w:rPr>
-          <w:rFonts w:ascii="Times New Roman" w:hAnsi="Times New Roman"/>
-          <w:b w:val="0"/>
-          <w:bCs w:val="0"/>
-          <w:sz w:val="24"/>
-        </w:rPr>
-        <w:t>2</w:t>
-      </w:r>
-      <w:r>
-        <w:rPr>
-          <w:rFonts w:ascii="Times New Roman" w:hAnsi="Times New Roman"/>
-          <w:b w:val="0"/>
-          <w:bCs w:val="0"/>
-          <w:sz w:val="24"/>
-        </w:rPr>
-        <w:t>.</w:t>
-      </w:r>
-      <w:r>
-        <w:rPr>
-          <w:rFonts w:ascii="Times New Roman" w:hAnsi="Times New Roman"/>
-          <w:b w:val="0"/>
-          <w:bCs w:val="0"/>
-          <w:sz w:val="24"/>
-        </w:rPr>
-        <w:t>3.5 Promotion (sales &amp; communication)</w:t>
-      </w:r>
-      <w:bookmarkEnd w:id="39"/>
-    </w:p>
-    <w:p>
-      <w:pPr>
-        <w:pStyle w:val="Heading2"/>
-        <w:ind w:left="720"/>
-        <w:jc w:val="left"/>
-        <w:rPr>
-          <w:rFonts w:ascii="Times New Roman" w:hAnsi="Times New Roman"/>
-          <w:b w:val="0"/>
-          <w:bCs w:val="0"/>
-          <w:sz w:val="24"/>
-        </w:rPr>
-      </w:pPr>
-      <w:bookmarkStart w:id="40" w:name="_Toc234396070"/>
-      <w:r>
-        <w:rPr>
-          <w:rFonts w:ascii="Times New Roman" w:hAnsi="Times New Roman"/>
-          <w:b w:val="0"/>
-          <w:bCs w:val="0"/>
-          <w:sz w:val="24"/>
-        </w:rPr>
-        <w:t>2</w:t>
-      </w:r>
-      <w:r>
-        <w:rPr>
-          <w:rFonts w:ascii="Times New Roman" w:hAnsi="Times New Roman"/>
-          <w:b w:val="0"/>
-          <w:bCs w:val="0"/>
-          <w:sz w:val="24"/>
-        </w:rPr>
-        <w:t>.</w:t>
-      </w:r>
-      <w:r>
-        <w:rPr>
-          <w:rFonts w:ascii="Times New Roman" w:hAnsi="Times New Roman"/>
-          <w:b w:val="0"/>
-          <w:bCs w:val="0"/>
-          <w:sz w:val="24"/>
-        </w:rPr>
-        <w:t>3.6 Performance</w:t>
-      </w:r>
-      <w:bookmarkEnd w:id="40"/>
-    </w:p>
-    <w:p/>
-    <w:p>
-      <w:pPr>
-        <w:pStyle w:val="Heading1"/>
-        <w:rPr>
-          <w:rFonts w:ascii="Times New Roman" w:hAnsi="Times New Roman" w:cs="Times New Roman"/>
-          <w:color w:val="2F5496" w:themeColor="accent1" w:themeShade="BF"/>
-          <w:sz w:val="28"/>
-          <w:szCs w:val="28"/>
-        </w:rPr>
-      </w:pPr>
-      <w:bookmarkStart w:id="41" w:name="_Toc234396071"/>
-      <w:r>
-        <w:rPr>
-          <w:rFonts w:ascii="Times New Roman" w:hAnsi="Times New Roman" w:cs="Times New Roman"/>
-          <w:color w:val="2F5496" w:themeColor="accent1" w:themeShade="BF"/>
-          <w:sz w:val="28"/>
-          <w:szCs w:val="28"/>
-        </w:rPr>
-        <w:lastRenderedPageBreak/>
-        <w:t>Chapter 2 (FIN Section): Financial Management Practices at [Organization Name]</w:t>
-      </w:r>
-      <w:bookmarkEnd w:id="41"/>
-    </w:p>
-    <w:p>
-      <w:pPr>
-        <w:pStyle w:val="Heading2"/>
-        <w:jc w:val="left"/>
-        <w:rPr>
-          <w:rFonts w:ascii="Times New Roman" w:hAnsi="Times New Roman"/>
-          <w:b w:val="0"/>
-          <w:bCs w:val="0"/>
-          <w:sz w:val="24"/>
-        </w:rPr>
-      </w:pPr>
-      <w:bookmarkStart w:id="42" w:name="_Toc234396072"/>
-      <w:r>
-        <w:rPr>
-          <w:rFonts w:ascii="Times New Roman" w:hAnsi="Times New Roman"/>
-          <w:b w:val="0"/>
-          <w:bCs w:val="0"/>
-          <w:sz w:val="24"/>
-        </w:rPr>
-        <w:t>(for Finance internship only)</w:t>
-      </w:r>
-      <w:bookmarkEnd w:id="42"/>
-    </w:p>
-    <w:p>
-      <w:pPr>
-        <w:pStyle w:val="Heading2"/>
-        <w:ind w:left="720"/>
-        <w:jc w:val="left"/>
-        <w:rPr>
-          <w:rFonts w:ascii="Times New Roman" w:hAnsi="Times New Roman"/>
-          <w:b w:val="0"/>
-          <w:bCs w:val="0"/>
-          <w:sz w:val="24"/>
-        </w:rPr>
-      </w:pPr>
-      <w:bookmarkStart w:id="43" w:name="_Toc234396073"/>
-      <w:r>
-        <w:rPr>
-          <w:rFonts w:ascii="Times New Roman" w:hAnsi="Times New Roman"/>
-          <w:b w:val="0"/>
-          <w:bCs w:val="0"/>
-          <w:sz w:val="24"/>
-        </w:rPr>
-        <w:t>2</w:t>
-      </w:r>
-      <w:r>
-        <w:rPr>
-          <w:rFonts w:ascii="Times New Roman" w:hAnsi="Times New Roman"/>
-          <w:b w:val="0"/>
-          <w:bCs w:val="0"/>
-          <w:sz w:val="24"/>
-        </w:rPr>
-        <w:t xml:space="preserve">.1 </w:t>
-      </w:r>
-      <w:r>
-        <w:rPr>
-          <w:rFonts w:ascii="Times New Roman" w:hAnsi="Times New Roman"/>
-          <w:b w:val="0"/>
-          <w:bCs w:val="0"/>
-          <w:sz w:val="24"/>
-        </w:rPr>
-        <w:t>Finance</w:t>
-      </w:r>
-      <w:r>
-        <w:rPr>
-          <w:rFonts w:ascii="Times New Roman" w:hAnsi="Times New Roman"/>
-          <w:b w:val="0"/>
-          <w:bCs w:val="0"/>
-          <w:sz w:val="24"/>
-        </w:rPr>
-        <w:t xml:space="preserve"> Division – a Review</w:t>
-      </w:r>
-      <w:bookmarkEnd w:id="43"/>
-    </w:p>
-    <w:p>
-      <w:pPr>
-        <w:pStyle w:val="Heading2"/>
-        <w:ind w:left="720"/>
-        <w:jc w:val="left"/>
-        <w:rPr>
-          <w:rFonts w:ascii="Times New Roman" w:hAnsi="Times New Roman"/>
-          <w:b w:val="0"/>
-          <w:bCs w:val="0"/>
-          <w:sz w:val="24"/>
-        </w:rPr>
-      </w:pPr>
-      <w:bookmarkStart w:id="44" w:name="_Toc234396074"/>
-      <w:r>
-        <w:rPr>
-          <w:rFonts w:ascii="Times New Roman" w:hAnsi="Times New Roman"/>
-          <w:b w:val="0"/>
-          <w:bCs w:val="0"/>
-          <w:sz w:val="24"/>
-        </w:rPr>
-        <w:t>2</w:t>
-      </w:r>
-      <w:r>
-        <w:rPr>
-          <w:rFonts w:ascii="Times New Roman" w:hAnsi="Times New Roman"/>
-          <w:b w:val="0"/>
-          <w:bCs w:val="0"/>
-          <w:sz w:val="24"/>
-        </w:rPr>
-        <w:t xml:space="preserve">.2 </w:t>
-      </w:r>
-      <w:r>
-        <w:rPr>
-          <w:rFonts w:ascii="Times New Roman" w:hAnsi="Times New Roman"/>
-          <w:b w:val="0"/>
-          <w:bCs w:val="0"/>
-          <w:sz w:val="24"/>
-        </w:rPr>
-        <w:t>Financial Planning &amp; Provisional Capital</w:t>
-      </w:r>
-      <w:bookmarkEnd w:id="44"/>
-    </w:p>
-    <w:p>
-      <w:pPr>
-        <w:pStyle w:val="Heading2"/>
-        <w:ind w:left="720"/>
-        <w:jc w:val="left"/>
-        <w:rPr>
-          <w:rFonts w:ascii="Times New Roman" w:hAnsi="Times New Roman"/>
-          <w:b w:val="0"/>
-          <w:bCs w:val="0"/>
-          <w:sz w:val="24"/>
-        </w:rPr>
-      </w:pPr>
-      <w:bookmarkStart w:id="45" w:name="_Toc234396075"/>
-      <w:r>
-        <w:rPr>
-          <w:rFonts w:ascii="Times New Roman" w:hAnsi="Times New Roman"/>
-          <w:b w:val="0"/>
-          <w:bCs w:val="0"/>
-          <w:sz w:val="24"/>
-        </w:rPr>
-        <w:t>2</w:t>
-      </w:r>
-      <w:r>
-        <w:rPr>
-          <w:rFonts w:ascii="Times New Roman" w:hAnsi="Times New Roman"/>
-          <w:b w:val="0"/>
-          <w:bCs w:val="0"/>
-          <w:sz w:val="24"/>
-        </w:rPr>
-        <w:t xml:space="preserve">.3 </w:t>
-      </w:r>
-      <w:r>
-        <w:rPr>
-          <w:rFonts w:ascii="Times New Roman" w:hAnsi="Times New Roman"/>
-          <w:b w:val="0"/>
-          <w:bCs w:val="0"/>
-          <w:sz w:val="24"/>
-        </w:rPr>
-        <w:t>Administration of Funds</w:t>
-      </w:r>
-      <w:bookmarkEnd w:id="45"/>
-    </w:p>
-    <w:p>
-      <w:pPr>
-        <w:pStyle w:val="Heading2"/>
-        <w:ind w:left="720"/>
-        <w:jc w:val="left"/>
-        <w:rPr>
-          <w:rFonts w:ascii="Times New Roman" w:hAnsi="Times New Roman"/>
-          <w:b w:val="0"/>
-          <w:bCs w:val="0"/>
-          <w:sz w:val="24"/>
-        </w:rPr>
-      </w:pPr>
-      <w:bookmarkStart w:id="46" w:name="_Toc234396076"/>
-      <w:r>
-        <w:rPr>
-          <w:rFonts w:ascii="Times New Roman" w:hAnsi="Times New Roman"/>
-          <w:b w:val="0"/>
-          <w:bCs w:val="0"/>
-          <w:sz w:val="24"/>
-        </w:rPr>
-        <w:t>2</w:t>
-      </w:r>
-      <w:r>
-        <w:rPr>
-          <w:rFonts w:ascii="Times New Roman" w:hAnsi="Times New Roman"/>
-          <w:b w:val="0"/>
-          <w:bCs w:val="0"/>
-          <w:sz w:val="24"/>
-        </w:rPr>
-        <w:t xml:space="preserve">.4 </w:t>
-      </w:r>
-      <w:r>
-        <w:rPr>
-          <w:rFonts w:ascii="Times New Roman" w:hAnsi="Times New Roman"/>
-          <w:b w:val="0"/>
-          <w:bCs w:val="0"/>
-          <w:sz w:val="24"/>
-        </w:rPr>
-        <w:t>Accounting &amp; control mechanism</w:t>
-      </w:r>
-      <w:bookmarkEnd w:id="46"/>
-    </w:p>
-    <w:p>
-      <w:pPr>
-        <w:pStyle w:val="Heading2"/>
-        <w:ind w:left="720"/>
-        <w:jc w:val="left"/>
-        <w:rPr>
-          <w:rFonts w:ascii="Times New Roman" w:hAnsi="Times New Roman"/>
-          <w:b w:val="0"/>
-          <w:bCs w:val="0"/>
-          <w:sz w:val="24"/>
-        </w:rPr>
-      </w:pPr>
-      <w:bookmarkStart w:id="47" w:name="_Toc234396077"/>
-      <w:r>
-        <w:rPr>
-          <w:rFonts w:ascii="Times New Roman" w:hAnsi="Times New Roman"/>
-          <w:b w:val="0"/>
-          <w:bCs w:val="0"/>
-          <w:sz w:val="24"/>
-        </w:rPr>
-        <w:t>2</w:t>
-      </w:r>
-      <w:r>
-        <w:rPr>
-          <w:rFonts w:ascii="Times New Roman" w:hAnsi="Times New Roman"/>
-          <w:b w:val="0"/>
-          <w:bCs w:val="0"/>
-          <w:sz w:val="24"/>
-        </w:rPr>
-        <w:t>.5</w:t>
-      </w:r>
-      <w:r>
-        <w:rPr>
-          <w:rFonts w:ascii="Times New Roman" w:hAnsi="Times New Roman"/>
-          <w:b w:val="0"/>
-          <w:bCs w:val="0"/>
-          <w:sz w:val="24"/>
-        </w:rPr>
-        <w:t xml:space="preserve"> </w:t>
-      </w:r>
-      <w:r>
-        <w:rPr>
-          <w:rFonts w:ascii="Times New Roman" w:hAnsi="Times New Roman"/>
-          <w:b w:val="0"/>
-          <w:bCs w:val="0"/>
-          <w:sz w:val="24"/>
-        </w:rPr>
-        <w:t>Protection of Assets</w:t>
-      </w:r>
-      <w:bookmarkEnd w:id="47"/>
-    </w:p>
-    <w:p>
-      <w:pPr>
-        <w:pStyle w:val="Heading2"/>
-        <w:ind w:left="720"/>
-        <w:jc w:val="left"/>
-        <w:rPr>
-          <w:rFonts w:ascii="Times New Roman" w:hAnsi="Times New Roman"/>
-          <w:b w:val="0"/>
-          <w:bCs w:val="0"/>
-          <w:sz w:val="24"/>
-        </w:rPr>
-      </w:pPr>
-      <w:bookmarkStart w:id="48" w:name="_Toc234396078"/>
-      <w:r>
-        <w:rPr>
-          <w:rFonts w:ascii="Times New Roman" w:hAnsi="Times New Roman"/>
-          <w:b w:val="0"/>
-          <w:bCs w:val="0"/>
-          <w:sz w:val="24"/>
-        </w:rPr>
-        <w:t>2</w:t>
-      </w:r>
-      <w:r>
-        <w:rPr>
-          <w:rFonts w:ascii="Times New Roman" w:hAnsi="Times New Roman"/>
-          <w:b w:val="0"/>
-          <w:bCs w:val="0"/>
-          <w:sz w:val="24"/>
-        </w:rPr>
-        <w:t xml:space="preserve">.6 </w:t>
-      </w:r>
-      <w:r>
-        <w:rPr>
-          <w:rFonts w:ascii="Times New Roman" w:hAnsi="Times New Roman"/>
-          <w:b w:val="0"/>
-          <w:bCs w:val="0"/>
-          <w:sz w:val="24"/>
-        </w:rPr>
-        <w:t>Tax Administration</w:t>
-      </w:r>
-      <w:bookmarkEnd w:id="48"/>
-    </w:p>
-    <w:p>
-      <w:pPr>
-        <w:pStyle w:val="Heading2"/>
-        <w:ind w:left="720"/>
-        <w:jc w:val="left"/>
-        <w:rPr>
-          <w:rFonts w:ascii="Times New Roman" w:hAnsi="Times New Roman"/>
-          <w:b w:val="0"/>
-          <w:bCs w:val="0"/>
-          <w:sz w:val="24"/>
-        </w:rPr>
-      </w:pPr>
-      <w:bookmarkStart w:id="49" w:name="_Toc234396079"/>
-      <w:r>
-        <w:rPr>
-          <w:rFonts w:ascii="Times New Roman" w:hAnsi="Times New Roman"/>
-          <w:b w:val="0"/>
-          <w:bCs w:val="0"/>
-          <w:sz w:val="24"/>
-        </w:rPr>
-        <w:t>2</w:t>
-      </w:r>
-      <w:r>
-        <w:rPr>
-          <w:rFonts w:ascii="Times New Roman" w:hAnsi="Times New Roman"/>
-          <w:b w:val="0"/>
-          <w:bCs w:val="0"/>
-          <w:sz w:val="24"/>
-        </w:rPr>
-        <w:t xml:space="preserve">.7 </w:t>
-      </w:r>
-      <w:r>
-        <w:rPr>
-          <w:rFonts w:ascii="Times New Roman" w:hAnsi="Times New Roman"/>
-          <w:b w:val="0"/>
-          <w:bCs w:val="0"/>
-          <w:sz w:val="24"/>
-        </w:rPr>
-        <w:t>Investor Relations</w:t>
-      </w:r>
-      <w:bookmarkEnd w:id="49"/>
-    </w:p>
-    <w:p>
-      <w:pPr>
-        <w:pStyle w:val="Heading2"/>
-        <w:ind w:left="720"/>
-        <w:jc w:val="left"/>
-        <w:rPr>
-          <w:rFonts w:ascii="Times New Roman" w:hAnsi="Times New Roman"/>
-          <w:b w:val="0"/>
-          <w:bCs w:val="0"/>
-          <w:sz w:val="24"/>
-        </w:rPr>
-      </w:pPr>
-      <w:bookmarkStart w:id="50" w:name="_Toc234396080"/>
-      <w:r>
-        <w:rPr>
-          <w:rFonts w:ascii="Times New Roman" w:hAnsi="Times New Roman"/>
-          <w:b w:val="0"/>
-          <w:bCs w:val="0"/>
-          <w:sz w:val="24"/>
-        </w:rPr>
-        <w:t>2</w:t>
-      </w:r>
-      <w:r>
-        <w:rPr>
-          <w:rFonts w:ascii="Times New Roman" w:hAnsi="Times New Roman"/>
-          <w:b w:val="0"/>
-          <w:bCs w:val="0"/>
-          <w:sz w:val="24"/>
-        </w:rPr>
-        <w:t>.8</w:t>
-      </w:r>
-      <w:r>
-        <w:rPr>
-          <w:rFonts w:ascii="Times New Roman" w:hAnsi="Times New Roman"/>
-          <w:b w:val="0"/>
-          <w:bCs w:val="0"/>
-          <w:sz w:val="24"/>
-        </w:rPr>
-        <w:t xml:space="preserve"> Financial Evaluation &amp; Consulting</w:t>
-      </w:r>
-      <w:bookmarkEnd w:id="50"/>
-    </w:p>
-    <w:p>
-      <w:pPr>
-        <w:pStyle w:val="Heading2"/>
-        <w:ind w:left="720"/>
-        <w:jc w:val="left"/>
-        <w:rPr>
-          <w:rFonts w:ascii="Times New Roman" w:hAnsi="Times New Roman"/>
-          <w:b w:val="0"/>
-          <w:bCs w:val="0"/>
-          <w:sz w:val="24"/>
-        </w:rPr>
-      </w:pPr>
-      <w:bookmarkStart w:id="51" w:name="_Toc234396081"/>
-      <w:r>
-        <w:rPr>
-          <w:rFonts w:ascii="Times New Roman" w:hAnsi="Times New Roman"/>
-          <w:b w:val="0"/>
-          <w:bCs w:val="0"/>
-          <w:sz w:val="24"/>
-        </w:rPr>
-        <w:t>2</w:t>
-      </w:r>
-      <w:r>
-        <w:rPr>
-          <w:rFonts w:ascii="Times New Roman" w:hAnsi="Times New Roman"/>
-          <w:b w:val="0"/>
-          <w:bCs w:val="0"/>
-          <w:sz w:val="24"/>
-        </w:rPr>
-        <w:t xml:space="preserve">.9 </w:t>
-      </w:r>
-      <w:r>
-        <w:rPr>
-          <w:rFonts w:ascii="Times New Roman" w:hAnsi="Times New Roman"/>
-          <w:b w:val="0"/>
-          <w:bCs w:val="0"/>
-          <w:sz w:val="24"/>
-        </w:rPr>
-        <w:t>Financial Information System</w:t>
-      </w:r>
-      <w:bookmarkEnd w:id="51"/>
-    </w:p>
-    <w:p/>
-    <w:p>
-      <w:pPr>
-        <w:pStyle w:val="Heading1"/>
-        <w:rPr>
-          <w:rFonts w:ascii="Times New Roman" w:hAnsi="Times New Roman" w:cs="Times New Roman"/>
-          <w:color w:val="2F5496" w:themeColor="accent1" w:themeShade="BF"/>
-          <w:sz w:val="28"/>
-          <w:szCs w:val="28"/>
-        </w:rPr>
-      </w:pPr>
-      <w:bookmarkStart w:id="52" w:name="_Toc234396082"/>
-      <w:r>
-        <w:rPr>
-          <w:rFonts w:ascii="Times New Roman" w:hAnsi="Times New Roman" w:cs="Times New Roman"/>
-          <w:color w:val="2F5496" w:themeColor="accent1" w:themeShade="BF"/>
-          <w:sz w:val="28"/>
-          <w:szCs w:val="28"/>
-        </w:rPr>
-        <w:t>Chapter 2 (</w:t>
-      </w:r>
-      <w:r>
-        <w:rPr>
-          <w:rFonts w:ascii="Times New Roman" w:hAnsi="Times New Roman" w:cs="Times New Roman"/>
-          <w:color w:val="2F5496" w:themeColor="accent1" w:themeShade="BF"/>
-          <w:sz w:val="28"/>
-          <w:szCs w:val="28"/>
-        </w:rPr>
-        <w:t>PM</w:t>
-      </w:r>
-      <w:r>
-        <w:rPr>
-          <w:rFonts w:ascii="Times New Roman" w:hAnsi="Times New Roman" w:cs="Times New Roman"/>
-          <w:color w:val="2F5496" w:themeColor="accent1" w:themeShade="BF"/>
-          <w:sz w:val="28"/>
-          <w:szCs w:val="28"/>
-        </w:rPr>
-        <w:t xml:space="preserve"> Section): </w:t>
-      </w:r>
-      <w:r>
-        <w:rPr>
-          <w:rFonts w:ascii="Times New Roman" w:hAnsi="Times New Roman" w:cs="Times New Roman"/>
-          <w:color w:val="2F5496" w:themeColor="accent1" w:themeShade="BF"/>
-          <w:sz w:val="28"/>
-          <w:szCs w:val="28"/>
-        </w:rPr>
-        <w:t>Public Management</w:t>
-      </w:r>
-      <w:r>
-        <w:rPr>
-          <w:rFonts w:ascii="Times New Roman" w:hAnsi="Times New Roman" w:cs="Times New Roman"/>
-          <w:color w:val="2F5496" w:themeColor="accent1" w:themeShade="BF"/>
-          <w:sz w:val="28"/>
-          <w:szCs w:val="28"/>
-        </w:rPr>
-        <w:t xml:space="preserve"> Practices at [Organization Name]</w:t>
-      </w:r>
-      <w:bookmarkEnd w:id="52"/>
-    </w:p>
-    <w:p>
-      <w:pPr>
-        <w:pStyle w:val="Heading2"/>
-        <w:jc w:val="left"/>
-        <w:rPr>
-          <w:rFonts w:ascii="Times New Roman" w:hAnsi="Times New Roman"/>
-          <w:b w:val="0"/>
-          <w:bCs w:val="0"/>
-          <w:sz w:val="24"/>
-        </w:rPr>
-      </w:pPr>
-      <w:bookmarkStart w:id="53" w:name="_Toc234396083"/>
-      <w:r>
-        <w:rPr>
-          <w:rFonts w:ascii="Times New Roman" w:hAnsi="Times New Roman"/>
-          <w:b w:val="0"/>
-          <w:bCs w:val="0"/>
-          <w:sz w:val="24"/>
-        </w:rPr>
-        <w:t>(for Finance internship only)</w:t>
-      </w:r>
-      <w:bookmarkEnd w:id="53"/>
-    </w:p>
-    <w:p>
-      <w:pPr>
-        <w:pStyle w:val="Heading2"/>
-        <w:ind w:left="720"/>
-        <w:jc w:val="left"/>
-        <w:rPr>
-          <w:rFonts w:ascii="Times New Roman" w:hAnsi="Times New Roman"/>
-          <w:b w:val="0"/>
-          <w:bCs w:val="0"/>
-          <w:sz w:val="24"/>
-        </w:rPr>
-      </w:pPr>
-      <w:bookmarkStart w:id="54" w:name="_Toc234396084"/>
-      <w:r>
-        <w:rPr>
-          <w:rFonts w:ascii="Times New Roman" w:hAnsi="Times New Roman"/>
-          <w:b w:val="0"/>
-          <w:bCs w:val="0"/>
-          <w:sz w:val="24"/>
-        </w:rPr>
-        <w:t>2</w:t>
-      </w:r>
-      <w:r>
-        <w:rPr>
-          <w:rFonts w:ascii="Times New Roman" w:hAnsi="Times New Roman"/>
-          <w:b w:val="0"/>
-          <w:bCs w:val="0"/>
-          <w:sz w:val="24"/>
-        </w:rPr>
-        <w:t xml:space="preserve">.1 </w:t>
-      </w:r>
-      <w:r>
-        <w:rPr>
-          <w:rFonts w:ascii="Times New Roman" w:hAnsi="Times New Roman"/>
-          <w:b w:val="0"/>
-          <w:bCs w:val="0"/>
-          <w:sz w:val="24"/>
-        </w:rPr>
-        <w:t>Public Management</w:t>
-      </w:r>
-      <w:r>
-        <w:rPr>
-          <w:rFonts w:ascii="Times New Roman" w:hAnsi="Times New Roman"/>
-          <w:b w:val="0"/>
-          <w:bCs w:val="0"/>
-          <w:sz w:val="24"/>
-        </w:rPr>
-        <w:t xml:space="preserve"> Division – a Review</w:t>
-      </w:r>
-      <w:bookmarkEnd w:id="54"/>
-    </w:p>
-    <w:p>
-      <w:pPr>
-        <w:pStyle w:val="Heading2"/>
-        <w:ind w:left="720"/>
-        <w:jc w:val="left"/>
-        <w:rPr>
-          <w:rFonts w:ascii="Times New Roman" w:hAnsi="Times New Roman"/>
-          <w:b w:val="0"/>
-          <w:bCs w:val="0"/>
-          <w:sz w:val="24"/>
-        </w:rPr>
-      </w:pPr>
-      <w:bookmarkStart w:id="55" w:name="_Toc234396085"/>
-      <w:r>
-        <w:rPr>
-          <w:rFonts w:ascii="Times New Roman" w:hAnsi="Times New Roman"/>
-          <w:b w:val="0"/>
-          <w:bCs w:val="0"/>
-          <w:sz w:val="24"/>
-        </w:rPr>
-        <w:t>2</w:t>
-      </w:r>
-      <w:r>
-        <w:rPr>
-          <w:rFonts w:ascii="Times New Roman" w:hAnsi="Times New Roman"/>
-          <w:b w:val="0"/>
-          <w:bCs w:val="0"/>
-          <w:sz w:val="24"/>
-        </w:rPr>
-        <w:t xml:space="preserve">.2 </w:t>
-      </w:r>
-      <w:r>
-        <w:rPr>
-          <w:rFonts w:ascii="Times New Roman" w:hAnsi="Times New Roman"/>
-          <w:b w:val="0"/>
-          <w:bCs w:val="0"/>
-          <w:sz w:val="24"/>
-        </w:rPr>
-        <w:t>Organization &amp; Management (Planning, Organization, Leading &amp; Controlling)</w:t>
-      </w:r>
-      <w:bookmarkEnd w:id="55"/>
-    </w:p>
-    <w:p>
-      <w:pPr>
-        <w:pStyle w:val="Heading2"/>
-        <w:ind w:left="720"/>
-        <w:jc w:val="left"/>
-        <w:rPr>
-          <w:rFonts w:ascii="Times New Roman" w:hAnsi="Times New Roman"/>
-          <w:b w:val="0"/>
-          <w:bCs w:val="0"/>
-          <w:sz w:val="24"/>
-        </w:rPr>
-      </w:pPr>
-      <w:bookmarkStart w:id="56" w:name="_Toc234396086"/>
-      <w:r>
-        <w:rPr>
-          <w:rFonts w:ascii="Times New Roman" w:hAnsi="Times New Roman"/>
-          <w:b w:val="0"/>
-          <w:bCs w:val="0"/>
-          <w:sz w:val="24"/>
-        </w:rPr>
-        <w:t>2</w:t>
-      </w:r>
-      <w:r>
-        <w:rPr>
-          <w:rFonts w:ascii="Times New Roman" w:hAnsi="Times New Roman"/>
-          <w:b w:val="0"/>
-          <w:bCs w:val="0"/>
-          <w:sz w:val="24"/>
-        </w:rPr>
-        <w:t xml:space="preserve">.3 </w:t>
-      </w:r>
-      <w:r>
-        <w:rPr>
-          <w:rFonts w:ascii="Times New Roman" w:hAnsi="Times New Roman"/>
-          <w:b w:val="0"/>
-          <w:bCs w:val="0"/>
-          <w:sz w:val="24"/>
-        </w:rPr>
-        <w:t>Staffing / Human Resources</w:t>
-      </w:r>
-      <w:bookmarkEnd w:id="56"/>
-    </w:p>
-    <w:p>
-      <w:pPr>
-        <w:pStyle w:val="Heading2"/>
-        <w:ind w:left="720"/>
-        <w:jc w:val="left"/>
-        <w:rPr>
-          <w:rFonts w:ascii="Times New Roman" w:hAnsi="Times New Roman"/>
-          <w:b w:val="0"/>
-          <w:bCs w:val="0"/>
-          <w:sz w:val="24"/>
-        </w:rPr>
-      </w:pPr>
-      <w:bookmarkStart w:id="57" w:name="_Toc234396087"/>
-      <w:r>
-        <w:rPr>
-          <w:rFonts w:ascii="Times New Roman" w:hAnsi="Times New Roman"/>
-          <w:b w:val="0"/>
-          <w:bCs w:val="0"/>
-          <w:sz w:val="24"/>
-        </w:rPr>
-        <w:t>2</w:t>
-      </w:r>
-      <w:r>
-        <w:rPr>
-          <w:rFonts w:ascii="Times New Roman" w:hAnsi="Times New Roman"/>
-          <w:b w:val="0"/>
-          <w:bCs w:val="0"/>
-          <w:sz w:val="24"/>
-        </w:rPr>
-        <w:t xml:space="preserve">.4 </w:t>
-      </w:r>
-      <w:r>
-        <w:rPr>
-          <w:rFonts w:ascii="Times New Roman" w:hAnsi="Times New Roman"/>
-          <w:b w:val="0"/>
-          <w:bCs w:val="0"/>
-          <w:sz w:val="24"/>
-        </w:rPr>
-        <w:t>Financial Resourcing &amp; Budgeting</w:t>
-      </w:r>
-      <w:bookmarkEnd w:id="57"/>
-    </w:p>
-    <w:p>
-      <w:pPr>
-        <w:pStyle w:val="Heading2"/>
-        <w:ind w:left="720"/>
-        <w:jc w:val="left"/>
-        <w:rPr>
-          <w:rFonts w:ascii="Times New Roman" w:hAnsi="Times New Roman"/>
-          <w:b w:val="0"/>
-          <w:bCs w:val="0"/>
-          <w:sz w:val="24"/>
-        </w:rPr>
-      </w:pPr>
-      <w:bookmarkStart w:id="58" w:name="_Toc234396088"/>
-      <w:r>
-        <w:rPr>
-          <w:rFonts w:ascii="Times New Roman" w:hAnsi="Times New Roman"/>
-          <w:b w:val="0"/>
-          <w:bCs w:val="0"/>
-          <w:sz w:val="24"/>
-        </w:rPr>
-        <w:t>2</w:t>
-      </w:r>
-      <w:r>
-        <w:rPr>
-          <w:rFonts w:ascii="Times New Roman" w:hAnsi="Times New Roman"/>
-          <w:b w:val="0"/>
-          <w:bCs w:val="0"/>
-          <w:sz w:val="24"/>
-        </w:rPr>
-        <w:t>.5</w:t>
-      </w:r>
-      <w:r>
-        <w:rPr>
-          <w:rFonts w:ascii="Times New Roman" w:hAnsi="Times New Roman"/>
-          <w:b w:val="0"/>
-          <w:bCs w:val="0"/>
-          <w:sz w:val="24"/>
-        </w:rPr>
-        <w:t xml:space="preserve"> </w:t>
-      </w:r>
-      <w:r>
-        <w:rPr>
-          <w:rFonts w:ascii="Times New Roman" w:hAnsi="Times New Roman"/>
-          <w:b w:val="0"/>
-          <w:bCs w:val="0"/>
-          <w:sz w:val="24"/>
-        </w:rPr>
-        <w:t>Stakeholders</w:t>
-      </w:r>
-      <w:bookmarkEnd w:id="58"/>
-    </w:p>
-    <w:p>
-      <w:pPr>
-        <w:pStyle w:val="Heading2"/>
-        <w:ind w:left="720"/>
-        <w:jc w:val="left"/>
-        <w:rPr>
-          <w:rFonts w:ascii="Times New Roman" w:hAnsi="Times New Roman"/>
-          <w:b w:val="0"/>
-          <w:bCs w:val="0"/>
-          <w:sz w:val="24"/>
-        </w:rPr>
-      </w:pPr>
-      <w:bookmarkStart w:id="59" w:name="_Toc234396089"/>
-      <w:r>
-        <w:rPr>
-          <w:rFonts w:ascii="Times New Roman" w:hAnsi="Times New Roman"/>
-          <w:b w:val="0"/>
-          <w:bCs w:val="0"/>
-          <w:sz w:val="24"/>
-        </w:rPr>
-        <w:t>2</w:t>
-      </w:r>
-      <w:r>
-        <w:rPr>
-          <w:rFonts w:ascii="Times New Roman" w:hAnsi="Times New Roman"/>
-          <w:b w:val="0"/>
-          <w:bCs w:val="0"/>
-          <w:sz w:val="24"/>
-        </w:rPr>
-        <w:t xml:space="preserve">.6 </w:t>
-      </w:r>
-      <w:r>
-        <w:rPr>
-          <w:rFonts w:ascii="Times New Roman" w:hAnsi="Times New Roman"/>
-          <w:b w:val="0"/>
-          <w:bCs w:val="0"/>
-          <w:sz w:val="24"/>
-        </w:rPr>
-        <w:t>Organizational Culture</w:t>
-      </w:r>
-      <w:bookmarkEnd w:id="59"/>
-    </w:p>
-    <w:p>
-      <w:pPr>
-        <w:pStyle w:val="Heading2"/>
-        <w:ind w:left="720"/>
-        <w:jc w:val="left"/>
-        <w:rPr>
-          <w:rFonts w:ascii="Times New Roman" w:hAnsi="Times New Roman"/>
-          <w:b w:val="0"/>
-          <w:bCs w:val="0"/>
-          <w:sz w:val="24"/>
-        </w:rPr>
-      </w:pPr>
-      <w:bookmarkStart w:id="60" w:name="_Toc234396090"/>
-      <w:r>
-        <w:rPr>
-          <w:rFonts w:ascii="Times New Roman" w:hAnsi="Times New Roman"/>
-          <w:b w:val="0"/>
-          <w:bCs w:val="0"/>
-          <w:sz w:val="24"/>
-        </w:rPr>
-        <w:t>2</w:t>
-      </w:r>
-      <w:r>
-        <w:rPr>
-          <w:rFonts w:ascii="Times New Roman" w:hAnsi="Times New Roman"/>
-          <w:b w:val="0"/>
-          <w:bCs w:val="0"/>
-          <w:sz w:val="24"/>
-        </w:rPr>
-        <w:t xml:space="preserve">.7 </w:t>
-      </w:r>
-      <w:r>
-        <w:rPr>
-          <w:rFonts w:ascii="Times New Roman" w:hAnsi="Times New Roman"/>
-          <w:b w:val="0"/>
-          <w:bCs w:val="0"/>
-          <w:sz w:val="24"/>
-        </w:rPr>
-        <w:t>Donor / Donor Driven Projects</w:t>
-      </w:r>
-      <w:bookmarkEnd w:id="60"/>
-    </w:p>
-    <w:p>
-      <w:pPr>
-        <w:pStyle w:val="Heading2"/>
-        <w:ind w:left="720"/>
-        <w:jc w:val="left"/>
-        <w:rPr>
-          <w:rFonts w:ascii="Times New Roman" w:hAnsi="Times New Roman"/>
-          <w:b w:val="0"/>
-          <w:bCs w:val="0"/>
-          <w:sz w:val="24"/>
-        </w:rPr>
-      </w:pPr>
-      <w:bookmarkStart w:id="61" w:name="_Toc234396091"/>
-      <w:r>
-        <w:rPr>
-          <w:rFonts w:ascii="Times New Roman" w:hAnsi="Times New Roman"/>
-          <w:b w:val="0"/>
-          <w:bCs w:val="0"/>
-          <w:sz w:val="24"/>
-        </w:rPr>
-        <w:t>2</w:t>
-      </w:r>
-      <w:r>
-        <w:rPr>
-          <w:rFonts w:ascii="Times New Roman" w:hAnsi="Times New Roman"/>
-          <w:b w:val="0"/>
-          <w:bCs w:val="0"/>
-          <w:sz w:val="24"/>
-        </w:rPr>
-        <w:t>.8</w:t>
-      </w:r>
-      <w:r>
-        <w:rPr>
-          <w:rFonts w:ascii="Times New Roman" w:hAnsi="Times New Roman"/>
-          <w:b w:val="0"/>
-          <w:bCs w:val="0"/>
-          <w:sz w:val="24"/>
-        </w:rPr>
-        <w:t xml:space="preserve"> </w:t>
-      </w:r>
-      <w:r>
-        <w:rPr>
-          <w:rFonts w:ascii="Times New Roman" w:hAnsi="Times New Roman"/>
-          <w:b w:val="0"/>
-          <w:bCs w:val="0"/>
-          <w:sz w:val="24"/>
-        </w:rPr>
-        <w:t>Community / Citizen Engagement</w:t>
-      </w:r>
-      <w:bookmarkEnd w:id="61"/>
-    </w:p>
-    <w:p/>
-    <w:p>
-      <w:pPr>
-        <w:pStyle w:val="Heading1"/>
-        <w:rPr>
-          <w:rFonts w:ascii="Times New Roman" w:hAnsi="Times New Roman" w:cs="Times New Roman"/>
-          <w:color w:val="2F5496" w:themeColor="accent1" w:themeShade="BF"/>
-          <w:sz w:val="28"/>
-          <w:szCs w:val="28"/>
-        </w:rPr>
-      </w:pPr>
-      <w:bookmarkStart w:id="62" w:name="_Toc234396092"/>
-      <w:r>
-        <w:rPr>
-          <w:rFonts w:ascii="Times New Roman" w:hAnsi="Times New Roman" w:cs="Times New Roman"/>
-          <w:color w:val="2F5496" w:themeColor="accent1" w:themeShade="BF"/>
-          <w:sz w:val="28"/>
-          <w:szCs w:val="28"/>
-        </w:rPr>
-        <w:t>Chapter 3: Tasks and duties at internship</w:t>
-      </w:r>
-      <w:bookmarkEnd w:id="62"/>
-    </w:p>
-    <w:p>
-      <w:pPr>
-        <w:pStyle w:val="Heading2"/>
-        <w:ind w:left="720"/>
-        <w:jc w:val="left"/>
-        <w:rPr>
-          <w:rFonts w:ascii="Times New Roman" w:hAnsi="Times New Roman"/>
-          <w:b w:val="0"/>
-          <w:bCs w:val="0"/>
-          <w:sz w:val="24"/>
-        </w:rPr>
-      </w:pPr>
-      <w:bookmarkStart w:id="63" w:name="_Toc234396093"/>
-      <w:r>
-        <w:rPr>
-          <w:rFonts w:ascii="Times New Roman" w:hAnsi="Times New Roman"/>
-          <w:b w:val="0"/>
-          <w:bCs w:val="0"/>
-          <w:sz w:val="24"/>
-        </w:rPr>
-        <w:t>3</w:t>
-      </w:r>
-      <w:r>
-        <w:rPr>
-          <w:rFonts w:ascii="Times New Roman" w:hAnsi="Times New Roman"/>
-          <w:b w:val="0"/>
-          <w:bCs w:val="0"/>
-          <w:sz w:val="24"/>
-        </w:rPr>
-        <w:t xml:space="preserve">.1 </w:t>
-      </w:r>
-      <w:r>
-        <w:rPr>
-          <w:rFonts w:ascii="Times New Roman" w:hAnsi="Times New Roman"/>
-          <w:b w:val="0"/>
-          <w:bCs w:val="0"/>
-          <w:sz w:val="24"/>
-        </w:rPr>
-        <w:t>Function(s) / Department(s) of Internship</w:t>
-      </w:r>
-      <w:bookmarkEnd w:id="63"/>
-    </w:p>
-    <w:p>
-      <w:pPr>
-        <w:pStyle w:val="Heading2"/>
-        <w:ind w:left="720"/>
-        <w:jc w:val="left"/>
-        <w:rPr>
-          <w:rFonts w:ascii="Times New Roman" w:hAnsi="Times New Roman"/>
-          <w:b w:val="0"/>
-          <w:bCs w:val="0"/>
-          <w:sz w:val="24"/>
-        </w:rPr>
-      </w:pPr>
-      <w:bookmarkStart w:id="64" w:name="_Toc234396094"/>
-      <w:r>
-        <w:rPr>
-          <w:rFonts w:ascii="Times New Roman" w:hAnsi="Times New Roman"/>
-          <w:b w:val="0"/>
-          <w:bCs w:val="0"/>
-          <w:sz w:val="24"/>
-        </w:rPr>
-        <w:t>3</w:t>
-      </w:r>
-      <w:r>
-        <w:rPr>
-          <w:rFonts w:ascii="Times New Roman" w:hAnsi="Times New Roman"/>
-          <w:b w:val="0"/>
-          <w:bCs w:val="0"/>
-          <w:sz w:val="24"/>
-        </w:rPr>
-        <w:t xml:space="preserve">.2 </w:t>
-      </w:r>
-      <w:r>
-        <w:rPr>
-          <w:rFonts w:ascii="Times New Roman" w:hAnsi="Times New Roman"/>
-          <w:b w:val="0"/>
-          <w:bCs w:val="0"/>
-          <w:sz w:val="24"/>
-        </w:rPr>
-        <w:t>W</w:t>
-      </w:r>
-      <w:r>
-        <w:rPr>
-          <w:rFonts w:ascii="Times New Roman" w:hAnsi="Times New Roman"/>
-          <w:b w:val="0"/>
-          <w:bCs w:val="0"/>
-          <w:sz w:val="24"/>
-        </w:rPr>
-        <w:t>eek 1</w:t>
-      </w:r>
-      <w:bookmarkEnd w:id="64"/>
-    </w:p>
-    <w:p>
-      <w:pPr>
-        <w:pStyle w:val="Heading2"/>
-        <w:ind w:left="720"/>
-        <w:jc w:val="left"/>
-        <w:rPr>
-          <w:rFonts w:ascii="Times New Roman" w:hAnsi="Times New Roman"/>
-          <w:b w:val="0"/>
-          <w:bCs w:val="0"/>
-          <w:sz w:val="24"/>
-        </w:rPr>
-      </w:pPr>
-      <w:bookmarkStart w:id="65" w:name="_Toc234396095"/>
-      <w:r>
-        <w:rPr>
-          <w:rFonts w:ascii="Times New Roman" w:hAnsi="Times New Roman"/>
-          <w:b w:val="0"/>
-          <w:bCs w:val="0"/>
-          <w:sz w:val="24"/>
-        </w:rPr>
-        <w:t>3</w:t>
-      </w:r>
-      <w:r>
-        <w:rPr>
-          <w:rFonts w:ascii="Times New Roman" w:hAnsi="Times New Roman"/>
-          <w:b w:val="0"/>
-          <w:bCs w:val="0"/>
-          <w:sz w:val="24"/>
-        </w:rPr>
-        <w:t xml:space="preserve">.3 </w:t>
-      </w:r>
-      <w:r>
-        <w:rPr>
-          <w:rFonts w:ascii="Times New Roman" w:hAnsi="Times New Roman"/>
-          <w:b w:val="0"/>
-          <w:bCs w:val="0"/>
-          <w:sz w:val="24"/>
-        </w:rPr>
-        <w:t>Week 2</w:t>
-      </w:r>
-      <w:bookmarkEnd w:id="65"/>
-    </w:p>
-    <w:p>
-      <w:pPr>
-        <w:pStyle w:val="Heading2"/>
-        <w:ind w:left="720"/>
-        <w:jc w:val="left"/>
-        <w:rPr>
-          <w:rFonts w:ascii="Times New Roman" w:hAnsi="Times New Roman"/>
-          <w:b w:val="0"/>
-          <w:bCs w:val="0"/>
-          <w:sz w:val="24"/>
-        </w:rPr>
-      </w:pPr>
-      <w:bookmarkStart w:id="66" w:name="_Toc234396096"/>
-      <w:r>
-        <w:rPr>
-          <w:rFonts w:ascii="Times New Roman" w:hAnsi="Times New Roman"/>
-          <w:b w:val="0"/>
-          <w:bCs w:val="0"/>
-          <w:sz w:val="24"/>
-        </w:rPr>
-        <w:t>3</w:t>
-      </w:r>
-      <w:r>
-        <w:rPr>
-          <w:rFonts w:ascii="Times New Roman" w:hAnsi="Times New Roman"/>
-          <w:b w:val="0"/>
-          <w:bCs w:val="0"/>
-          <w:sz w:val="24"/>
-        </w:rPr>
-        <w:t xml:space="preserve">.4 </w:t>
-      </w:r>
-      <w:r>
-        <w:rPr>
-          <w:rFonts w:ascii="Times New Roman" w:hAnsi="Times New Roman"/>
-          <w:b w:val="0"/>
-          <w:bCs w:val="0"/>
-          <w:sz w:val="24"/>
-        </w:rPr>
-        <w:t>Week 3</w:t>
-      </w:r>
-      <w:bookmarkEnd w:id="66"/>
-    </w:p>
-    <w:p>
-      <w:pPr>
-        <w:pStyle w:val="Heading2"/>
-        <w:ind w:left="720"/>
-        <w:jc w:val="left"/>
-        <w:rPr>
-          <w:rFonts w:ascii="Times New Roman" w:hAnsi="Times New Roman"/>
-          <w:b w:val="0"/>
-          <w:bCs w:val="0"/>
-          <w:sz w:val="24"/>
-        </w:rPr>
-      </w:pPr>
-      <w:bookmarkStart w:id="67" w:name="_Toc234396097"/>
-      <w:r>
-        <w:rPr>
-          <w:rFonts w:ascii="Times New Roman" w:hAnsi="Times New Roman"/>
-          <w:b w:val="0"/>
-          <w:bCs w:val="0"/>
-          <w:sz w:val="24"/>
-        </w:rPr>
-        <w:t>3</w:t>
-      </w:r>
-      <w:r>
-        <w:rPr>
-          <w:rFonts w:ascii="Times New Roman" w:hAnsi="Times New Roman"/>
-          <w:b w:val="0"/>
-          <w:bCs w:val="0"/>
-          <w:sz w:val="24"/>
-        </w:rPr>
-        <w:t>.5</w:t>
-      </w:r>
-      <w:r>
-        <w:rPr>
-          <w:rFonts w:ascii="Times New Roman" w:hAnsi="Times New Roman"/>
-          <w:b w:val="0"/>
-          <w:bCs w:val="0"/>
-          <w:sz w:val="24"/>
-        </w:rPr>
-        <w:t xml:space="preserve"> </w:t>
-      </w:r>
-      <w:r>
-        <w:rPr>
-          <w:rFonts w:ascii="Times New Roman" w:hAnsi="Times New Roman"/>
-          <w:b w:val="0"/>
-          <w:bCs w:val="0"/>
-          <w:sz w:val="24"/>
-        </w:rPr>
-        <w:t>Week 4</w:t>
-      </w:r>
-      <w:bookmarkEnd w:id="67"/>
-    </w:p>
-    <w:p>
-      <w:pPr>
-        <w:pStyle w:val="Heading2"/>
-        <w:ind w:left="720"/>
-        <w:jc w:val="left"/>
-        <w:rPr>
-          <w:rFonts w:ascii="Times New Roman" w:hAnsi="Times New Roman"/>
-          <w:b w:val="0"/>
-          <w:bCs w:val="0"/>
-          <w:sz w:val="24"/>
-        </w:rPr>
-      </w:pPr>
-      <w:bookmarkStart w:id="68" w:name="_Toc234396098"/>
-      <w:r>
-        <w:rPr>
-          <w:rFonts w:ascii="Times New Roman" w:hAnsi="Times New Roman"/>
-          <w:b w:val="0"/>
-          <w:bCs w:val="0"/>
-          <w:sz w:val="24"/>
-        </w:rPr>
-        <w:t>3</w:t>
-      </w:r>
-      <w:r>
-        <w:rPr>
-          <w:rFonts w:ascii="Times New Roman" w:hAnsi="Times New Roman"/>
-          <w:b w:val="0"/>
-          <w:bCs w:val="0"/>
-          <w:sz w:val="24"/>
-        </w:rPr>
-        <w:t xml:space="preserve">.6 </w:t>
-      </w:r>
-      <w:r>
-        <w:rPr>
-          <w:rFonts w:ascii="Times New Roman" w:hAnsi="Times New Roman"/>
-          <w:b w:val="0"/>
-          <w:bCs w:val="0"/>
-          <w:sz w:val="24"/>
-        </w:rPr>
-        <w:t>Week 5</w:t>
-      </w:r>
-      <w:bookmarkEnd w:id="68"/>
-    </w:p>
-    <w:p>
-      <w:pPr>
-        <w:pStyle w:val="Heading2"/>
-        <w:ind w:left="720"/>
-        <w:jc w:val="left"/>
-        <w:rPr>
-          <w:rFonts w:ascii="Times New Roman" w:hAnsi="Times New Roman"/>
-          <w:b w:val="0"/>
-          <w:bCs w:val="0"/>
-          <w:sz w:val="24"/>
-          <w:vertAlign w:val="subscript"/>
-        </w:rPr>
-      </w:pPr>
-      <w:bookmarkStart w:id="69" w:name="_Toc234396099"/>
-      <w:r>
-        <w:rPr>
-          <w:rFonts w:ascii="Times New Roman" w:hAnsi="Times New Roman"/>
-          <w:b w:val="0"/>
-          <w:bCs w:val="0"/>
-          <w:sz w:val="24"/>
-        </w:rPr>
-        <w:t>3</w:t>
-      </w:r>
-      <w:r>
-        <w:rPr>
-          <w:rFonts w:ascii="Times New Roman" w:hAnsi="Times New Roman"/>
-          <w:b w:val="0"/>
-          <w:bCs w:val="0"/>
-          <w:sz w:val="24"/>
-        </w:rPr>
-        <w:t xml:space="preserve">.7 </w:t>
-      </w:r>
-      <w:r>
-        <w:rPr>
-          <w:rFonts w:ascii="Times New Roman" w:hAnsi="Times New Roman"/>
-          <w:b w:val="0"/>
-          <w:bCs w:val="0"/>
-          <w:sz w:val="24"/>
-        </w:rPr>
-        <w:t>Week 6</w:t>
-      </w:r>
-      <w:r>
-        <w:rPr>
-          <w:rFonts w:ascii="Times New Roman" w:hAnsi="Times New Roman"/>
-          <w:b w:val="0"/>
-          <w:bCs w:val="0"/>
-          <w:color w:val="2F5496" w:themeColor="accent1" w:themeShade="BF"/>
-          <w:sz w:val="24"/>
-          <w:vertAlign w:val="subscript"/>
-        </w:rPr>
-        <w:t>(add more weeks according to duration of your internship)</w:t>
-      </w:r>
-      <w:bookmarkEnd w:id="69"/>
-    </w:p>
-    <w:p>
-      <w:pPr>
-        <w:pStyle w:val="Heading2"/>
-        <w:ind w:left="720"/>
-        <w:jc w:val="left"/>
-        <w:rPr>
-          <w:rFonts w:ascii="Times New Roman" w:hAnsi="Times New Roman"/>
-          <w:b w:val="0"/>
-          <w:bCs w:val="0"/>
-          <w:sz w:val="24"/>
-        </w:rPr>
-      </w:pPr>
-      <w:bookmarkStart w:id="70" w:name="_Toc234396100"/>
-      <w:r>
-        <w:rPr>
-          <w:rFonts w:ascii="Times New Roman" w:hAnsi="Times New Roman"/>
-          <w:b w:val="0"/>
-          <w:bCs w:val="0"/>
-          <w:sz w:val="24"/>
-        </w:rPr>
-        <w:t>3</w:t>
-      </w:r>
-      <w:r>
-        <w:rPr>
-          <w:rFonts w:ascii="Times New Roman" w:hAnsi="Times New Roman"/>
-          <w:b w:val="0"/>
-          <w:bCs w:val="0"/>
-          <w:sz w:val="24"/>
-        </w:rPr>
-        <w:t>.8</w:t>
-      </w:r>
-      <w:r>
-        <w:rPr>
-          <w:rFonts w:ascii="Times New Roman" w:hAnsi="Times New Roman"/>
-          <w:b w:val="0"/>
-          <w:bCs w:val="0"/>
-          <w:sz w:val="24"/>
-        </w:rPr>
-        <w:t xml:space="preserve"> </w:t>
-      </w:r>
-      <w:r>
-        <w:rPr>
-          <w:rFonts w:ascii="Times New Roman" w:hAnsi="Times New Roman"/>
-          <w:b w:val="0"/>
-          <w:bCs w:val="0"/>
-          <w:sz w:val="24"/>
-        </w:rPr>
-        <w:t xml:space="preserve">Learning and Achievements at </w:t>
-      </w:r>
-      <w:r>
-        <w:rPr>
-          <w:rFonts w:ascii="Times New Roman" w:hAnsi="Times New Roman"/>
-          <w:b w:val="0"/>
-          <w:bCs w:val="0"/>
-          <w:sz w:val="24"/>
-        </w:rPr>
-        <w:t>Internship</w:t>
-      </w:r>
-      <w:r>
-        <w:rPr>
-          <w:rFonts w:ascii="Times New Roman" w:hAnsi="Times New Roman"/>
-          <w:b w:val="0"/>
-          <w:bCs w:val="0"/>
-          <w:color w:val="2F5496" w:themeColor="accent1" w:themeShade="BF"/>
-          <w:sz w:val="24"/>
-          <w:vertAlign w:val="subscript"/>
-        </w:rPr>
-        <w:t xml:space="preserve"> (</w:t>
-      </w:r>
-      <w:r>
-        <w:rPr>
-          <w:rFonts w:ascii="Times New Roman" w:hAnsi="Times New Roman"/>
-          <w:b w:val="0"/>
-          <w:bCs w:val="0"/>
-          <w:color w:val="2F5496" w:themeColor="accent1" w:themeShade="BF"/>
-          <w:sz w:val="24"/>
-          <w:vertAlign w:val="subscript"/>
-        </w:rPr>
-        <w:t>write a paragraph or week wise activities)</w:t>
-      </w:r>
-      <w:bookmarkEnd w:id="70"/>
-    </w:p>
-    <w:p/>
-    <w:p>
-      <w:pPr>
-        <w:pStyle w:val="Heading1"/>
-        <w:rPr>
-          <w:rFonts w:ascii="Times New Roman" w:hAnsi="Times New Roman" w:cs="Times New Roman"/>
-          <w:color w:val="2F5496" w:themeColor="accent1" w:themeShade="BF"/>
-          <w:sz w:val="28"/>
-          <w:szCs w:val="28"/>
-        </w:rPr>
-      </w:pPr>
-      <w:bookmarkStart w:id="71" w:name="_Toc234396101"/>
-      <w:r>
-        <w:rPr>
-          <w:rFonts w:ascii="Times New Roman" w:hAnsi="Times New Roman" w:cs="Times New Roman"/>
-          <w:color w:val="2F5496" w:themeColor="accent1" w:themeShade="BF"/>
-          <w:sz w:val="28"/>
-          <w:szCs w:val="28"/>
-        </w:rPr>
-        <w:t>Chapter 4: SWOT Analysis of [Organization Name]</w:t>
-      </w:r>
-      <w:bookmarkEnd w:id="71"/>
-    </w:p>
-    <w:p>
-      <w:pPr>
-        <w:pStyle w:val="Heading2"/>
-        <w:jc w:val="left"/>
-        <w:rPr>
-          <w:rFonts w:ascii="Times New Roman" w:hAnsi="Times New Roman"/>
-          <w:b w:val="0"/>
-          <w:bCs w:val="0"/>
-          <w:sz w:val="24"/>
-        </w:rPr>
-      </w:pPr>
-      <w:bookmarkStart w:id="72" w:name="_Toc234396102"/>
-      <w:r>
-        <w:rPr>
-          <w:rFonts w:ascii="Times New Roman" w:hAnsi="Times New Roman"/>
-          <w:b w:val="0"/>
-          <w:bCs w:val="0"/>
-          <w:sz w:val="24"/>
-        </w:rPr>
-        <w:t xml:space="preserve">You must interview any one of your </w:t>
-      </w:r>
-      <w:r>
-        <w:rPr>
-          <w:rFonts w:ascii="Times New Roman" w:hAnsi="Times New Roman"/>
-          <w:b w:val="0"/>
-          <w:bCs w:val="0"/>
-          <w:sz w:val="24"/>
-        </w:rPr>
-        <w:t>managers</w:t>
-      </w:r>
-      <w:r>
-        <w:rPr>
-          <w:rFonts w:ascii="Times New Roman" w:hAnsi="Times New Roman"/>
-          <w:b w:val="0"/>
-          <w:bCs w:val="0"/>
-          <w:sz w:val="24"/>
-        </w:rPr>
-        <w:t xml:space="preserve"> / superior and discuss your SWOT findings with them. Give the interview summary in this section.</w:t>
-      </w:r>
-      <w:bookmarkEnd w:id="72"/>
-    </w:p>
-    <w:p/>
-    <w:p>
-      <w:pPr>
-        <w:pStyle w:val="Heading1"/>
-        <w:rPr>
-          <w:rFonts w:ascii="Times New Roman" w:hAnsi="Times New Roman" w:cs="Times New Roman"/>
-          <w:color w:val="2F5496" w:themeColor="accent1" w:themeShade="BF"/>
-          <w:sz w:val="28"/>
-          <w:szCs w:val="28"/>
-        </w:rPr>
-      </w:pPr>
-      <w:bookmarkStart w:id="73" w:name="_Toc234396103"/>
-      <w:r>
-        <w:rPr>
-          <w:rFonts w:ascii="Times New Roman" w:hAnsi="Times New Roman" w:cs="Times New Roman"/>
-          <w:color w:val="2F5496" w:themeColor="accent1" w:themeShade="BF"/>
-          <w:sz w:val="28"/>
-          <w:szCs w:val="28"/>
-        </w:rPr>
-        <w:lastRenderedPageBreak/>
-        <w:t>Chapter 5: Learning and Experience [Organization Name]</w:t>
-      </w:r>
-      <w:bookmarkEnd w:id="73"/>
-    </w:p>
-    <w:p>
-      <w:pPr>
-        <w:pStyle w:val="Heading2"/>
-        <w:ind w:left="720"/>
-        <w:jc w:val="left"/>
-        <w:rPr>
-          <w:rFonts w:ascii="Times New Roman" w:hAnsi="Times New Roman"/>
-          <w:b w:val="0"/>
-          <w:bCs w:val="0"/>
-          <w:sz w:val="24"/>
-        </w:rPr>
-      </w:pPr>
-      <w:bookmarkStart w:id="74" w:name="_Toc234396104"/>
-      <w:r>
-        <w:rPr>
-          <w:rFonts w:ascii="Times New Roman" w:hAnsi="Times New Roman"/>
-          <w:b w:val="0"/>
-          <w:bCs w:val="0"/>
-          <w:sz w:val="24"/>
-        </w:rPr>
-        <w:t>5.1 Internship Duration &amp; Rationale of Selection</w:t>
-      </w:r>
-      <w:bookmarkEnd w:id="74"/>
-    </w:p>
-    <w:p>
-      <w:pPr>
-        <w:pStyle w:val="Heading2"/>
-        <w:ind w:left="720"/>
-        <w:jc w:val="left"/>
-        <w:rPr>
-          <w:rFonts w:ascii="Times New Roman" w:hAnsi="Times New Roman"/>
-          <w:b w:val="0"/>
-          <w:bCs w:val="0"/>
-          <w:sz w:val="24"/>
-        </w:rPr>
-      </w:pPr>
-      <w:bookmarkStart w:id="75" w:name="_Toc234396105"/>
-      <w:r>
-        <w:rPr>
-          <w:rFonts w:ascii="Times New Roman" w:hAnsi="Times New Roman"/>
-          <w:b w:val="0"/>
-          <w:bCs w:val="0"/>
-          <w:sz w:val="24"/>
-        </w:rPr>
-        <w:t>5.2 Learning and Experiences</w:t>
-      </w:r>
-      <w:bookmarkEnd w:id="75"/>
-    </w:p>
-    <w:p>
-      <w:pPr>
-        <w:pStyle w:val="Heading2"/>
-        <w:ind w:left="720"/>
-        <w:jc w:val="left"/>
-        <w:rPr>
-          <w:rFonts w:ascii="Times New Roman" w:hAnsi="Times New Roman"/>
-          <w:b w:val="0"/>
-          <w:bCs w:val="0"/>
-          <w:sz w:val="24"/>
-        </w:rPr>
-      </w:pPr>
-      <w:bookmarkStart w:id="76" w:name="_Toc234396106"/>
-      <w:r>
-        <w:rPr>
-          <w:rFonts w:ascii="Times New Roman" w:hAnsi="Times New Roman"/>
-          <w:b w:val="0"/>
-          <w:bCs w:val="0"/>
-          <w:sz w:val="24"/>
-        </w:rPr>
-        <w:t>5.3 Suggestions</w:t>
-      </w:r>
-      <w:bookmarkEnd w:id="76"/>
-    </w:p>
-    <w:p/>
-    <w:p>
-      <w:pPr>
-        <w:pStyle w:val="Heading1"/>
-        <w:rPr>
-          <w:rFonts w:ascii="Times New Roman" w:hAnsi="Times New Roman" w:cs="Times New Roman"/>
-          <w:color w:val="2F5496" w:themeColor="accent1" w:themeShade="BF"/>
-          <w:sz w:val="28"/>
-          <w:szCs w:val="28"/>
-        </w:rPr>
-      </w:pPr>
-      <w:bookmarkStart w:id="77" w:name="_Toc234396107"/>
-      <w:r>
-        <w:rPr>
-          <w:rFonts w:ascii="Times New Roman" w:hAnsi="Times New Roman" w:cs="Times New Roman"/>
-          <w:color w:val="2F5496" w:themeColor="accent1" w:themeShade="BF"/>
-          <w:sz w:val="28"/>
-          <w:szCs w:val="28"/>
-        </w:rPr>
-        <w:t>Chapter 6: Conclusion</w:t>
-      </w:r>
-      <w:bookmarkEnd w:id="77"/>
-    </w:p>
-    <w:p>
-      <w:pPr>
-        <w:pStyle w:val="Heading2"/>
-        <w:ind w:left="720"/>
-        <w:jc w:val="left"/>
-        <w:rPr>
-          <w:rFonts w:ascii="Times New Roman" w:hAnsi="Times New Roman"/>
-          <w:b w:val="0"/>
-          <w:bCs w:val="0"/>
-          <w:sz w:val="24"/>
-        </w:rPr>
-      </w:pPr>
-      <w:bookmarkStart w:id="78" w:name="_Toc234396108"/>
-      <w:r>
-        <w:rPr>
-          <w:rFonts w:ascii="Times New Roman" w:hAnsi="Times New Roman"/>
-          <w:b w:val="0"/>
-          <w:bCs w:val="0"/>
-          <w:sz w:val="24"/>
-        </w:rPr>
-        <w:t>5.1 Reference</w:t>
-      </w:r>
-      <w:bookmarkEnd w:id="78"/>
-      <w:r>
-        <w:rPr>
-          <w:rFonts w:ascii="Times New Roman" w:hAnsi="Times New Roman"/>
-          <w:b w:val="0"/>
-          <w:bCs w:val="0"/>
-          <w:sz w:val="24"/>
-        </w:rPr>
-        <w:t xml:space="preserve"> </w:t>
-      </w:r>
-    </w:p>
-    <w:p>
-      <w:pPr>
-        <w:pStyle w:val="Heading2"/>
-        <w:ind w:left="720"/>
-        <w:jc w:val="left"/>
-        <w:rPr>
-          <w:rFonts w:ascii="Times New Roman" w:hAnsi="Times New Roman"/>
-          <w:b w:val="0"/>
-          <w:bCs w:val="0"/>
-          <w:sz w:val="24"/>
-        </w:rPr>
-      </w:pPr>
-      <w:bookmarkStart w:id="79" w:name="_Toc234396109"/>
-      <w:r>
-        <w:rPr>
-          <w:rFonts w:ascii="Times New Roman" w:hAnsi="Times New Roman"/>
-          <w:b w:val="0"/>
-          <w:bCs w:val="0"/>
-          <w:sz w:val="24"/>
-        </w:rPr>
-        <w:t>5.2 Appendix</w:t>
-      </w:r>
-      <w:bookmarkEnd w:id="79"/>
-    </w:p>
-    <w:p>
-      <w:pPr>
-        <w:pStyle w:val="Heading2"/>
-        <w:ind w:left="720"/>
-        <w:jc w:val="left"/>
-        <w:rPr>
-          <w:rFonts w:ascii="Times New Roman" w:hAnsi="Times New Roman"/>
-          <w:b w:val="0"/>
-          <w:bCs w:val="0"/>
-          <w:sz w:val="24"/>
-        </w:rPr>
-      </w:pPr>
-      <w:bookmarkStart w:id="80" w:name="_Toc234396110"/>
-      <w:r>
-        <w:rPr>
-          <w:rFonts w:ascii="Times New Roman" w:hAnsi="Times New Roman"/>
-          <w:b w:val="0"/>
-          <w:bCs w:val="0"/>
-          <w:sz w:val="24"/>
-        </w:rPr>
-        <w:t>5.3 Personal Resume</w:t>
-      </w:r>
-      <w:bookmarkEnd w:id="80"/>
-    </w:p>
-    <w:p/>
-    <w:p/>
-    <w:p/>
-    <w:p/>
-    <w:p>
-      <w:r>
-        <w:t>Note</w:t>
-      </w:r>
-      <w:proofErr w:type="gramStart"/>
-      <w:r>
-        <w:t>* :</w:t>
-      </w:r>
-      <w:proofErr w:type="gramEnd"/>
-      <w:r>
-        <w:t xml:space="preserve"> Must Remove the </w:t>
-      </w:r>
-      <w:r>
-        <w:rPr>
-          <w:color w:val="EE0000"/>
-        </w:rPr>
-        <w:t>T</w:t>
-      </w:r>
-      <w:r>
-        <w:rPr>
-          <w:color w:val="EE0000"/>
-        </w:rPr>
-        <w:t xml:space="preserve">emplate Guidelines </w:t>
-      </w:r>
-      <w:r>
-        <w:t xml:space="preserve">section after once you complete your document. </w:t>
-      </w:r>
-    </w:p>
-    <w:p/>
-    <w:p/>
-    <w:p/>
-    <w:p/>
-    <w:p/>
-    <w:p/>
-    <w:p/>
-    <w:p/>
-    <w:p/>
-    <w:p/>
-    <w:p/>
-    <w:p/>
-    <w:p/>
-    <w:p/>
-    <w:p/>
-    <w:p/>
-    <w:p/>
-    <w:p/>
-    <w:p/>
-    <w:p>
-      <w:pPr>
-        <w:pStyle w:val="Heading1"/>
-        <w:jc w:val="center"/>
-        <w:rPr>
-          <w:rFonts w:ascii="Times New Roman" w:hAnsi="Times New Roman" w:cs="Times New Roman"/>
-          <w:color w:val="4472C4"/>
-        </w:rPr>
-      </w:pPr>
-      <w:bookmarkStart w:id="81" w:name="_Toc293488333"/>
-      <w:bookmarkStart w:id="82" w:name="_Toc152588284"/>
-      <w:bookmarkStart w:id="83" w:name="_Toc165625621"/>
-    </w:p>
-    <w:p>
-      <w:pPr>
-        <w:pStyle w:val="Heading1"/>
-        <w:jc w:val="center"/>
-        <w:rPr>
-          <w:rFonts w:ascii="Times New Roman" w:hAnsi="Times New Roman" w:cs="Times New Roman"/>
-          <w:color w:val="4472C4"/>
-        </w:rPr>
-      </w:pPr>
-    </w:p>
-    <w:p>
-      <w:pPr>
-        <w:pStyle w:val="Heading1"/>
-        <w:jc w:val="center"/>
-        <w:rPr>
-          <w:rFonts w:ascii="Times New Roman" w:hAnsi="Times New Roman" w:cs="Times New Roman"/>
-          <w:color w:val="4472C4"/>
-        </w:rPr>
-      </w:pPr>
-    </w:p>
-    <w:p>
-      <w:r>
-        <w:t>;</w:t>
-      </w:r>
-    </w:p>
-    <w:p/>
-    <w:p/>
-    <w:p/>
-    <w:p/>
-    <w:p>
-      <w:pPr>
-        <w:pStyle w:val="Heading1"/>
-        <w:jc w:val="center"/>
-        <w:rPr>
-          <w:rFonts w:ascii="Times New Roman" w:hAnsi="Times New Roman" w:cs="Times New Roman"/>
-          <w:color w:val="4472C4"/>
-        </w:rPr>
-      </w:pPr>
-      <w:bookmarkStart w:id="84" w:name="_Toc234396111"/>
-      <w:r>
-        <w:rPr>
-          <w:rFonts w:ascii="Times New Roman" w:hAnsi="Times New Roman" w:cs="Times New Roman"/>
-          <w:color w:val="4472C4"/>
-        </w:rPr>
-        <w:lastRenderedPageBreak/>
-        <w:t xml:space="preserve">Template </w:t>
-      </w:r>
-      <w:bookmarkEnd w:id="81"/>
-      <w:r>
-        <w:rPr>
-          <w:rFonts w:ascii="Times New Roman" w:hAnsi="Times New Roman" w:cs="Times New Roman"/>
-          <w:color w:val="4472C4"/>
-        </w:rPr>
-        <w:t>Guideline</w:t>
-      </w:r>
-      <w:bookmarkEnd w:id="82"/>
-      <w:bookmarkEnd w:id="83"/>
-      <w:bookmarkEnd w:id="84"/>
-    </w:p>
-    <w:p>
-      <w:pPr>
-        <w:jc w:val="center"/>
-        <w:rPr>
-          <w:b/>
-          <w:bCs/>
-          <w:iCs/>
-          <w:color w:val="4472C4"/>
-          <w:sz w:val="20"/>
-          <w:szCs w:val="20"/>
-        </w:rPr>
-      </w:pPr>
-      <w:r>
-        <w:rPr>
-          <w:b/>
-          <w:bCs/>
-          <w:iCs/>
-          <w:color w:val="4472C4"/>
-          <w:sz w:val="20"/>
-          <w:szCs w:val="20"/>
-        </w:rPr>
-        <w:t>[Note: this section is a guideline and should be removed in your documentation]</w:t>
-      </w:r>
-    </w:p>
-    <w:p>
-      <w:pPr>
-        <w:pStyle w:val="BodyText"/>
-        <w:jc w:val="both"/>
-        <w:rPr>
-          <w:rFonts w:ascii="Times New Roman" w:hAnsi="Times New Roman"/>
-          <w:b/>
-          <w:i/>
-          <w:color w:val="4472C4"/>
-          <w:lang w:val="en-US"/>
-        </w:rPr>
-      </w:pPr>
-    </w:p>
-    <w:p>
-      <w:pPr>
-        <w:pStyle w:val="BodyText"/>
-        <w:jc w:val="both"/>
-        <w:rPr>
-          <w:rFonts w:ascii="Times New Roman" w:hAnsi="Times New Roman"/>
-          <w:b/>
-          <w:bCs/>
-          <w:color w:val="4472C4"/>
-          <w:lang w:val="en-US"/>
-        </w:rPr>
-      </w:pPr>
-      <w:r>
-        <w:rPr>
-          <w:rFonts w:ascii="Times New Roman" w:hAnsi="Times New Roman"/>
-          <w:b/>
-          <w:i/>
-          <w:color w:val="4472C4"/>
-          <w:lang w:val="en-US"/>
-        </w:rPr>
-        <w:t>What is a Project Proposal?</w:t>
-      </w:r>
-    </w:p>
-    <w:p>
-      <w:pPr>
-        <w:pStyle w:val="BodyText3"/>
-        <w:spacing w:before="240"/>
-        <w:jc w:val="both"/>
-        <w:rPr>
-          <w:i/>
-          <w:color w:val="4472C4"/>
-        </w:rPr>
-      </w:pPr>
-      <w:r>
-        <w:rPr>
-          <w:i/>
-          <w:color w:val="4472C4"/>
-        </w:rPr>
-        <w:t>A Project Proposal is a document that is written to kick-off a new project. It needs to convince a sponsor that a project needs to be initiated to solve a particular problem or opportunity in the business.</w:t>
-      </w:r>
-    </w:p>
-    <w:p>
-      <w:pPr>
-        <w:pStyle w:val="BodyText3"/>
-        <w:jc w:val="both"/>
-        <w:rPr>
-          <w:i/>
-          <w:color w:val="4472C4"/>
-        </w:rPr>
-      </w:pPr>
-      <w:r>
-        <w:rPr>
-          <w:i/>
-          <w:color w:val="4472C4"/>
-        </w:rPr>
-        <w:t>It describes in depth, the basis upon which the project needs to be commenced, so that the sponsor fully understands why it’s critical to the business and what is involved.</w:t>
-      </w:r>
-    </w:p>
-    <w:p>
-      <w:pPr>
-        <w:pStyle w:val="BodyText3"/>
-        <w:jc w:val="both"/>
-        <w:rPr>
-          <w:i/>
-          <w:color w:val="4472C4"/>
-        </w:rPr>
-      </w:pPr>
-      <w:r>
-        <w:rPr>
-          <w:i/>
-          <w:color w:val="4472C4"/>
-        </w:rPr>
-        <w:t xml:space="preserve">It also needs to outline the implications of </w:t>
-      </w:r>
-      <w:r>
-        <w:rPr>
-          <w:b/>
-          <w:i/>
-          <w:color w:val="4472C4"/>
-        </w:rPr>
-        <w:t>not</w:t>
-      </w:r>
-      <w:r>
-        <w:rPr>
-          <w:i/>
-          <w:color w:val="4472C4"/>
-        </w:rPr>
-        <w:t xml:space="preserve"> approving the project, so that the sponsor is forced to make a clear decision – to approve the project, or not.</w:t>
-      </w:r>
-    </w:p>
-    <w:p>
-      <w:pPr>
-        <w:pStyle w:val="BodyText"/>
-        <w:jc w:val="both"/>
-        <w:rPr>
-          <w:rFonts w:ascii="Times New Roman" w:hAnsi="Times New Roman"/>
-          <w:b/>
-          <w:i/>
-          <w:color w:val="4472C4"/>
-          <w:lang w:val="en-US"/>
-        </w:rPr>
-      </w:pPr>
-      <w:r>
-        <w:rPr>
-          <w:rFonts w:ascii="Times New Roman" w:hAnsi="Times New Roman"/>
-          <w:b/>
-          <w:i/>
-          <w:color w:val="4472C4"/>
-          <w:lang w:val="en-US"/>
-        </w:rPr>
-        <w:t>When do I use a Project Proposal?</w:t>
-      </w:r>
-    </w:p>
-    <w:p>
-      <w:pPr>
-        <w:pStyle w:val="BodyText3"/>
-        <w:spacing w:before="240"/>
-        <w:jc w:val="both"/>
-        <w:rPr>
-          <w:i/>
-          <w:color w:val="4472C4"/>
-        </w:rPr>
-      </w:pPr>
-      <w:r>
-        <w:rPr>
-          <w:i/>
-          <w:color w:val="4472C4"/>
-        </w:rPr>
-        <w:t>Any time that you need to coordinate resources, tasks, equipment and raw materials within a specific timeframe to achieve a particular business goal, then you should consider doing this as part of a formal project.</w:t>
-      </w:r>
-    </w:p>
-    <w:p>
-      <w:pPr>
-        <w:pStyle w:val="BodyText3"/>
-        <w:jc w:val="both"/>
-        <w:rPr>
-          <w:i/>
-          <w:color w:val="4472C4"/>
-        </w:rPr>
-      </w:pPr>
-      <w:r>
-        <w:rPr>
-          <w:i/>
-          <w:color w:val="4472C4"/>
-        </w:rPr>
-        <w:t>The first step when initiating a project is to document a Project Proposal. It helps you formalize the project so that it has a specific vision that needs to be achieved in order to determine its success.</w:t>
-      </w:r>
-    </w:p>
-    <w:p>
-      <w:pPr>
-        <w:pStyle w:val="BodyText3"/>
-        <w:jc w:val="both"/>
-        <w:rPr>
-          <w:i/>
-          <w:color w:val="4472C4"/>
-        </w:rPr>
-      </w:pPr>
-      <w:r>
-        <w:rPr>
-          <w:i/>
-          <w:color w:val="4472C4"/>
-        </w:rPr>
-        <w:t>Ideally a Project Proposal will be written by the intended manager of the project. However sometimes it is written by a business manager if the Project Manager is yet to be selected. It is always presented to senior management within the business for approval.</w:t>
-      </w:r>
-    </w:p>
-    <w:p>
-      <w:pPr>
-        <w:pStyle w:val="BodyText3"/>
-        <w:jc w:val="both"/>
-        <w:rPr>
-          <w:i/>
-          <w:color w:val="4472C4"/>
-        </w:rPr>
-      </w:pPr>
-      <w:r>
-        <w:rPr>
-          <w:i/>
-          <w:color w:val="4472C4"/>
-        </w:rPr>
-        <w:t xml:space="preserve">Once approved, the next step is usually to write a </w:t>
-      </w:r>
-      <w:hyperlink r:id="rId9" w:history="1">
-        <w:r>
-          <w:rPr>
-            <w:color w:val="4472C4"/>
-          </w:rPr>
-          <w:t>Business Case</w:t>
-        </w:r>
-      </w:hyperlink>
-      <w:r>
-        <w:rPr>
-          <w:i/>
-          <w:color w:val="4472C4"/>
-        </w:rPr>
-        <w:t xml:space="preserve"> which justifies the project financially. Soon after that, a </w:t>
-      </w:r>
-      <w:hyperlink r:id="rId10" w:history="1">
-        <w:r>
-          <w:rPr>
-            <w:color w:val="4472C4"/>
-          </w:rPr>
-          <w:t>Project Charter</w:t>
-        </w:r>
-      </w:hyperlink>
-      <w:r>
-        <w:rPr>
-          <w:i/>
-          <w:color w:val="4472C4"/>
-        </w:rPr>
-        <w:t xml:space="preserve"> will be written based on this Project Proposal, to scope out the project and ensure that everyone is clear about what needs to be done.</w:t>
-      </w:r>
-    </w:p>
-    <w:p>
-      <w:pPr>
-        <w:pStyle w:val="BodyText"/>
-        <w:spacing w:before="240"/>
-        <w:jc w:val="both"/>
-        <w:rPr>
-          <w:rFonts w:ascii="Times New Roman" w:hAnsi="Times New Roman"/>
-          <w:i/>
-          <w:color w:val="4472C4"/>
-          <w:lang w:val="en-US"/>
-        </w:rPr>
-      </w:pPr>
-      <w:r>
-        <w:rPr>
-          <w:rFonts w:ascii="Times New Roman" w:hAnsi="Times New Roman"/>
-          <w:b/>
-          <w:i/>
-          <w:color w:val="4472C4"/>
-          <w:lang w:val="en-US"/>
-        </w:rPr>
-        <w:t>How to use this template</w:t>
-      </w:r>
-    </w:p>
-    <w:p>
-      <w:pPr>
-        <w:pStyle w:val="BodyText3"/>
-        <w:spacing w:before="240"/>
-        <w:jc w:val="both"/>
-        <w:rPr>
-          <w:i/>
-          <w:color w:val="4472C4"/>
-        </w:rPr>
-      </w:pPr>
-      <w:r>
-        <w:rPr>
-          <w:i/>
-          <w:color w:val="4472C4"/>
-        </w:rPr>
-        <w:t>This document outlines the sections needed to complete a Project Proposal. You need to replace the content in each section with your own. Each section includes completion instructions so that you know what you need to write, to fill the document in from start to finish. You will want to remove these completion instructions as you go, to create your own customized Project Charter for your business.</w:t>
-      </w:r>
-    </w:p>
-    <w:p>
-      <w:pPr>
-        <w:pStyle w:val="BodyText"/>
-        <w:spacing w:before="240"/>
-        <w:jc w:val="both"/>
-        <w:rPr>
-          <w:rFonts w:ascii="Times New Roman" w:hAnsi="Times New Roman"/>
-          <w:b/>
-          <w:i/>
-          <w:color w:val="4472C4"/>
-          <w:lang w:val="en-US"/>
-        </w:rPr>
-      </w:pPr>
-      <w:r>
-        <w:rPr>
-          <w:rFonts w:ascii="Times New Roman" w:hAnsi="Times New Roman"/>
-          <w:b/>
-          <w:i/>
-          <w:color w:val="4472C4"/>
-          <w:lang w:val="en-US"/>
-        </w:rPr>
-        <w:t>Formatting Guidelines</w:t>
-      </w:r>
-    </w:p>
-    <w:p>
-      <w:pPr>
-        <w:pStyle w:val="BodyText"/>
-        <w:spacing w:before="240"/>
-        <w:jc w:val="both"/>
-        <w:rPr>
-          <w:rFonts w:ascii="Times New Roman" w:hAnsi="Times New Roman"/>
-          <w:i/>
-          <w:color w:val="4472C4"/>
-          <w:sz w:val="16"/>
-          <w:szCs w:val="16"/>
-          <w:lang w:val="en-US"/>
-        </w:rPr>
-      </w:pPr>
-      <w:r>
-        <w:rPr>
-          <w:rFonts w:ascii="Times New Roman" w:hAnsi="Times New Roman"/>
-          <w:i/>
-          <w:color w:val="4472C4"/>
-          <w:sz w:val="16"/>
-          <w:szCs w:val="16"/>
-          <w:lang w:val="en-US"/>
-        </w:rPr>
-        <w:t xml:space="preserve">A separate formatting guideline is being provided to be followed to make the document formatting as per standards. All research and project-based documentations are strictly followed by formatting standards. </w:t>
-      </w:r>
-    </w:p>
-    <w:p>
-      <w:pPr>
-        <w:pStyle w:val="BodyText"/>
-        <w:spacing w:before="240"/>
-        <w:jc w:val="both"/>
-        <w:rPr>
-          <w:rFonts w:ascii="Times New Roman" w:hAnsi="Times New Roman"/>
-          <w:i/>
-          <w:color w:val="4472C4"/>
-          <w:sz w:val="16"/>
-          <w:szCs w:val="16"/>
-          <w:lang w:val="en-US"/>
-        </w:rPr>
-      </w:pPr>
-      <w:r>
-        <w:rPr>
-          <w:rFonts w:ascii="Times New Roman" w:hAnsi="Times New Roman"/>
-          <w:i/>
-          <w:color w:val="4472C4"/>
-          <w:sz w:val="16"/>
-          <w:szCs w:val="16"/>
-          <w:lang w:val="en-US"/>
-        </w:rPr>
-        <w:t xml:space="preserve"> </w:t>
-      </w:r>
-    </w:p>
-    <w:p>
-      <w:pPr>
-        <w:rPr>
-          <w:color w:val="0000FF"/>
-        </w:rPr>
-      </w:pPr>
-      <w:r>
-        <w:rPr>
-          <w:color w:val="0000FF"/>
-        </w:rPr>
-        <w:br w:type="page"/>
-      </w:r>
-    </w:p>
-    <w:p>
-      <w:pPr>
-        <w:pStyle w:val="Title"/>
-        <w:rPr>
-          <w:rFonts w:ascii="Times New Roman" w:hAnsi="Times New Roman" w:cs="Times New Roman"/>
-          <w:b/>
-          <w:bCs/>
-          <w:sz w:val="40"/>
-          <w:szCs w:val="40"/>
-        </w:rPr>
-      </w:pPr>
-      <w:r>
-        <w:rPr>
-          <w:rFonts w:ascii="Times New Roman" w:hAnsi="Times New Roman" w:cs="Times New Roman"/>
-          <w:b/>
-          <w:bCs/>
-          <w:sz w:val="40"/>
-          <w:szCs w:val="40"/>
-        </w:rPr>
-        <w:lastRenderedPageBreak/>
-        <w:t>APA Style Guidelines for Project Documentation Formatting</w:t>
-      </w:r>
-    </w:p>
-    <w:p>
-      <w:pPr>
-        <w:pStyle w:val="Heading1"/>
-        <w:rPr>
-          <w:rFonts w:ascii="Times New Roman" w:hAnsi="Times New Roman" w:cs="Times New Roman"/>
-        </w:rPr>
-      </w:pPr>
-      <w:bookmarkStart w:id="85" w:name="_Toc165625622"/>
-      <w:bookmarkStart w:id="86" w:name="_Toc234396112"/>
-      <w:r>
-        <w:rPr>
-          <w:rFonts w:ascii="Times New Roman" w:hAnsi="Times New Roman" w:cs="Times New Roman"/>
-        </w:rPr>
-        <w:t>Order of Sections</w:t>
-      </w:r>
-      <w:bookmarkEnd w:id="85"/>
-      <w:bookmarkEnd w:id="86"/>
-    </w:p>
-    <w:p>
-      <w:pPr>
-        <w:numPr>
-          <w:ilvl w:val="0"/>
-          <w:numId w:val="11"/>
-        </w:numPr>
-        <w:shd w:val="clear" w:color="auto" w:fill="FFFFFF"/>
-        <w:spacing w:after="100" w:afterAutospacing="1"/>
-        <w:rPr>
-          <w:color w:val="333333"/>
-          <w:sz w:val="18"/>
-          <w:szCs w:val="18"/>
-        </w:rPr>
-      </w:pPr>
-      <w:r>
-        <w:rPr>
-          <w:color w:val="333333"/>
-          <w:sz w:val="18"/>
-          <w:szCs w:val="18"/>
-        </w:rPr>
-        <w:t>Title page including Title, Author, University and Department, Class, Instructor, and Date</w:t>
-      </w:r>
-    </w:p>
-    <w:p>
-      <w:pPr>
-        <w:numPr>
-          <w:ilvl w:val="0"/>
-          <w:numId w:val="11"/>
-        </w:numPr>
-        <w:shd w:val="clear" w:color="auto" w:fill="FFFFFF"/>
-        <w:spacing w:before="100" w:beforeAutospacing="1" w:after="100" w:afterAutospacing="1"/>
-        <w:rPr>
-          <w:color w:val="333333"/>
-          <w:sz w:val="18"/>
-          <w:szCs w:val="18"/>
-        </w:rPr>
-      </w:pPr>
-      <w:r>
-        <w:rPr>
-          <w:color w:val="333333"/>
-          <w:sz w:val="18"/>
-          <w:szCs w:val="18"/>
-        </w:rPr>
-        <w:t>Body (including introduction, literature review or background, discussion, and conclusion)</w:t>
-      </w:r>
-    </w:p>
-    <w:p>
-      <w:pPr>
-        <w:numPr>
-          <w:ilvl w:val="0"/>
-          <w:numId w:val="11"/>
-        </w:numPr>
-        <w:shd w:val="clear" w:color="auto" w:fill="FFFFFF"/>
-        <w:spacing w:before="100" w:beforeAutospacing="1" w:after="100" w:afterAutospacing="1"/>
-        <w:rPr>
-          <w:color w:val="333333"/>
-          <w:sz w:val="18"/>
-          <w:szCs w:val="18"/>
-        </w:rPr>
-      </w:pPr>
-      <w:r>
-        <w:rPr>
-          <w:color w:val="333333"/>
-          <w:sz w:val="18"/>
-          <w:szCs w:val="18"/>
-        </w:rPr>
-        <w:t>References</w:t>
-      </w:r>
-    </w:p>
-    <w:p>
-      <w:pPr>
-        <w:numPr>
-          <w:ilvl w:val="0"/>
-          <w:numId w:val="11"/>
-        </w:numPr>
-        <w:shd w:val="clear" w:color="auto" w:fill="FFFFFF"/>
-        <w:spacing w:before="100" w:beforeAutospacing="1" w:after="100" w:afterAutospacing="1"/>
-        <w:rPr>
-          <w:color w:val="333333"/>
-          <w:sz w:val="18"/>
-          <w:szCs w:val="18"/>
-        </w:rPr>
-      </w:pPr>
-      <w:r>
-        <w:rPr>
-          <w:color w:val="333333"/>
-          <w:sz w:val="18"/>
-          <w:szCs w:val="18"/>
-        </w:rPr>
-        <w:t>Appendices (including tables &amp; figures)</w:t>
-      </w:r>
-    </w:p>
-    <w:p>
-      <w:pPr>
-        <w:pStyle w:val="Heading1"/>
-        <w:rPr>
-          <w:rFonts w:ascii="Times New Roman" w:hAnsi="Times New Roman" w:cs="Times New Roman"/>
-        </w:rPr>
-      </w:pPr>
-      <w:bookmarkStart w:id="87" w:name="papersize"/>
-      <w:bookmarkStart w:id="88" w:name="_Toc165625623"/>
-      <w:bookmarkStart w:id="89" w:name="_Toc234396113"/>
-      <w:bookmarkEnd w:id="87"/>
-      <w:r>
-        <w:rPr>
-          <w:rFonts w:ascii="Times New Roman" w:hAnsi="Times New Roman" w:cs="Times New Roman"/>
-        </w:rPr>
-        <w:t>Margins &amp; Page Numbers</w:t>
-      </w:r>
-      <w:bookmarkEnd w:id="88"/>
-      <w:bookmarkEnd w:id="89"/>
-      <w:r>
-        <w:rPr>
-          <w:rFonts w:ascii="Times New Roman" w:hAnsi="Times New Roman" w:cs="Times New Roman"/>
-        </w:rPr>
-        <w:t xml:space="preserve"> </w:t>
-      </w:r>
-    </w:p>
-    <w:p>
-      <w:pPr>
-        <w:numPr>
-          <w:ilvl w:val="0"/>
-          <w:numId w:val="12"/>
-        </w:numPr>
-        <w:shd w:val="clear" w:color="auto" w:fill="FFFFFF"/>
-        <w:spacing w:after="100" w:afterAutospacing="1"/>
-        <w:rPr>
-          <w:color w:val="333333"/>
-          <w:sz w:val="18"/>
-          <w:szCs w:val="18"/>
-        </w:rPr>
-      </w:pPr>
-      <w:r>
-        <w:rPr>
-          <w:color w:val="333333"/>
-          <w:sz w:val="18"/>
-          <w:szCs w:val="18"/>
-        </w:rPr>
-        <w:t>1 inch at top, bottom, and both sides</w:t>
-      </w:r>
-    </w:p>
-    <w:p>
-      <w:pPr>
-        <w:numPr>
-          <w:ilvl w:val="0"/>
-          <w:numId w:val="12"/>
-        </w:numPr>
-        <w:shd w:val="clear" w:color="auto" w:fill="FFFFFF"/>
-        <w:spacing w:before="100" w:beforeAutospacing="1" w:after="100" w:afterAutospacing="1"/>
-        <w:rPr>
-          <w:color w:val="333333"/>
-          <w:sz w:val="18"/>
-          <w:szCs w:val="18"/>
-        </w:rPr>
-      </w:pPr>
-      <w:r>
-        <w:rPr>
-          <w:color w:val="333333"/>
-          <w:sz w:val="18"/>
-          <w:szCs w:val="18"/>
-        </w:rPr>
-        <w:t>Left aligned paragraphs and leave the right edge ragged (not "right justified")</w:t>
-      </w:r>
-    </w:p>
-    <w:p>
-      <w:pPr>
-        <w:numPr>
-          <w:ilvl w:val="0"/>
-          <w:numId w:val="12"/>
-        </w:numPr>
-        <w:shd w:val="clear" w:color="auto" w:fill="FFFFFF"/>
-        <w:spacing w:before="100" w:beforeAutospacing="1" w:after="100" w:afterAutospacing="1"/>
-        <w:rPr>
-          <w:color w:val="333333"/>
-          <w:sz w:val="18"/>
-          <w:szCs w:val="18"/>
-        </w:rPr>
-      </w:pPr>
-      <w:r>
-        <w:rPr>
-          <w:color w:val="333333"/>
-          <w:sz w:val="18"/>
-          <w:szCs w:val="18"/>
-        </w:rPr>
-        <w:t>Indent first line of each paragraph 1/2 inch from left margin</w:t>
-      </w:r>
-    </w:p>
-    <w:p>
-      <w:pPr>
-        <w:numPr>
-          <w:ilvl w:val="0"/>
-          <w:numId w:val="12"/>
-        </w:numPr>
-        <w:shd w:val="clear" w:color="auto" w:fill="FFFFFF"/>
-        <w:spacing w:before="100" w:beforeAutospacing="1" w:after="100" w:afterAutospacing="1"/>
-        <w:rPr>
-          <w:color w:val="333333"/>
-          <w:sz w:val="18"/>
-          <w:szCs w:val="18"/>
-        </w:rPr>
-      </w:pPr>
-      <w:r>
-        <w:rPr>
-          <w:color w:val="333333"/>
-          <w:sz w:val="18"/>
-          <w:szCs w:val="18"/>
-        </w:rPr>
-        <w:t>Use page numbers, including on the title page, 1/2 inch from top and flush with right margin</w:t>
-      </w:r>
-    </w:p>
-    <w:p>
-      <w:pPr>
-        <w:pStyle w:val="Heading1"/>
-        <w:rPr>
-          <w:rFonts w:ascii="Times New Roman" w:hAnsi="Times New Roman" w:cs="Times New Roman"/>
-        </w:rPr>
-      </w:pPr>
-      <w:bookmarkStart w:id="90" w:name="textformat"/>
-      <w:bookmarkStart w:id="91" w:name="_Toc165625624"/>
-      <w:bookmarkStart w:id="92" w:name="_Toc234396114"/>
-      <w:bookmarkEnd w:id="90"/>
-      <w:r>
-        <w:rPr>
-          <w:rFonts w:ascii="Times New Roman" w:hAnsi="Times New Roman" w:cs="Times New Roman"/>
-        </w:rPr>
-        <w:t>Text Format</w:t>
-      </w:r>
-      <w:bookmarkEnd w:id="91"/>
-      <w:bookmarkEnd w:id="92"/>
-      <w:r>
-        <w:rPr>
-          <w:rFonts w:ascii="Times New Roman" w:hAnsi="Times New Roman" w:cs="Times New Roman"/>
-        </w:rPr>
-        <w:t xml:space="preserve"> </w:t>
-      </w:r>
-    </w:p>
-    <w:p>
-      <w:pPr>
-        <w:numPr>
-          <w:ilvl w:val="0"/>
-          <w:numId w:val="13"/>
-        </w:numPr>
-        <w:shd w:val="clear" w:color="auto" w:fill="FFFFFF"/>
-        <w:spacing w:after="100" w:afterAutospacing="1"/>
-        <w:rPr>
-          <w:color w:val="333333"/>
-          <w:sz w:val="18"/>
-          <w:szCs w:val="18"/>
-        </w:rPr>
-      </w:pPr>
-      <w:r>
-        <w:rPr>
-          <w:color w:val="333333"/>
-          <w:sz w:val="18"/>
-          <w:szCs w:val="18"/>
-        </w:rPr>
-        <w:t>Use one of these highly readable fonts: </w:t>
-      </w:r>
-    </w:p>
-    <w:p>
-      <w:pPr>
-        <w:numPr>
-          <w:ilvl w:val="1"/>
-          <w:numId w:val="13"/>
-        </w:numPr>
-        <w:shd w:val="clear" w:color="auto" w:fill="FFFFFF"/>
-        <w:spacing w:before="100" w:beforeAutospacing="1" w:after="100" w:afterAutospacing="1"/>
-        <w:rPr>
-          <w:color w:val="333333"/>
-          <w:sz w:val="18"/>
-          <w:szCs w:val="18"/>
-        </w:rPr>
-      </w:pPr>
-      <w:r>
-        <w:rPr>
-          <w:color w:val="333333"/>
-          <w:sz w:val="18"/>
-          <w:szCs w:val="18"/>
-        </w:rPr>
-        <w:t>Times New Roman, 11</w:t>
-      </w:r>
-      <w:r>
-        <w:rPr>
-          <w:color w:val="333333"/>
-          <w:sz w:val="18"/>
-          <w:szCs w:val="18"/>
-        </w:rPr>
-        <w:t xml:space="preserve"> </w:t>
-      </w:r>
-      <w:proofErr w:type="gramStart"/>
-      <w:r>
-        <w:rPr>
-          <w:color w:val="333333"/>
-          <w:sz w:val="18"/>
-          <w:szCs w:val="18"/>
-        </w:rPr>
-        <w:t>point</w:t>
-      </w:r>
-      <w:proofErr w:type="gramEnd"/>
-    </w:p>
-    <w:p>
-      <w:pPr>
-        <w:numPr>
-          <w:ilvl w:val="0"/>
-          <w:numId w:val="13"/>
-        </w:numPr>
-        <w:shd w:val="clear" w:color="auto" w:fill="FFFFFF"/>
-        <w:spacing w:before="100" w:beforeAutospacing="1" w:after="100" w:afterAutospacing="1"/>
-        <w:rPr>
-          <w:color w:val="333333"/>
-          <w:sz w:val="18"/>
-          <w:szCs w:val="18"/>
-        </w:rPr>
-      </w:pPr>
-      <w:r>
-        <w:rPr>
-          <w:color w:val="333333"/>
-          <w:sz w:val="18"/>
-          <w:szCs w:val="18"/>
-        </w:rPr>
-        <w:t>Double-space and align text to the left</w:t>
-      </w:r>
-    </w:p>
-    <w:p>
-      <w:pPr>
-        <w:numPr>
-          <w:ilvl w:val="0"/>
-          <w:numId w:val="13"/>
-        </w:numPr>
-        <w:shd w:val="clear" w:color="auto" w:fill="FFFFFF"/>
-        <w:spacing w:before="100" w:beforeAutospacing="1" w:after="100" w:afterAutospacing="1"/>
-        <w:rPr>
-          <w:color w:val="333333"/>
-          <w:sz w:val="18"/>
-          <w:szCs w:val="18"/>
-        </w:rPr>
-      </w:pPr>
-      <w:r>
-        <w:rPr>
-          <w:color w:val="333333"/>
-          <w:sz w:val="18"/>
-          <w:szCs w:val="18"/>
-        </w:rPr>
-        <w:t>Use active voice</w:t>
-      </w:r>
-    </w:p>
-    <w:p>
-      <w:pPr>
-        <w:numPr>
-          <w:ilvl w:val="0"/>
-          <w:numId w:val="13"/>
-        </w:numPr>
-        <w:shd w:val="clear" w:color="auto" w:fill="FFFFFF"/>
-        <w:spacing w:before="100" w:beforeAutospacing="1" w:after="100" w:afterAutospacing="1"/>
-        <w:rPr>
-          <w:color w:val="333333"/>
-          <w:sz w:val="18"/>
-          <w:szCs w:val="18"/>
-        </w:rPr>
-      </w:pPr>
-      <w:r>
-        <w:rPr>
-          <w:color w:val="333333"/>
-          <w:sz w:val="18"/>
-          <w:szCs w:val="18"/>
-        </w:rPr>
-        <w:t>Don't overuse technical jargon</w:t>
-      </w:r>
-    </w:p>
-    <w:p>
-      <w:pPr>
-        <w:numPr>
-          <w:ilvl w:val="0"/>
-          <w:numId w:val="13"/>
-        </w:numPr>
-        <w:shd w:val="clear" w:color="auto" w:fill="FFFFFF"/>
-        <w:spacing w:before="100" w:beforeAutospacing="1" w:after="100" w:afterAutospacing="1"/>
-        <w:rPr>
-          <w:color w:val="333333"/>
-          <w:sz w:val="18"/>
-          <w:szCs w:val="18"/>
-        </w:rPr>
-      </w:pPr>
-      <w:r>
-        <w:rPr>
-          <w:color w:val="333333"/>
-          <w:sz w:val="18"/>
-          <w:szCs w:val="18"/>
-        </w:rPr>
-        <w:t>No periods after a web address or DOI in the References list.</w:t>
-      </w:r>
-    </w:p>
-    <w:p>
-      <w:pPr>
-        <w:pStyle w:val="Heading1"/>
-        <w:rPr>
-          <w:rFonts w:ascii="Times New Roman" w:hAnsi="Times New Roman" w:cs="Times New Roman"/>
-        </w:rPr>
-      </w:pPr>
-      <w:bookmarkStart w:id="93" w:name="TablesIntext"/>
-      <w:bookmarkStart w:id="94" w:name="_Toc165625625"/>
-      <w:bookmarkStart w:id="95" w:name="_Toc234396115"/>
-      <w:bookmarkEnd w:id="93"/>
-      <w:r>
-        <w:rPr>
-          <w:rFonts w:ascii="Times New Roman" w:hAnsi="Times New Roman" w:cs="Times New Roman"/>
-        </w:rPr>
-        <w:t>Tables and Figures In-Text</w:t>
-      </w:r>
-      <w:bookmarkEnd w:id="94"/>
-      <w:bookmarkEnd w:id="95"/>
-    </w:p>
-    <w:p>
-      <w:pPr>
-        <w:numPr>
-          <w:ilvl w:val="0"/>
-          <w:numId w:val="14"/>
-        </w:numPr>
-        <w:shd w:val="clear" w:color="auto" w:fill="FFFFFF"/>
-        <w:spacing w:after="100" w:afterAutospacing="1"/>
-        <w:rPr>
-          <w:color w:val="333333"/>
-          <w:sz w:val="18"/>
-          <w:szCs w:val="18"/>
-        </w:rPr>
-      </w:pPr>
-      <w:r>
-        <w:rPr>
-          <w:color w:val="333333"/>
-          <w:sz w:val="18"/>
-          <w:szCs w:val="18"/>
-        </w:rPr>
-        <w:t>Label tables and figures numerically (ex. Table 1)</w:t>
-      </w:r>
-    </w:p>
-    <w:p>
-      <w:pPr>
-        <w:numPr>
-          <w:ilvl w:val="0"/>
-          <w:numId w:val="14"/>
-        </w:numPr>
-        <w:shd w:val="clear" w:color="auto" w:fill="FFFFFF"/>
-        <w:spacing w:before="100" w:beforeAutospacing="1" w:after="100" w:afterAutospacing="1"/>
-        <w:rPr>
-          <w:color w:val="333333"/>
-          <w:sz w:val="18"/>
-          <w:szCs w:val="18"/>
-        </w:rPr>
-      </w:pPr>
-      <w:r>
-        <w:rPr>
-          <w:color w:val="333333"/>
-          <w:sz w:val="18"/>
-          <w:szCs w:val="18"/>
-        </w:rPr>
-        <w:t>Give each table column a heading and use separating lines only when necessary</w:t>
-      </w:r>
-    </w:p>
-    <w:p>
-      <w:pPr>
-        <w:numPr>
-          <w:ilvl w:val="0"/>
-          <w:numId w:val="14"/>
-        </w:numPr>
-        <w:shd w:val="clear" w:color="auto" w:fill="FFFFFF"/>
-        <w:spacing w:before="100" w:beforeAutospacing="1" w:after="100" w:afterAutospacing="1"/>
-        <w:rPr>
-          <w:color w:val="333333"/>
-          <w:sz w:val="18"/>
-          <w:szCs w:val="18"/>
-        </w:rPr>
-      </w:pPr>
-      <w:r>
-        <w:rPr>
-          <w:color w:val="333333"/>
-          <w:sz w:val="18"/>
-          <w:szCs w:val="18"/>
-        </w:rPr>
-        <w:t>Design the table and figure so that it can be understood on its own, i.e. it does not require reference to the surrounding text to understand it</w:t>
-      </w:r>
-    </w:p>
-    <w:p>
-      <w:pPr>
-        <w:numPr>
-          <w:ilvl w:val="0"/>
-          <w:numId w:val="14"/>
-        </w:numPr>
-        <w:shd w:val="clear" w:color="auto" w:fill="FFFFFF"/>
-        <w:spacing w:before="100" w:beforeAutospacing="1" w:after="100" w:afterAutospacing="1"/>
-        <w:rPr>
-          <w:color w:val="333333"/>
-          <w:sz w:val="18"/>
-          <w:szCs w:val="18"/>
-        </w:rPr>
-      </w:pPr>
-      <w:r>
-        <w:rPr>
-          <w:color w:val="333333"/>
-          <w:sz w:val="18"/>
-          <w:szCs w:val="18"/>
-        </w:rPr>
-        <w:t>Notes go below tables and figures</w:t>
-      </w:r>
-    </w:p>
-    <w:p>
-      <w:pPr>
-        <w:pStyle w:val="Heading1"/>
-        <w:rPr>
-          <w:rFonts w:ascii="Times New Roman" w:hAnsi="Times New Roman" w:cs="Times New Roman"/>
-        </w:rPr>
-      </w:pPr>
-      <w:bookmarkStart w:id="96" w:name="titlepage"/>
-      <w:bookmarkStart w:id="97" w:name="_Toc165625626"/>
-      <w:bookmarkStart w:id="98" w:name="_Toc234396116"/>
-      <w:bookmarkEnd w:id="96"/>
-      <w:r>
-        <w:rPr>
-          <w:rFonts w:ascii="Times New Roman" w:hAnsi="Times New Roman" w:cs="Times New Roman"/>
-        </w:rPr>
-        <w:t>Title Page</w:t>
-      </w:r>
-      <w:bookmarkEnd w:id="97"/>
-      <w:bookmarkEnd w:id="98"/>
-    </w:p>
-    <w:p>
-      <w:pPr>
-        <w:numPr>
-          <w:ilvl w:val="0"/>
-          <w:numId w:val="15"/>
-        </w:numPr>
-        <w:shd w:val="clear" w:color="auto" w:fill="FFFFFF"/>
-        <w:spacing w:after="100" w:afterAutospacing="1"/>
-        <w:rPr>
-          <w:color w:val="333333"/>
-          <w:sz w:val="18"/>
-          <w:szCs w:val="18"/>
-        </w:rPr>
-      </w:pPr>
-      <w:r>
-        <w:rPr>
-          <w:color w:val="333333"/>
-          <w:sz w:val="18"/>
-          <w:szCs w:val="18"/>
-        </w:rPr>
-        <w:t>Include the title, your name, the class name, and the college's name</w:t>
-      </w:r>
-    </w:p>
-    <w:p>
-      <w:pPr>
-        <w:numPr>
-          <w:ilvl w:val="0"/>
-          <w:numId w:val="15"/>
-        </w:numPr>
-        <w:shd w:val="clear" w:color="auto" w:fill="FFFFFF"/>
-        <w:spacing w:before="100" w:beforeAutospacing="1" w:after="100" w:afterAutospacing="1"/>
-        <w:rPr>
-          <w:color w:val="333333"/>
-          <w:sz w:val="18"/>
-          <w:szCs w:val="18"/>
-        </w:rPr>
-      </w:pPr>
-      <w:r>
-        <w:rPr>
-          <w:color w:val="333333"/>
-          <w:sz w:val="18"/>
-          <w:szCs w:val="18"/>
-        </w:rPr>
-        <w:t>Title should be </w:t>
-      </w:r>
-      <w:r>
-        <w:rPr>
-          <w:color w:val="333333"/>
-          <w:sz w:val="18"/>
-          <w:szCs w:val="18"/>
-        </w:rPr>
-        <w:t xml:space="preserve">meaningful </w:t>
-      </w:r>
-      <w:r>
-        <w:rPr>
-          <w:color w:val="333333"/>
-          <w:sz w:val="18"/>
-          <w:szCs w:val="18"/>
-        </w:rPr>
-        <w:t>and summarize the paper's main idea</w:t>
-      </w:r>
-    </w:p>
-    <w:p>
-      <w:pPr>
-        <w:numPr>
-          <w:ilvl w:val="0"/>
-          <w:numId w:val="15"/>
-        </w:numPr>
-        <w:shd w:val="clear" w:color="auto" w:fill="FFFFFF"/>
-        <w:spacing w:before="100" w:beforeAutospacing="1" w:after="100" w:afterAutospacing="1"/>
-        <w:rPr>
-          <w:color w:val="333333"/>
-          <w:sz w:val="18"/>
-          <w:szCs w:val="18"/>
-        </w:rPr>
-      </w:pPr>
-      <w:r>
-        <w:rPr>
-          <w:color w:val="333333"/>
-          <w:sz w:val="18"/>
-          <w:szCs w:val="18"/>
-        </w:rPr>
-        <w:t>No periods or abbreviations</w:t>
-      </w:r>
-    </w:p>
-    <w:p>
-      <w:pPr>
-        <w:numPr>
-          <w:ilvl w:val="0"/>
-          <w:numId w:val="15"/>
-        </w:numPr>
-        <w:shd w:val="clear" w:color="auto" w:fill="FFFFFF"/>
-        <w:spacing w:before="100" w:beforeAutospacing="1" w:after="100" w:afterAutospacing="1"/>
-        <w:rPr>
-          <w:color w:val="333333"/>
-          <w:sz w:val="18"/>
-          <w:szCs w:val="18"/>
-        </w:rPr>
-      </w:pPr>
-      <w:r>
-        <w:rPr>
-          <w:color w:val="333333"/>
-          <w:sz w:val="18"/>
-          <w:szCs w:val="18"/>
-        </w:rPr>
-        <w:t>Do not italicize or underline</w:t>
-      </w:r>
-    </w:p>
-    <w:p>
-      <w:pPr>
-        <w:numPr>
-          <w:ilvl w:val="0"/>
-          <w:numId w:val="15"/>
-        </w:numPr>
-        <w:shd w:val="clear" w:color="auto" w:fill="FFFFFF"/>
-        <w:spacing w:before="100" w:beforeAutospacing="1" w:after="100" w:afterAutospacing="1"/>
-        <w:rPr>
-          <w:color w:val="333333"/>
-          <w:sz w:val="18"/>
-          <w:szCs w:val="18"/>
-        </w:rPr>
-      </w:pPr>
-      <w:r>
-        <w:rPr>
-          <w:color w:val="333333"/>
-          <w:sz w:val="18"/>
-          <w:szCs w:val="18"/>
-        </w:rPr>
-        <w:t>No quotation marks, all capital letters, or bold</w:t>
-      </w:r>
-    </w:p>
-    <w:p>
-      <w:pPr>
-        <w:numPr>
-          <w:ilvl w:val="0"/>
-          <w:numId w:val="15"/>
-        </w:numPr>
-        <w:shd w:val="clear" w:color="auto" w:fill="FFFFFF"/>
-        <w:spacing w:before="100" w:beforeAutospacing="1" w:after="100" w:afterAutospacing="1"/>
-        <w:rPr>
-          <w:color w:val="333333"/>
-          <w:sz w:val="18"/>
-          <w:szCs w:val="18"/>
-        </w:rPr>
-      </w:pPr>
-      <w:r>
-        <w:rPr>
-          <w:color w:val="333333"/>
-          <w:sz w:val="18"/>
-          <w:szCs w:val="18"/>
-        </w:rPr>
-        <w:t>Center horizontally in upper half of the page</w:t>
-      </w:r>
-    </w:p>
-    <w:p>
-      <w:pPr>
-        <w:pStyle w:val="Heading1"/>
-        <w:rPr>
-          <w:rFonts w:ascii="Times New Roman" w:hAnsi="Times New Roman" w:cs="Times New Roman"/>
-        </w:rPr>
-      </w:pPr>
-      <w:bookmarkStart w:id="99" w:name="body"/>
-      <w:bookmarkStart w:id="100" w:name="_Toc165625627"/>
-      <w:bookmarkStart w:id="101" w:name="_Toc234396117"/>
-      <w:bookmarkEnd w:id="99"/>
-      <w:r>
-        <w:rPr>
-          <w:rFonts w:ascii="Times New Roman" w:hAnsi="Times New Roman" w:cs="Times New Roman"/>
-        </w:rPr>
-        <w:t>Body</w:t>
-      </w:r>
-      <w:bookmarkEnd w:id="100"/>
-      <w:bookmarkEnd w:id="101"/>
-    </w:p>
-    <w:p>
-      <w:pPr>
-        <w:numPr>
-          <w:ilvl w:val="0"/>
-          <w:numId w:val="16"/>
-        </w:numPr>
-        <w:shd w:val="clear" w:color="auto" w:fill="FFFFFF"/>
-        <w:spacing w:after="100" w:afterAutospacing="1"/>
-        <w:rPr>
-          <w:color w:val="333333"/>
-          <w:sz w:val="18"/>
-          <w:szCs w:val="18"/>
-        </w:rPr>
-      </w:pPr>
-      <w:r>
-        <w:rPr>
-          <w:color w:val="333333"/>
-          <w:sz w:val="18"/>
-          <w:szCs w:val="18"/>
-        </w:rPr>
-        <w:t>Align the text to the left with a 1/2-inch left indent on the first line</w:t>
-      </w:r>
-    </w:p>
-    <w:p>
-      <w:pPr>
-        <w:numPr>
-          <w:ilvl w:val="0"/>
-          <w:numId w:val="16"/>
-        </w:numPr>
-        <w:shd w:val="clear" w:color="auto" w:fill="FFFFFF"/>
-        <w:spacing w:before="100" w:beforeAutospacing="1" w:after="100" w:afterAutospacing="1"/>
-        <w:rPr>
-          <w:color w:val="333333"/>
-          <w:sz w:val="18"/>
-          <w:szCs w:val="18"/>
-        </w:rPr>
-      </w:pPr>
-      <w:r>
-        <w:rPr>
-          <w:color w:val="333333"/>
-          <w:sz w:val="18"/>
-          <w:szCs w:val="18"/>
-        </w:rPr>
-        <w:t>Double-space</w:t>
-      </w:r>
-    </w:p>
-    <w:p>
-      <w:pPr>
-        <w:numPr>
-          <w:ilvl w:val="0"/>
-          <w:numId w:val="16"/>
-        </w:numPr>
-        <w:shd w:val="clear" w:color="auto" w:fill="FFFFFF"/>
-        <w:spacing w:before="100" w:beforeAutospacing="1" w:after="100" w:afterAutospacing="1"/>
-        <w:rPr>
-          <w:color w:val="333333"/>
-          <w:sz w:val="18"/>
-          <w:szCs w:val="18"/>
-        </w:rPr>
-      </w:pPr>
-      <w:r>
-        <w:rPr>
-          <w:color w:val="333333"/>
-          <w:sz w:val="18"/>
-          <w:szCs w:val="18"/>
-        </w:rPr>
-        <w:t>As long as there is no Abstract, at the top of the first page, type the title of the paper, centered, in </w:t>
-      </w:r>
-      <w:r>
-        <w:rPr>
-          <w:b/>
-          <w:bCs/>
-          <w:color w:val="333333"/>
-          <w:sz w:val="18"/>
-          <w:szCs w:val="18"/>
-        </w:rPr>
-        <w:t>bold</w:t>
-      </w:r>
-      <w:r>
-        <w:rPr>
-          <w:color w:val="333333"/>
-          <w:sz w:val="18"/>
-          <w:szCs w:val="18"/>
-        </w:rPr>
-        <w:t>, and in Sentence Case Capitalization</w:t>
-      </w:r>
-    </w:p>
-    <w:p>
-      <w:pPr>
-        <w:numPr>
-          <w:ilvl w:val="0"/>
-          <w:numId w:val="16"/>
-        </w:numPr>
-        <w:shd w:val="clear" w:color="auto" w:fill="FFFFFF"/>
-        <w:spacing w:before="100" w:beforeAutospacing="1" w:after="100" w:afterAutospacing="1"/>
-        <w:rPr>
-          <w:color w:val="333333"/>
-          <w:sz w:val="18"/>
-          <w:szCs w:val="18"/>
-        </w:rPr>
-      </w:pPr>
-      <w:r>
-        <w:rPr>
-          <w:color w:val="333333"/>
-          <w:sz w:val="18"/>
-          <w:szCs w:val="18"/>
-        </w:rPr>
-        <w:t>Usually, include sections like these: introduction, literature review or background, discussion, and conclusion -- but the specific organization will depend on the paper type</w:t>
-      </w:r>
-    </w:p>
-    <w:p>
-      <w:pPr>
-        <w:numPr>
-          <w:ilvl w:val="0"/>
-          <w:numId w:val="16"/>
-        </w:numPr>
-        <w:shd w:val="clear" w:color="auto" w:fill="FFFFFF"/>
-        <w:spacing w:before="100" w:beforeAutospacing="1" w:after="100" w:afterAutospacing="1"/>
-        <w:rPr>
-          <w:color w:val="333333"/>
-          <w:sz w:val="18"/>
-          <w:szCs w:val="18"/>
-        </w:rPr>
-      </w:pPr>
-      <w:r>
-        <w:rPr>
-          <w:color w:val="333333"/>
-          <w:sz w:val="18"/>
-          <w:szCs w:val="18"/>
-        </w:rPr>
-        <w:t>Spell out long organization names and add the abbreviation in parenthesis, then just use the abbreviation</w:t>
-      </w:r>
-    </w:p>
-    <w:p>
-      <w:pPr>
-        <w:numPr>
-          <w:ilvl w:val="0"/>
-          <w:numId w:val="16"/>
-        </w:numPr>
-        <w:shd w:val="clear" w:color="auto" w:fill="FFFFFF"/>
-        <w:spacing w:before="100" w:beforeAutospacing="1" w:after="100" w:afterAutospacing="1"/>
-        <w:rPr>
-          <w:color w:val="333333"/>
-          <w:sz w:val="18"/>
-          <w:szCs w:val="18"/>
-        </w:rPr>
-      </w:pPr>
-      <w:r>
-        <w:rPr>
-          <w:color w:val="333333"/>
-          <w:sz w:val="18"/>
-          <w:szCs w:val="18"/>
-        </w:rPr>
-        <w:t>Spell out numbers one through nine and use a number for 10 or more</w:t>
-      </w:r>
-    </w:p>
-    <w:p>
-      <w:pPr>
-        <w:numPr>
-          <w:ilvl w:val="0"/>
-          <w:numId w:val="16"/>
-        </w:numPr>
-        <w:shd w:val="clear" w:color="auto" w:fill="FFFFFF"/>
-        <w:spacing w:before="100" w:beforeAutospacing="1" w:after="100" w:afterAutospacing="1"/>
-        <w:rPr>
-          <w:color w:val="333333"/>
-          <w:sz w:val="18"/>
-          <w:szCs w:val="18"/>
-        </w:rPr>
-      </w:pPr>
-      <w:r>
-        <w:rPr>
-          <w:color w:val="333333"/>
-          <w:sz w:val="18"/>
-          <w:szCs w:val="18"/>
-        </w:rPr>
-        <w:t>Use a number for units of measurement, in tables, to represent statistical or math functions, and dates or times</w:t>
-      </w:r>
-    </w:p>
-    <w:p>
-      <w:pPr>
-        <w:pStyle w:val="Heading1"/>
-        <w:rPr>
-          <w:rFonts w:ascii="Times New Roman" w:hAnsi="Times New Roman" w:cs="Times New Roman"/>
-        </w:rPr>
-      </w:pPr>
-      <w:bookmarkStart w:id="102" w:name="headings"/>
-      <w:bookmarkStart w:id="103" w:name="_Toc165625628"/>
-      <w:bookmarkStart w:id="104" w:name="_Toc234396118"/>
-      <w:bookmarkEnd w:id="102"/>
-      <w:r>
-        <w:rPr>
-          <w:rFonts w:ascii="Times New Roman" w:hAnsi="Times New Roman" w:cs="Times New Roman"/>
-        </w:rPr>
-        <w:lastRenderedPageBreak/>
-        <w:t>Headings</w:t>
-      </w:r>
-      <w:bookmarkEnd w:id="103"/>
-      <w:bookmarkEnd w:id="104"/>
-    </w:p>
-    <w:p>
-      <w:pPr>
-        <w:numPr>
-          <w:ilvl w:val="0"/>
-          <w:numId w:val="17"/>
-        </w:numPr>
-        <w:shd w:val="clear" w:color="auto" w:fill="FFFFFF"/>
-        <w:spacing w:after="100" w:afterAutospacing="1"/>
-        <w:rPr>
-          <w:color w:val="333333"/>
-          <w:sz w:val="18"/>
-          <w:szCs w:val="18"/>
-        </w:rPr>
-      </w:pPr>
-      <w:r>
-        <w:rPr>
-          <w:color w:val="333333"/>
-          <w:sz w:val="18"/>
-          <w:szCs w:val="18"/>
-        </w:rPr>
-        <w:t>Level 1: Center, </w:t>
-      </w:r>
-      <w:r>
-        <w:rPr>
-          <w:b/>
-          <w:bCs/>
-          <w:color w:val="333333"/>
-          <w:sz w:val="18"/>
-          <w:szCs w:val="18"/>
-        </w:rPr>
-        <w:t>bold</w:t>
-      </w:r>
-      <w:r>
-        <w:rPr>
-          <w:color w:val="333333"/>
-          <w:sz w:val="18"/>
-          <w:szCs w:val="18"/>
-        </w:rPr>
-        <w:t>, Title Case </w:t>
-      </w:r>
-    </w:p>
-    <w:p>
-      <w:pPr>
-        <w:numPr>
-          <w:ilvl w:val="0"/>
-          <w:numId w:val="17"/>
-        </w:numPr>
-        <w:shd w:val="clear" w:color="auto" w:fill="FFFFFF"/>
-        <w:spacing w:before="100" w:beforeAutospacing="1" w:after="100" w:afterAutospacing="1"/>
-        <w:rPr>
-          <w:color w:val="333333"/>
-          <w:sz w:val="18"/>
-          <w:szCs w:val="18"/>
-        </w:rPr>
-      </w:pPr>
-      <w:r>
-        <w:rPr>
-          <w:color w:val="333333"/>
-          <w:sz w:val="18"/>
-          <w:szCs w:val="18"/>
-        </w:rPr>
-        <w:t>Level 2: Align left, </w:t>
-      </w:r>
-      <w:r>
-        <w:rPr>
-          <w:b/>
-          <w:bCs/>
-          <w:color w:val="333333"/>
-          <w:sz w:val="18"/>
-          <w:szCs w:val="18"/>
-        </w:rPr>
-        <w:t>bold</w:t>
-      </w:r>
-      <w:r>
-        <w:rPr>
-          <w:color w:val="333333"/>
-          <w:sz w:val="18"/>
-          <w:szCs w:val="18"/>
-        </w:rPr>
-        <w:t>, Title Case</w:t>
-      </w:r>
-    </w:p>
-    <w:p>
-      <w:pPr>
-        <w:numPr>
-          <w:ilvl w:val="0"/>
-          <w:numId w:val="17"/>
-        </w:numPr>
-        <w:shd w:val="clear" w:color="auto" w:fill="FFFFFF"/>
-        <w:spacing w:before="100" w:beforeAutospacing="1" w:after="100" w:afterAutospacing="1"/>
-        <w:rPr>
-          <w:color w:val="333333"/>
-          <w:sz w:val="18"/>
-          <w:szCs w:val="18"/>
-        </w:rPr>
-      </w:pPr>
-      <w:r>
-        <w:rPr>
-          <w:color w:val="333333"/>
-          <w:sz w:val="18"/>
-          <w:szCs w:val="18"/>
-        </w:rPr>
-        <w:t>Level 3: Alight left, </w:t>
-      </w:r>
-      <w:r>
-        <w:rPr>
-          <w:b/>
-          <w:bCs/>
-          <w:i/>
-          <w:iCs/>
-          <w:color w:val="333333"/>
-          <w:sz w:val="18"/>
-          <w:szCs w:val="18"/>
-        </w:rPr>
-        <w:t>bold italics</w:t>
-      </w:r>
-      <w:r>
-        <w:rPr>
-          <w:color w:val="333333"/>
-          <w:sz w:val="18"/>
-          <w:szCs w:val="18"/>
-        </w:rPr>
-        <w:t>, Title Case</w:t>
-      </w:r>
-    </w:p>
-    <w:p>
-      <w:pPr>
-        <w:numPr>
-          <w:ilvl w:val="0"/>
-          <w:numId w:val="17"/>
-        </w:numPr>
-        <w:shd w:val="clear" w:color="auto" w:fill="FFFFFF"/>
-        <w:spacing w:before="100" w:beforeAutospacing="1" w:after="100" w:afterAutospacing="1"/>
-        <w:rPr>
-          <w:color w:val="333333"/>
-          <w:sz w:val="18"/>
-          <w:szCs w:val="18"/>
-        </w:rPr>
-      </w:pPr>
-      <w:r>
-        <w:rPr>
-          <w:color w:val="333333"/>
-          <w:sz w:val="18"/>
-          <w:szCs w:val="18"/>
-        </w:rPr>
-        <w:t>Level 4: Indented 1/2", </w:t>
-      </w:r>
-      <w:r>
-        <w:rPr>
-          <w:b/>
-          <w:bCs/>
-          <w:color w:val="333333"/>
-          <w:sz w:val="18"/>
-          <w:szCs w:val="18"/>
-        </w:rPr>
-        <w:t>bold</w:t>
-      </w:r>
-      <w:r>
-        <w:rPr>
-          <w:color w:val="333333"/>
-          <w:sz w:val="18"/>
-          <w:szCs w:val="18"/>
-        </w:rPr>
-        <w:t>, Title Case, end with a period. Follow with text. </w:t>
-      </w:r>
-    </w:p>
-    <w:p>
-      <w:pPr>
-        <w:numPr>
-          <w:ilvl w:val="0"/>
-          <w:numId w:val="17"/>
-        </w:numPr>
-        <w:shd w:val="clear" w:color="auto" w:fill="FFFFFF"/>
-        <w:spacing w:before="100" w:beforeAutospacing="1" w:after="100" w:afterAutospacing="1"/>
-        <w:rPr>
-          <w:color w:val="333333"/>
-          <w:sz w:val="18"/>
-          <w:szCs w:val="18"/>
-        </w:rPr>
-      </w:pPr>
-      <w:r>
-        <w:rPr>
-          <w:color w:val="333333"/>
-          <w:sz w:val="18"/>
-          <w:szCs w:val="18"/>
-        </w:rPr>
-        <w:t>Level 5: Indented 1/2", </w:t>
-      </w:r>
-      <w:r>
-        <w:rPr>
-          <w:b/>
-          <w:bCs/>
-          <w:i/>
-          <w:iCs/>
-          <w:color w:val="333333"/>
-          <w:sz w:val="18"/>
-          <w:szCs w:val="18"/>
-        </w:rPr>
-        <w:t>bold italics</w:t>
-      </w:r>
-      <w:r>
-        <w:rPr>
-          <w:color w:val="333333"/>
-          <w:sz w:val="18"/>
-          <w:szCs w:val="18"/>
-        </w:rPr>
-        <w:t>, Title Case, end with a period. Follow with text. </w:t>
-      </w:r>
-    </w:p>
-    <w:p>
-      <w:pPr>
-        <w:shd w:val="clear" w:color="auto" w:fill="FFFFFF"/>
-        <w:spacing w:after="150"/>
-        <w:ind w:left="600"/>
-        <w:rPr>
-          <w:color w:val="333333"/>
-          <w:sz w:val="18"/>
-          <w:szCs w:val="18"/>
-        </w:rPr>
-      </w:pPr>
-      <w:r>
-        <w:rPr>
-          <w:noProof/>
-          <w:color w:val="333333"/>
-          <w:sz w:val="18"/>
-          <w:szCs w:val="18"/>
-        </w:rPr>
-        <w:drawing>
-          <wp:inline distT="0" distB="0" distL="0" distR="0" wp14:anchorId="45C20F9C" wp14:editId="40DDBB39">
-            <wp:extent cx="5524500" cy="3053715"/>
-            <wp:effectExtent l="0" t="0" r="0" b="0"/>
-            <wp:docPr id="683086798" name="Picture 1" descr="an illustration of the headings -- same detail as is given directly above this image"/>
-            <wp:cNvGraphicFramePr>
-              <a:graphicFrameLocks xmlns:a="http://schemas.openxmlformats.org/drawingml/2006/main" noChangeAspect="1"/>
-            </wp:cNvGraphicFramePr>
-            <a:graphic xmlns:a="http://schemas.openxmlformats.org/drawingml/2006/main">
-              <a:graphicData uri="http://schemas.openxmlformats.org/drawingml/2006/picture">
-                <pic:pic xmlns:pic="http://schemas.openxmlformats.org/drawingml/2006/picture">
-                  <pic:nvPicPr>
-                    <pic:cNvPr id="0" name="Picture 8" descr="an illustration of the headings -- same detail as is given directly above this image"/>
-                    <pic:cNvPicPr>
-                      <a:picLocks noChangeAspect="1" noChangeArrowheads="1"/>
-                    </pic:cNvPicPr>
-                  </pic:nvPicPr>
-                  <pic:blipFill>
-                    <a:blip r:embed="rId11">
-                      <a:extLst>
-                        <a:ext uri="{28A0092B-C50C-407E-A947-70E740481C1C}">
-                          <a14:useLocalDpi xmlns:a14="http://schemas.microsoft.com/office/drawing/2010/main" val="0"/>
-                        </a:ext>
-                      </a:extLst>
-                    </a:blip>
-                    <a:srcRect/>
-                    <a:stretch>
-                      <a:fillRect/>
-                    </a:stretch>
-                  </pic:blipFill>
-                  <pic:spPr bwMode="auto">
-                    <a:xfrm>
-                      <a:off x="0" y="0"/>
-                      <a:ext cx="5524500" cy="3053715"/>
-                    </a:xfrm>
-                    <a:prstGeom prst="rect">
-                      <a:avLst/>
-                    </a:prstGeom>
-                    <a:noFill/>
-                    <a:ln>
-                      <a:noFill/>
-                    </a:ln>
-                  </pic:spPr>
-                </pic:pic>
-              </a:graphicData>
-            </a:graphic>
-          </wp:inline>
-        </w:drawing>
-      </w:r>
-    </w:p>
-    <w:p>
-      <w:pPr>
-        <w:pStyle w:val="Heading1"/>
-        <w:rPr>
-          <w:rFonts w:ascii="Times New Roman" w:hAnsi="Times New Roman" w:cs="Times New Roman"/>
-        </w:rPr>
-      </w:pPr>
-      <w:r>
-        <w:rPr>
-          <w:rFonts w:ascii="Times New Roman" w:hAnsi="Times New Roman" w:cs="Times New Roman"/>
-          <w:sz w:val="18"/>
-          <w:szCs w:val="18"/>
-        </w:rPr>
-        <w:t> </w:t>
-      </w:r>
-      <w:bookmarkStart w:id="105" w:name="quotes"/>
-      <w:bookmarkStart w:id="106" w:name="_Toc165625629"/>
-      <w:bookmarkStart w:id="107" w:name="_Toc234396119"/>
-      <w:bookmarkEnd w:id="105"/>
-      <w:r>
-        <w:rPr>
-          <w:rFonts w:ascii="Times New Roman" w:hAnsi="Times New Roman" w:cs="Times New Roman"/>
-        </w:rPr>
-        <w:t>Quotations</w:t>
-      </w:r>
-      <w:bookmarkEnd w:id="106"/>
-      <w:bookmarkEnd w:id="107"/>
-      <w:r>
-        <w:rPr>
-          <w:rFonts w:ascii="Times New Roman" w:hAnsi="Times New Roman" w:cs="Times New Roman"/>
-        </w:rPr>
-        <w:t xml:space="preserve"> </w:t>
-      </w:r>
-    </w:p>
-    <w:p>
-      <w:pPr>
-        <w:numPr>
-          <w:ilvl w:val="0"/>
-          <w:numId w:val="18"/>
-        </w:numPr>
-        <w:shd w:val="clear" w:color="auto" w:fill="FFFFFF"/>
-        <w:spacing w:after="100" w:afterAutospacing="1"/>
-        <w:rPr>
-          <w:color w:val="333333"/>
-          <w:sz w:val="18"/>
-          <w:szCs w:val="18"/>
-        </w:rPr>
-      </w:pPr>
-      <w:r>
-        <w:rPr>
-          <w:color w:val="333333"/>
-          <w:sz w:val="18"/>
-          <w:szCs w:val="18"/>
-        </w:rPr>
-        <w:t>Include short quotations (40 words or less) in-text with quotation marks</w:t>
-      </w:r>
-    </w:p>
-    <w:p>
-      <w:pPr>
-        <w:numPr>
-          <w:ilvl w:val="0"/>
-          <w:numId w:val="18"/>
-        </w:numPr>
-        <w:shd w:val="clear" w:color="auto" w:fill="FFFFFF"/>
-        <w:spacing w:before="100" w:beforeAutospacing="1" w:after="100" w:afterAutospacing="1"/>
-        <w:rPr>
-          <w:color w:val="333333"/>
-          <w:sz w:val="18"/>
-          <w:szCs w:val="18"/>
-        </w:rPr>
-      </w:pPr>
-      <w:r>
-        <w:rPr>
-          <w:color w:val="333333"/>
-          <w:sz w:val="18"/>
-          <w:szCs w:val="18"/>
-        </w:rPr>
-        <w:t>For quotes more than 40 words, indent the entire quote a half inch from the left margin and double-space it with no quotation marks</w:t>
-      </w:r>
-    </w:p>
-    <w:p>
-      <w:pPr>
-        <w:numPr>
-          <w:ilvl w:val="0"/>
-          <w:numId w:val="18"/>
-        </w:numPr>
-        <w:shd w:val="clear" w:color="auto" w:fill="FFFFFF"/>
-        <w:spacing w:before="100" w:beforeAutospacing="1" w:after="100" w:afterAutospacing="1"/>
-        <w:rPr>
-          <w:color w:val="333333"/>
-          <w:sz w:val="18"/>
-          <w:szCs w:val="18"/>
-        </w:rPr>
-      </w:pPr>
-      <w:r>
-        <w:rPr>
-          <w:color w:val="333333"/>
-          <w:sz w:val="18"/>
-          <w:szCs w:val="18"/>
-        </w:rPr>
-        <w:t>When quoting two or more paragraphs from an original source, indent the first line of each paragraph a half inch from the left margin</w:t>
-      </w:r>
-    </w:p>
-    <w:p>
-      <w:pPr>
-        <w:numPr>
-          <w:ilvl w:val="0"/>
-          <w:numId w:val="18"/>
-        </w:numPr>
-        <w:shd w:val="clear" w:color="auto" w:fill="FFFFFF"/>
-        <w:spacing w:before="100" w:beforeAutospacing="1" w:after="100" w:afterAutospacing="1"/>
-        <w:rPr>
-          <w:color w:val="333333"/>
-          <w:sz w:val="18"/>
-          <w:szCs w:val="18"/>
-        </w:rPr>
-      </w:pPr>
-      <w:r>
-        <w:rPr>
-          <w:color w:val="333333"/>
-          <w:sz w:val="18"/>
-          <w:szCs w:val="18"/>
-        </w:rPr>
-        <w:t>Use ellipsis (...) when omitting sections from a quote and use four periods (....) if omitting the end section of a quote</w:t>
-      </w:r>
-    </w:p>
-    <w:p>
-      <w:pPr>
-        <w:pStyle w:val="Heading1"/>
-        <w:rPr>
-          <w:rFonts w:ascii="Times New Roman" w:hAnsi="Times New Roman" w:cs="Times New Roman"/>
-        </w:rPr>
-      </w:pPr>
-      <w:r>
-        <w:rPr>
-          <w:rFonts w:ascii="Times New Roman" w:hAnsi="Times New Roman" w:cs="Times New Roman"/>
-        </w:rPr>
-        <w:t> </w:t>
-      </w:r>
-      <w:bookmarkStart w:id="108" w:name="References"/>
-      <w:bookmarkStart w:id="109" w:name="_Toc165625630"/>
-      <w:bookmarkStart w:id="110" w:name="_Toc234396120"/>
-      <w:bookmarkEnd w:id="108"/>
-      <w:r>
-        <w:rPr>
-          <w:rFonts w:ascii="Times New Roman" w:hAnsi="Times New Roman" w:cs="Times New Roman"/>
-        </w:rPr>
-        <w:t>References</w:t>
-      </w:r>
-      <w:bookmarkEnd w:id="109"/>
-      <w:bookmarkEnd w:id="110"/>
-      <w:r>
-        <w:rPr>
-          <w:rFonts w:ascii="Times New Roman" w:hAnsi="Times New Roman" w:cs="Times New Roman"/>
-        </w:rPr>
-        <w:t xml:space="preserve"> </w:t>
-      </w:r>
-    </w:p>
-    <w:p>
-      <w:pPr>
-        <w:shd w:val="clear" w:color="auto" w:fill="FFFFFF"/>
-        <w:spacing w:after="150"/>
-        <w:rPr>
-          <w:color w:val="333333"/>
-          <w:sz w:val="18"/>
-          <w:szCs w:val="18"/>
-        </w:rPr>
-      </w:pPr>
-      <w:r>
-        <w:rPr>
-          <w:color w:val="333333"/>
-          <w:sz w:val="18"/>
-          <w:szCs w:val="18"/>
-        </w:rPr>
-        <w:t>Begins on a new page following the text of your paper and includes complete citations for the resources you've used in your writing.</w:t>
-      </w:r>
-    </w:p>
-    <w:p>
-      <w:pPr>
-        <w:numPr>
-          <w:ilvl w:val="0"/>
-          <w:numId w:val="19"/>
-        </w:numPr>
-        <w:shd w:val="clear" w:color="auto" w:fill="FFFFFF"/>
-        <w:spacing w:after="100" w:afterAutospacing="1"/>
-        <w:rPr>
-          <w:color w:val="333333"/>
-          <w:sz w:val="18"/>
-          <w:szCs w:val="18"/>
-        </w:rPr>
-      </w:pPr>
-      <w:r>
-        <w:rPr>
-          <w:b/>
-          <w:bCs/>
-          <w:color w:val="333333"/>
-          <w:sz w:val="18"/>
-          <w:szCs w:val="18"/>
-        </w:rPr>
-        <w:t>References </w:t>
-      </w:r>
-      <w:r>
-        <w:rPr>
-          <w:color w:val="333333"/>
-          <w:sz w:val="18"/>
-          <w:szCs w:val="18"/>
-        </w:rPr>
-        <w:t>should be centered and bolded at the top of a new page</w:t>
-      </w:r>
-    </w:p>
-    <w:p>
-      <w:pPr>
-        <w:numPr>
-          <w:ilvl w:val="0"/>
-          <w:numId w:val="19"/>
-        </w:numPr>
-        <w:shd w:val="clear" w:color="auto" w:fill="FFFFFF"/>
-        <w:spacing w:before="100" w:beforeAutospacing="1" w:after="100" w:afterAutospacing="1"/>
-        <w:rPr>
-          <w:color w:val="333333"/>
-          <w:sz w:val="18"/>
-          <w:szCs w:val="18"/>
-        </w:rPr>
-      </w:pPr>
-      <w:r>
-        <w:rPr>
-          <w:color w:val="333333"/>
-          <w:sz w:val="18"/>
-          <w:szCs w:val="18"/>
-        </w:rPr>
-        <w:t>Double-space and use hanging indents (where the first line is on the left margin and the following lines are indented a half inch from the left)</w:t>
-      </w:r>
-    </w:p>
-    <w:p>
-      <w:pPr>
-        <w:numPr>
-          <w:ilvl w:val="0"/>
-          <w:numId w:val="19"/>
-        </w:numPr>
-        <w:shd w:val="clear" w:color="auto" w:fill="FFFFFF"/>
-        <w:spacing w:before="100" w:beforeAutospacing="1" w:after="100" w:afterAutospacing="1"/>
-        <w:rPr>
-          <w:color w:val="333333"/>
-          <w:sz w:val="18"/>
-          <w:szCs w:val="18"/>
-        </w:rPr>
-      </w:pPr>
-      <w:r>
-        <w:rPr>
-          <w:color w:val="333333"/>
-          <w:sz w:val="18"/>
-          <w:szCs w:val="18"/>
-        </w:rPr>
-        <w:t>List authors' last name first followed by the first and middle initials (ex. Skinner, B. F.)</w:t>
-      </w:r>
-    </w:p>
-    <w:p>
-      <w:pPr>
-        <w:numPr>
-          <w:ilvl w:val="0"/>
-          <w:numId w:val="19"/>
-        </w:numPr>
-        <w:shd w:val="clear" w:color="auto" w:fill="FFFFFF"/>
-        <w:spacing w:before="100" w:beforeAutospacing="1" w:after="100" w:afterAutospacing="1"/>
-        <w:rPr>
-          <w:color w:val="333333"/>
-          <w:sz w:val="18"/>
-          <w:szCs w:val="18"/>
-        </w:rPr>
-      </w:pPr>
-      <w:r>
-        <w:rPr>
-          <w:color w:val="333333"/>
-          <w:sz w:val="18"/>
-          <w:szCs w:val="18"/>
-        </w:rPr>
-        <w:t xml:space="preserve">Alphabetize the list by the first author's last name of </w:t>
-      </w:r>
-      <w:proofErr w:type="spellStart"/>
-      <w:r>
-        <w:rPr>
-          <w:color w:val="333333"/>
-          <w:sz w:val="18"/>
-          <w:szCs w:val="18"/>
-        </w:rPr>
-        <w:t>of</w:t>
-      </w:r>
-      <w:proofErr w:type="spellEnd"/>
-      <w:r>
-        <w:rPr>
-          <w:color w:val="333333"/>
-          <w:sz w:val="18"/>
-          <w:szCs w:val="18"/>
-        </w:rPr>
-        <w:t xml:space="preserve"> each citation (see sections 9.44-9.49)</w:t>
-      </w:r>
-    </w:p>
-    <w:p>
-      <w:pPr>
-        <w:numPr>
-          <w:ilvl w:val="0"/>
-          <w:numId w:val="19"/>
-        </w:numPr>
-        <w:shd w:val="clear" w:color="auto" w:fill="FFFFFF"/>
-        <w:spacing w:before="100" w:beforeAutospacing="1" w:after="100" w:afterAutospacing="1"/>
-        <w:rPr>
-          <w:color w:val="333333"/>
-          <w:sz w:val="18"/>
-          <w:szCs w:val="18"/>
-        </w:rPr>
-      </w:pPr>
-      <w:r>
-        <w:rPr>
-          <w:color w:val="333333"/>
-          <w:sz w:val="18"/>
-          <w:szCs w:val="18"/>
-        </w:rPr>
-        <w:t xml:space="preserve">Capitalize only the first word, the first after a colon or </w:t>
-      </w:r>
-      <w:proofErr w:type="spellStart"/>
-      <w:r>
-        <w:rPr>
-          <w:color w:val="333333"/>
-          <w:sz w:val="18"/>
-          <w:szCs w:val="18"/>
-        </w:rPr>
-        <w:t>em</w:t>
-      </w:r>
-      <w:proofErr w:type="spellEnd"/>
-      <w:r>
-        <w:rPr>
-          <w:color w:val="333333"/>
-          <w:sz w:val="18"/>
-          <w:szCs w:val="18"/>
-        </w:rPr>
-        <w:t xml:space="preserve"> dash, and proper nouns</w:t>
-      </w:r>
-    </w:p>
-    <w:p>
-      <w:pPr>
-        <w:numPr>
-          <w:ilvl w:val="0"/>
-          <w:numId w:val="19"/>
-        </w:numPr>
-        <w:shd w:val="clear" w:color="auto" w:fill="FFFFFF"/>
-        <w:spacing w:before="100" w:beforeAutospacing="1" w:after="100" w:afterAutospacing="1"/>
-        <w:rPr>
-          <w:color w:val="333333"/>
-          <w:sz w:val="18"/>
-          <w:szCs w:val="18"/>
-        </w:rPr>
-      </w:pPr>
-      <w:r>
-        <w:rPr>
-          <w:color w:val="333333"/>
-          <w:sz w:val="18"/>
-          <w:szCs w:val="18"/>
-        </w:rPr>
-        <w:t>Don't capitalize the second word of a hyphenated compound</w:t>
-      </w:r>
-    </w:p>
-    <w:p>
-      <w:pPr>
-        <w:numPr>
-          <w:ilvl w:val="0"/>
-          <w:numId w:val="19"/>
-        </w:numPr>
-        <w:shd w:val="clear" w:color="auto" w:fill="FFFFFF"/>
-        <w:spacing w:before="100" w:beforeAutospacing="1" w:after="100" w:afterAutospacing="1"/>
-        <w:rPr>
-          <w:color w:val="333333"/>
-          <w:sz w:val="18"/>
-          <w:szCs w:val="18"/>
-        </w:rPr>
-      </w:pPr>
-      <w:r>
-        <w:rPr>
-          <w:color w:val="333333"/>
-          <w:sz w:val="18"/>
-          <w:szCs w:val="18"/>
-        </w:rPr>
-        <w:t>No quotation marks around titles of articles</w:t>
-      </w:r>
-    </w:p>
-    <w:p>
-      <w:pPr>
-        <w:pStyle w:val="Heading1"/>
-        <w:spacing w:after="240"/>
-        <w:rPr>
-          <w:rFonts w:ascii="Times New Roman" w:hAnsi="Times New Roman" w:cs="Times New Roman"/>
-        </w:rPr>
-      </w:pPr>
-      <w:r>
-        <w:rPr>
-          <w:rFonts w:ascii="Times New Roman" w:hAnsi="Times New Roman" w:cs="Times New Roman"/>
-          <w:sz w:val="18"/>
-          <w:szCs w:val="18"/>
-        </w:rPr>
-        <w:t> </w:t>
-      </w:r>
-      <w:bookmarkStart w:id="111" w:name="Appendices"/>
-      <w:bookmarkStart w:id="112" w:name="_Toc165625631"/>
-      <w:bookmarkStart w:id="113" w:name="_Toc234396121"/>
-      <w:bookmarkEnd w:id="111"/>
-      <w:r>
-        <w:rPr>
-          <w:rFonts w:ascii="Times New Roman" w:hAnsi="Times New Roman" w:cs="Times New Roman"/>
-        </w:rPr>
-        <w:t>Appendices with Tables, Figures, &amp; Illustrations</w:t>
-      </w:r>
-      <w:bookmarkEnd w:id="112"/>
-      <w:bookmarkEnd w:id="113"/>
-      <w:r>
-        <w:rPr>
-          <w:rFonts w:ascii="Times New Roman" w:hAnsi="Times New Roman" w:cs="Times New Roman"/>
-        </w:rPr>
-        <w:t xml:space="preserve"> </w:t>
-      </w:r>
-    </w:p>
-    <w:p>
-      <w:pPr>
-        <w:numPr>
-          <w:ilvl w:val="0"/>
-          <w:numId w:val="20"/>
-        </w:numPr>
-        <w:shd w:val="clear" w:color="auto" w:fill="FFFFFF"/>
-        <w:spacing w:after="100" w:afterAutospacing="1"/>
-        <w:rPr>
-          <w:color w:val="333333"/>
-          <w:sz w:val="18"/>
-          <w:szCs w:val="18"/>
-        </w:rPr>
-      </w:pPr>
-      <w:r>
-        <w:rPr>
-          <w:color w:val="333333"/>
-          <w:sz w:val="18"/>
-          <w:szCs w:val="18"/>
-        </w:rPr>
-        <w:t>Include appendices only to help the reader understand, evaluate, or replicate the study or argument</w:t>
-      </w:r>
-    </w:p>
-    <w:p>
-      <w:pPr>
-        <w:numPr>
-          <w:ilvl w:val="0"/>
-          <w:numId w:val="20"/>
-        </w:numPr>
-        <w:shd w:val="clear" w:color="auto" w:fill="FFFFFF"/>
-        <w:spacing w:before="100" w:beforeAutospacing="1" w:after="100" w:afterAutospacing="1"/>
-        <w:rPr>
-          <w:color w:val="333333"/>
-          <w:sz w:val="18"/>
-          <w:szCs w:val="18"/>
-        </w:rPr>
-      </w:pPr>
-      <w:r>
-        <w:rPr>
-          <w:color w:val="333333"/>
-          <w:sz w:val="18"/>
-          <w:szCs w:val="18"/>
-        </w:rPr>
-        <w:t>Put each appendix on a separate page and align left</w:t>
-      </w:r>
-    </w:p>
-    <w:p>
-      <w:pPr>
-        <w:numPr>
-          <w:ilvl w:val="0"/>
-          <w:numId w:val="20"/>
-        </w:numPr>
-        <w:shd w:val="clear" w:color="auto" w:fill="FFFFFF"/>
-        <w:spacing w:before="100" w:beforeAutospacing="1" w:after="100" w:afterAutospacing="1"/>
-        <w:rPr>
-          <w:color w:val="333333"/>
-          <w:sz w:val="18"/>
-          <w:szCs w:val="18"/>
-        </w:rPr>
-      </w:pPr>
-      <w:r>
-        <w:rPr>
-          <w:color w:val="333333"/>
-          <w:sz w:val="18"/>
-          <w:szCs w:val="18"/>
-        </w:rPr>
-        <w:t>For text, do not indent the first paragraph, but do indent the rest</w:t>
-      </w:r>
-    </w:p>
-    <w:p>
-      <w:pPr>
-        <w:numPr>
-          <w:ilvl w:val="0"/>
-          <w:numId w:val="20"/>
-        </w:numPr>
-        <w:shd w:val="clear" w:color="auto" w:fill="FFFFFF"/>
-        <w:spacing w:before="100" w:beforeAutospacing="1" w:after="100" w:afterAutospacing="1"/>
-        <w:rPr>
-          <w:color w:val="333333"/>
-          <w:sz w:val="18"/>
-          <w:szCs w:val="18"/>
-        </w:rPr>
-      </w:pPr>
-      <w:r>
-        <w:rPr>
-          <w:color w:val="333333"/>
-          <w:sz w:val="18"/>
-          <w:szCs w:val="18"/>
-        </w:rPr>
-        <w:t>If you have only one appendix, label it "Appendix"</w:t>
-      </w:r>
-    </w:p>
-    <w:p>
-      <w:pPr>
-        <w:numPr>
-          <w:ilvl w:val="0"/>
-          <w:numId w:val="20"/>
-        </w:numPr>
-        <w:shd w:val="clear" w:color="auto" w:fill="FFFFFF"/>
-        <w:spacing w:before="100" w:beforeAutospacing="1" w:after="100" w:afterAutospacing="1"/>
-        <w:rPr>
-          <w:color w:val="333333"/>
-          <w:sz w:val="18"/>
-          <w:szCs w:val="18"/>
-        </w:rPr>
-      </w:pPr>
-      <w:r>
-        <w:rPr>
-          <w:color w:val="333333"/>
-          <w:sz w:val="18"/>
-          <w:szCs w:val="18"/>
-        </w:rPr>
-        <w:lastRenderedPageBreak/>
-        <w:t>If you have two or more appendices, label them "Appendix A", "Appendix B" and so forth as they appear in the body of your paper</w:t>
-      </w:r>
-    </w:p>
-    <w:p>
-      <w:pPr>
-        <w:numPr>
-          <w:ilvl w:val="0"/>
-          <w:numId w:val="20"/>
-        </w:numPr>
-        <w:shd w:val="clear" w:color="auto" w:fill="FFFFFF"/>
-        <w:spacing w:before="100" w:beforeAutospacing="1" w:after="100" w:afterAutospacing="1"/>
-        <w:rPr>
-          <w:color w:val="333333"/>
-          <w:sz w:val="18"/>
-          <w:szCs w:val="18"/>
-        </w:rPr>
-      </w:pPr>
-      <w:r>
-        <w:rPr>
-          <w:color w:val="333333"/>
-          <w:sz w:val="18"/>
-          <w:szCs w:val="18"/>
-        </w:rPr>
-        <w:t>Label tables and figures numerically (ex. Table 1, or Table B1 and Table B2 if Appendix B has two tables) and describe them within the text of the appendix</w:t>
-      </w:r>
-    </w:p>
-    <w:p>
-      <w:pPr>
-        <w:numPr>
-          <w:ilvl w:val="0"/>
-          <w:numId w:val="20"/>
-        </w:numPr>
-        <w:shd w:val="clear" w:color="auto" w:fill="FFFFFF"/>
-        <w:spacing w:before="100" w:beforeAutospacing="1" w:after="100" w:afterAutospacing="1"/>
-        <w:rPr>
-          <w:color w:val="333333"/>
-          <w:sz w:val="18"/>
-          <w:szCs w:val="18"/>
-        </w:rPr>
-      </w:pPr>
-      <w:r>
-        <w:rPr>
-          <w:color w:val="333333"/>
-          <w:sz w:val="18"/>
-          <w:szCs w:val="18"/>
-        </w:rPr>
-        <w:t>Give each table column a heading and use separating lines only when necessary</w:t>
-      </w:r>
-    </w:p>
-    <w:p>
-      <w:pPr>
-        <w:numPr>
-          <w:ilvl w:val="0"/>
-          <w:numId w:val="20"/>
-        </w:numPr>
-        <w:shd w:val="clear" w:color="auto" w:fill="FFFFFF"/>
-        <w:spacing w:before="100" w:beforeAutospacing="1" w:after="100" w:afterAutospacing="1"/>
-        <w:rPr>
-          <w:color w:val="333333"/>
-          <w:sz w:val="18"/>
-          <w:szCs w:val="18"/>
-        </w:rPr>
-      </w:pPr>
-      <w:r>
-        <w:rPr>
-          <w:color w:val="333333"/>
-          <w:sz w:val="18"/>
-          <w:szCs w:val="18"/>
-        </w:rPr>
-        <w:t>Notes go below tables and figures (see samples on p. 210-226)</w:t>
-      </w:r>
-    </w:p>
-    <w:p>
-      <w:pPr>
-        <w:pStyle w:val="Heading1"/>
-        <w:rPr>
-          <w:rFonts w:ascii="Times New Roman" w:hAnsi="Times New Roman" w:cs="Times New Roman"/>
-        </w:rPr>
-      </w:pPr>
-      <w:r>
-        <w:rPr>
-          <w:rFonts w:ascii="Times New Roman" w:hAnsi="Times New Roman" w:cs="Times New Roman"/>
-          <w:sz w:val="18"/>
-          <w:szCs w:val="18"/>
-        </w:rPr>
-        <w:t> </w:t>
-      </w:r>
-      <w:bookmarkStart w:id="114" w:name="annotation"/>
-      <w:bookmarkStart w:id="115" w:name="_Toc165625632"/>
-      <w:bookmarkStart w:id="116" w:name="_Toc234396122"/>
-      <w:bookmarkEnd w:id="114"/>
-      <w:r>
-        <w:rPr>
-          <w:rFonts w:ascii="Times New Roman" w:hAnsi="Times New Roman" w:cs="Times New Roman"/>
-        </w:rPr>
-        <w:t>Annotated Bibliography</w:t>
-      </w:r>
-      <w:bookmarkEnd w:id="115"/>
-      <w:bookmarkEnd w:id="116"/>
-    </w:p>
-    <w:p>
-      <w:pPr>
-        <w:numPr>
-          <w:ilvl w:val="0"/>
-          <w:numId w:val="20"/>
-        </w:numPr>
-        <w:shd w:val="clear" w:color="auto" w:fill="FFFFFF"/>
-        <w:spacing w:before="100" w:beforeAutospacing="1"/>
-        <w:rPr>
-          <w:color w:val="333333"/>
-          <w:sz w:val="18"/>
-          <w:szCs w:val="18"/>
-        </w:rPr>
-      </w:pPr>
-      <w:r>
-        <w:rPr>
-          <w:color w:val="333333"/>
-          <w:sz w:val="18"/>
-          <w:szCs w:val="18"/>
-        </w:rPr>
-        <w:t>Double-space the entire bibliography. Give each entry a hanging indent. In the following annotation, indent the entire paragraph a half inch from the left margin and give the first line of each paragraph a half inch indent. See the template document at the top of this page.</w:t>
-      </w:r>
-    </w:p>
-    <w:p>
-      <w:pPr>
-        <w:numPr>
-          <w:ilvl w:val="0"/>
-          <w:numId w:val="21"/>
-        </w:numPr>
-        <w:shd w:val="clear" w:color="auto" w:fill="FFFFFF"/>
-        <w:spacing w:after="100" w:afterAutospacing="1" w:line="286" w:lineRule="atLeast"/>
-        <w:rPr>
-          <w:color w:val="333333"/>
-          <w:sz w:val="18"/>
-          <w:szCs w:val="18"/>
-        </w:rPr>
-      </w:pPr>
-      <w:r>
-        <w:rPr>
-          <w:color w:val="333333"/>
-          <w:sz w:val="18"/>
-          <w:szCs w:val="18"/>
-        </w:rPr>
-        <w:t>Check with your professor for the length of the annotation and which elements you should evaluate.</w:t>
-      </w:r>
-    </w:p>
-    <w:p>
-      <w:pPr>
-        <w:pStyle w:val="Heading1"/>
-        <w:rPr>
-          <w:rFonts w:ascii="Times New Roman" w:hAnsi="Times New Roman" w:cs="Times New Roman"/>
-        </w:rPr>
-      </w:pPr>
-      <w:bookmarkStart w:id="117" w:name="_Toc165625633"/>
-      <w:bookmarkStart w:id="118" w:name="_Toc234396123"/>
-      <w:r>
-        <w:rPr>
-          <w:rFonts w:ascii="Times New Roman" w:hAnsi="Times New Roman" w:cs="Times New Roman"/>
-        </w:rPr>
-        <w:t>Optional:</w:t>
-      </w:r>
-      <w:bookmarkEnd w:id="117"/>
-      <w:bookmarkEnd w:id="118"/>
-      <w:r>
-        <w:rPr>
-          <w:rFonts w:ascii="Times New Roman" w:hAnsi="Times New Roman" w:cs="Times New Roman"/>
-        </w:rPr>
-        <w:t xml:space="preserve"> </w:t>
-      </w:r>
-    </w:p>
-    <w:p>
-      <w:pPr>
-        <w:rPr>
-          <w:b/>
-          <w:bCs/>
-        </w:rPr>
-      </w:pPr>
-      <w:r>
-        <w:rPr>
-          <w:b/>
-          <w:bCs/>
-        </w:rPr>
-        <w:t>These elements are optional, if your professor or field requires them, but they are not required for student papers: </w:t>
-      </w:r>
-    </w:p>
-    <w:p>
-      <w:pPr>
-        <w:pStyle w:val="Heading2"/>
-        <w:rPr>
-          <w:rFonts w:ascii="Times New Roman" w:hAnsi="Times New Roman"/>
-        </w:rPr>
-      </w:pPr>
-      <w:bookmarkStart w:id="119" w:name="abstract"/>
-      <w:bookmarkStart w:id="120" w:name="_Toc165625634"/>
-      <w:bookmarkStart w:id="121" w:name="_Toc234396124"/>
-      <w:bookmarkEnd w:id="119"/>
-      <w:r>
-        <w:rPr>
-          <w:rFonts w:ascii="Times New Roman" w:hAnsi="Times New Roman"/>
-        </w:rPr>
-        <w:t>Abstract</w:t>
-      </w:r>
-      <w:bookmarkEnd w:id="120"/>
-      <w:bookmarkEnd w:id="121"/>
-    </w:p>
-    <w:p>
-      <w:pPr>
-        <w:numPr>
-          <w:ilvl w:val="0"/>
-          <w:numId w:val="22"/>
-        </w:numPr>
-        <w:shd w:val="clear" w:color="auto" w:fill="FFFFFF"/>
-        <w:spacing w:after="100" w:afterAutospacing="1"/>
-        <w:rPr>
-          <w:color w:val="333333"/>
-          <w:sz w:val="18"/>
-          <w:szCs w:val="18"/>
-        </w:rPr>
-      </w:pPr>
-      <w:r>
-        <w:rPr>
-          <w:color w:val="333333"/>
-          <w:sz w:val="18"/>
-          <w:szCs w:val="18"/>
-        </w:rPr>
-        <w:t>Abstract gets its own page</w:t>
-      </w:r>
-    </w:p>
-    <w:p>
-      <w:pPr>
-        <w:numPr>
-          <w:ilvl w:val="0"/>
-          <w:numId w:val="22"/>
-        </w:numPr>
-        <w:shd w:val="clear" w:color="auto" w:fill="FFFFFF"/>
-        <w:spacing w:before="100" w:beforeAutospacing="1" w:after="100" w:afterAutospacing="1"/>
-        <w:rPr>
-          <w:color w:val="333333"/>
-          <w:sz w:val="18"/>
-          <w:szCs w:val="18"/>
-        </w:rPr>
-      </w:pPr>
-      <w:r>
-        <w:rPr>
-          <w:color w:val="333333"/>
-          <w:sz w:val="18"/>
-          <w:szCs w:val="18"/>
-        </w:rPr>
-        <w:t>Center "Abstract" heading and do not indent the first line of the text</w:t>
-      </w:r>
-    </w:p>
-    <w:p>
-      <w:pPr>
-        <w:numPr>
-          <w:ilvl w:val="0"/>
-          <w:numId w:val="22"/>
-        </w:numPr>
-        <w:shd w:val="clear" w:color="auto" w:fill="FFFFFF"/>
-        <w:spacing w:before="100" w:beforeAutospacing="1" w:after="100" w:afterAutospacing="1"/>
-        <w:rPr>
-          <w:color w:val="333333"/>
-          <w:sz w:val="18"/>
-          <w:szCs w:val="18"/>
-        </w:rPr>
-      </w:pPr>
-      <w:r>
-        <w:rPr>
-          <w:color w:val="333333"/>
-          <w:sz w:val="18"/>
-          <w:szCs w:val="18"/>
-        </w:rPr>
-        <w:t>Summarize the main points and purpose of the paper in 150-250 words maximum</w:t>
-      </w:r>
-    </w:p>
-    <w:p>
-      <w:pPr>
-        <w:numPr>
-          <w:ilvl w:val="0"/>
-          <w:numId w:val="22"/>
-        </w:numPr>
-        <w:shd w:val="clear" w:color="auto" w:fill="FFFFFF"/>
-        <w:spacing w:before="100" w:beforeAutospacing="1" w:after="100" w:afterAutospacing="1"/>
-        <w:rPr>
-          <w:color w:val="333333"/>
-          <w:sz w:val="18"/>
-          <w:szCs w:val="18"/>
-        </w:rPr>
-      </w:pPr>
-      <w:r>
-        <w:rPr>
-          <w:color w:val="333333"/>
-          <w:sz w:val="18"/>
-          <w:szCs w:val="18"/>
-        </w:rPr>
-        <w:t>Define abbreviations and acronyms used in the paper</w:t>
-      </w:r>
-    </w:p>
-    <w:p>
-      <w:pPr>
-        <w:pStyle w:val="Heading2"/>
-        <w:rPr>
-          <w:rFonts w:ascii="Times New Roman" w:hAnsi="Times New Roman"/>
-        </w:rPr>
-      </w:pPr>
-      <w:bookmarkStart w:id="122" w:name="runninghead"/>
-      <w:bookmarkStart w:id="123" w:name="_Toc165625635"/>
-      <w:bookmarkStart w:id="124" w:name="_Toc234396125"/>
-      <w:bookmarkEnd w:id="122"/>
-      <w:r>
-        <w:rPr>
-          <w:rFonts w:ascii="Times New Roman" w:hAnsi="Times New Roman"/>
-        </w:rPr>
-        <w:t>Running Head</w:t>
-      </w:r>
-      <w:bookmarkEnd w:id="123"/>
-      <w:bookmarkEnd w:id="124"/>
-    </w:p>
-    <w:p>
-      <w:pPr>
-        <w:numPr>
-          <w:ilvl w:val="0"/>
-          <w:numId w:val="23"/>
-        </w:numPr>
-        <w:shd w:val="clear" w:color="auto" w:fill="FFFFFF"/>
-        <w:spacing w:after="100" w:afterAutospacing="1"/>
-        <w:rPr>
-          <w:color w:val="333333"/>
-          <w:sz w:val="18"/>
-          <w:szCs w:val="18"/>
-        </w:rPr>
-      </w:pPr>
-      <w:r>
-        <w:rPr>
-          <w:color w:val="333333"/>
-          <w:sz w:val="18"/>
-          <w:szCs w:val="18"/>
-        </w:rPr>
-        <w:t>Shorten title to 50 characters or less (counting spaces and punctuation) for the running head</w:t>
-      </w:r>
-    </w:p>
-    <w:p>
-      <w:pPr>
-        <w:numPr>
-          <w:ilvl w:val="0"/>
-          <w:numId w:val="23"/>
-        </w:numPr>
-        <w:shd w:val="clear" w:color="auto" w:fill="FFFFFF"/>
-        <w:spacing w:before="100" w:beforeAutospacing="1" w:after="100" w:afterAutospacing="1"/>
-        <w:rPr>
-          <w:color w:val="333333"/>
-          <w:sz w:val="18"/>
-          <w:szCs w:val="18"/>
-        </w:rPr>
-      </w:pPr>
-      <w:r>
-        <w:rPr>
-          <w:color w:val="333333"/>
-          <w:sz w:val="18"/>
-          <w:szCs w:val="18"/>
-        </w:rPr>
-        <w:t>In the top margin, the running head is aligned left, with the page number aligned on the right</w:t>
-      </w:r>
-    </w:p>
-    <w:p>
-      <w:pPr>
-        <w:numPr>
-          <w:ilvl w:val="0"/>
-          <w:numId w:val="23"/>
-        </w:numPr>
-        <w:shd w:val="clear" w:color="auto" w:fill="FFFFFF"/>
-        <w:spacing w:before="100" w:beforeAutospacing="1" w:after="100" w:afterAutospacing="1"/>
-        <w:rPr>
-          <w:color w:val="333333"/>
-          <w:sz w:val="18"/>
-          <w:szCs w:val="18"/>
-        </w:rPr>
-      </w:pPr>
-      <w:r>
-        <w:rPr>
-          <w:color w:val="333333"/>
-          <w:sz w:val="18"/>
-          <w:szCs w:val="18"/>
-        </w:rPr>
-        <w:t>On every page, put (without the brackets): [SHORTENED TITLE OF YOUR PAPER IN ALL CAPS] [page number] </w:t>
-      </w:r>
-    </w:p>
-    <w:p>
-      <w:pPr>
-        <w:jc w:val="both"/>
-        <w:rPr>
-          <w:color w:val="0000FF"/>
-        </w:rPr>
-      </w:pPr>
+      <w:bookmarkStart w:id="6" w:name="_GoBack"/>
+      <w:bookmarkEnd w:id="6"/>
     </w:p>
     <w:sectPr>
-      <w:headerReference w:type="even" r:id="rId12"/>
-      <w:headerReference w:type="default" r:id="rId13"/>
-      <w:headerReference w:type="first" r:id="rId14"/>
+      <w:headerReference w:type="even" r:id="rId8"/>
+      <w:headerReference w:type="default" r:id="rId9"/>
+      <w:headerReference w:type="first" r:id="rId10"/>
       <w:pgSz w:w="11909" w:h="16834" w:code="9"/>
       <w:pgMar w:top="1584" w:right="1800" w:bottom="720" w:left="1800" w:header="720" w:footer="720" w:gutter="0"/>
       <w:cols w:space="720"/>
@@ -12971,7 +6947,7 @@
 </file>
 
 <file path=word/endnotes.xml><?xml version="1.0" encoding="utf-8"?>
-<w:endnotes xmlns:wpc="http://schemas.microsoft.com/office/word/2010/wordprocessingCanvas" xmlns:cx="http://schemas.microsoft.com/office/drawing/2014/chartex" xmlns:cx1="http://schemas.microsoft.com/office/drawing/2015/9/8/chartex" xmlns:cx2="http://schemas.microsoft.com/office/drawing/2015/10/21/chartex" xmlns:cx3="http://schemas.microsoft.com/office/drawing/2016/5/9/chartex" xmlns:cx4="http://schemas.microsoft.com/office/drawing/2016/5/10/chartex" xmlns:cx5="http://schemas.microsoft.com/office/drawing/2016/5/11/chartex" xmlns:cx6="http://schemas.microsoft.com/office/drawing/2016/5/12/chartex" xmlns:cx7="http://schemas.microsoft.com/office/drawing/2016/5/13/chartex" xmlns:cx8="http://schemas.microsoft.com/office/drawing/2016/5/14/chartex" xmlns:mc="http://schemas.openxmlformats.org/markup-compatibility/2006" xmlns:aink="http://schemas.microsoft.com/office/drawing/2016/ink" xmlns:am3d="http://schemas.microsoft.com/office/drawing/2017/model3d" xmlns:o="urn:schemas-microsoft-com:office:office" xmlns:oel="http://schemas.microsoft.com/office/2019/extlst" xmlns:r="http://schemas.openxmlformats.org/officeDocument/2006/relationships" xmlns:m="http://schemas.openxmlformats.org/officeDocument/2006/math" xmlns:v="urn:schemas-microsoft-com:vml" xmlns:wp14="http://schemas.microsoft.com/office/word/2010/wordprocessingDrawing" xmlns:wp="http://schemas.openxmlformats.org/drawingml/2006/wordprocessingDrawing" xmlns:w10="urn:schemas-microsoft-com:office:word" xmlns:w="http://schemas.openxmlformats.org/wordprocessingml/2006/main" xmlns:w14="http://schemas.microsoft.com/office/word/2010/wordml" xmlns:w15="http://schemas.microsoft.com/office/word/2012/wordml" xmlns:w16cex="http://schemas.microsoft.com/office/word/2018/wordml/cex" xmlns:w16cid="http://schemas.microsoft.com/office/word/2016/wordml/cid" xmlns:w16="http://schemas.microsoft.com/office/word/2018/wordml" xmlns:w16du="http://schemas.microsoft.com/office/word/2023/wordml/word16du" xmlns:w16sdtdh="http://schemas.microsoft.com/office/word/2020/wordml/sdtdatahash" xmlns:w16sdtfl="http://schemas.microsoft.com/office/word/2024/wordml/sdtformatlock" xmlns:w16se="http://schemas.microsoft.com/office/word/2015/wordml/symex" xmlns:wpg="http://schemas.microsoft.com/office/word/2010/wordprocessingGroup" xmlns:wpi="http://schemas.microsoft.com/office/word/2010/wordprocessingInk" xmlns:wne="http://schemas.microsoft.com/office/word/2006/wordml" xmlns:wps="http://schemas.microsoft.com/office/word/2010/wordprocessingShape" mc:Ignorable="w14 w15 w16se w16cid w16 w16cex w16sdtdh w16sdtfl w16du wp14">
+<w:endnotes xmlns:wpc="http://schemas.microsoft.com/office/word/2010/wordprocessingCanvas" xmlns:cx="http://schemas.microsoft.com/office/drawing/2014/chartex" xmlns:mc="http://schemas.openxmlformats.org/markup-compatibility/2006" xmlns:o="urn:schemas-microsoft-com:office:office" xmlns:r="http://schemas.openxmlformats.org/officeDocument/2006/relationships" xmlns:m="http://schemas.openxmlformats.org/officeDocument/2006/math" xmlns:v="urn:schemas-microsoft-com:vml" xmlns:wp14="http://schemas.microsoft.com/office/word/2010/wordprocessingDrawing" xmlns:wp="http://schemas.openxmlformats.org/drawingml/2006/wordprocessingDrawing" xmlns:w10="urn:schemas-microsoft-com:office:word" xmlns:w="http://schemas.openxmlformats.org/wordprocessingml/2006/main" xmlns:w14="http://schemas.microsoft.com/office/word/2010/wordml" xmlns:w15="http://schemas.microsoft.com/office/word/2012/wordml" xmlns:w16se="http://schemas.microsoft.com/office/word/2015/wordml/symex" xmlns:wpg="http://schemas.microsoft.com/office/word/2010/wordprocessingGroup" xmlns:wpi="http://schemas.microsoft.com/office/word/2010/wordprocessingInk" xmlns:wne="http://schemas.microsoft.com/office/word/2006/wordml" xmlns:wps="http://schemas.microsoft.com/office/word/2010/wordprocessingShape" mc:Ignorable="w14 w15 w16se wp14">
   <w:endnote w:type="separator" w:id="-1">
     <w:p>
       <w:r>
@@ -12990,7 +6966,7 @@
 </file>
 
 <file path=word/footnotes.xml><?xml version="1.0" encoding="utf-8"?>
-<w:footnotes xmlns:wpc="http://schemas.microsoft.com/office/word/2010/wordprocessingCanvas" xmlns:cx="http://schemas.microsoft.com/office/drawing/2014/chartex" xmlns:cx1="http://schemas.microsoft.com/office/drawing/2015/9/8/chartex" xmlns:cx2="http://schemas.microsoft.com/office/drawing/2015/10/21/chartex" xmlns:cx3="http://schemas.microsoft.com/office/drawing/2016/5/9/chartex" xmlns:cx4="http://schemas.microsoft.com/office/drawing/2016/5/10/chartex" xmlns:cx5="http://schemas.microsoft.com/office/drawing/2016/5/11/chartex" xmlns:cx6="http://schemas.microsoft.com/office/drawing/2016/5/12/chartex" xmlns:cx7="http://schemas.microsoft.com/office/drawing/2016/5/13/chartex" xmlns:cx8="http://schemas.microsoft.com/office/drawing/2016/5/14/chartex" xmlns:mc="http://schemas.openxmlformats.org/markup-compatibility/2006" xmlns:aink="http://schemas.microsoft.com/office/drawing/2016/ink" xmlns:am3d="http://schemas.microsoft.com/office/drawing/2017/model3d" xmlns:o="urn:schemas-microsoft-com:office:office" xmlns:oel="http://schemas.microsoft.com/office/2019/extlst" xmlns:r="http://schemas.openxmlformats.org/officeDocument/2006/relationships" xmlns:m="http://schemas.openxmlformats.org/officeDocument/2006/math" xmlns:v="urn:schemas-microsoft-com:vml" xmlns:wp14="http://schemas.microsoft.com/office/word/2010/wordprocessingDrawing" xmlns:wp="http://schemas.openxmlformats.org/drawingml/2006/wordprocessingDrawing" xmlns:w10="urn:schemas-microsoft-com:office:word" xmlns:w="http://schemas.openxmlformats.org/wordprocessingml/2006/main" xmlns:w14="http://schemas.microsoft.com/office/word/2010/wordml" xmlns:w15="http://schemas.microsoft.com/office/word/2012/wordml" xmlns:w16cex="http://schemas.microsoft.com/office/word/2018/wordml/cex" xmlns:w16cid="http://schemas.microsoft.com/office/word/2016/wordml/cid" xmlns:w16="http://schemas.microsoft.com/office/word/2018/wordml" xmlns:w16du="http://schemas.microsoft.com/office/word/2023/wordml/word16du" xmlns:w16sdtdh="http://schemas.microsoft.com/office/word/2020/wordml/sdtdatahash" xmlns:w16sdtfl="http://schemas.microsoft.com/office/word/2024/wordml/sdtformatlock" xmlns:w16se="http://schemas.microsoft.com/office/word/2015/wordml/symex" xmlns:wpg="http://schemas.microsoft.com/office/word/2010/wordprocessingGroup" xmlns:wpi="http://schemas.microsoft.com/office/word/2010/wordprocessingInk" xmlns:wne="http://schemas.microsoft.com/office/word/2006/wordml" xmlns:wps="http://schemas.microsoft.com/office/word/2010/wordprocessingShape" mc:Ignorable="w14 w15 w16se w16cid w16 w16cex w16sdtdh w16sdtfl w16du wp14">
+<w:footnotes xmlns:wpc="http://schemas.microsoft.com/office/word/2010/wordprocessingCanvas" xmlns:cx="http://schemas.microsoft.com/office/drawing/2014/chartex" xmlns:mc="http://schemas.openxmlformats.org/markup-compatibility/2006" xmlns:o="urn:schemas-microsoft-com:office:office" xmlns:r="http://schemas.openxmlformats.org/officeDocument/2006/relationships" xmlns:m="http://schemas.openxmlformats.org/officeDocument/2006/math" xmlns:v="urn:schemas-microsoft-com:vml" xmlns:wp14="http://schemas.microsoft.com/office/word/2010/wordprocessingDrawing" xmlns:wp="http://schemas.openxmlformats.org/drawingml/2006/wordprocessingDrawing" xmlns:w10="urn:schemas-microsoft-com:office:word" xmlns:w="http://schemas.openxmlformats.org/wordprocessingml/2006/main" xmlns:w14="http://schemas.microsoft.com/office/word/2010/wordml" xmlns:w15="http://schemas.microsoft.com/office/word/2012/wordml" xmlns:w16se="http://schemas.microsoft.com/office/word/2015/wordml/symex" xmlns:wpg="http://schemas.microsoft.com/office/word/2010/wordprocessingGroup" xmlns:wpi="http://schemas.microsoft.com/office/word/2010/wordprocessingInk" xmlns:wne="http://schemas.microsoft.com/office/word/2006/wordml" xmlns:wps="http://schemas.microsoft.com/office/word/2010/wordprocessingShape" mc:Ignorable="w14 w15 w16se wp14">
   <w:footnote w:type="separator" w:id="-1">
     <w:p>
       <w:r>
@@ -13009,7 +6985,7 @@
 </file>
 
 <file path=word/header1.xml><?xml version="1.0" encoding="utf-8"?>
-<w:hdr xmlns:wpc="http://schemas.microsoft.com/office/word/2010/wordprocessingCanvas" xmlns:cx="http://schemas.microsoft.com/office/drawing/2014/chartex" xmlns:cx1="http://schemas.microsoft.com/office/drawing/2015/9/8/chartex" xmlns:cx2="http://schemas.microsoft.com/office/drawing/2015/10/21/chartex" xmlns:cx3="http://schemas.microsoft.com/office/drawing/2016/5/9/chartex" xmlns:cx4="http://schemas.microsoft.com/office/drawing/2016/5/10/chartex" xmlns:cx5="http://schemas.microsoft.com/office/drawing/2016/5/11/chartex" xmlns:cx6="http://schemas.microsoft.com/office/drawing/2016/5/12/chartex" xmlns:cx7="http://schemas.microsoft.com/office/drawing/2016/5/13/chartex" xmlns:cx8="http://schemas.microsoft.com/office/drawing/2016/5/14/chartex" xmlns:mc="http://schemas.openxmlformats.org/markup-compatibility/2006" xmlns:aink="http://schemas.microsoft.com/office/drawing/2016/ink" xmlns:am3d="http://schemas.microsoft.com/office/drawing/2017/model3d" xmlns:o="urn:schemas-microsoft-com:office:office" xmlns:oel="http://schemas.microsoft.com/office/2019/extlst" xmlns:r="http://schemas.openxmlformats.org/officeDocument/2006/relationships" xmlns:m="http://schemas.openxmlformats.org/officeDocument/2006/math" xmlns:v="urn:schemas-microsoft-com:vml" xmlns:wp14="http://schemas.microsoft.com/office/word/2010/wordprocessingDrawing" xmlns:wp="http://schemas.openxmlformats.org/drawingml/2006/wordprocessingDrawing" xmlns:w10="urn:schemas-microsoft-com:office:word" xmlns:w="http://schemas.openxmlformats.org/wordprocessingml/2006/main" xmlns:w14="http://schemas.microsoft.com/office/word/2010/wordml" xmlns:w15="http://schemas.microsoft.com/office/word/2012/wordml" xmlns:w16cex="http://schemas.microsoft.com/office/word/2018/wordml/cex" xmlns:w16cid="http://schemas.microsoft.com/office/word/2016/wordml/cid" xmlns:w16="http://schemas.microsoft.com/office/word/2018/wordml" xmlns:w16du="http://schemas.microsoft.com/office/word/2023/wordml/word16du" xmlns:w16sdtdh="http://schemas.microsoft.com/office/word/2020/wordml/sdtdatahash" xmlns:w16sdtfl="http://schemas.microsoft.com/office/word/2024/wordml/sdtformatlock" xmlns:w16se="http://schemas.microsoft.com/office/word/2015/wordml/symex" xmlns:wpg="http://schemas.microsoft.com/office/word/2010/wordprocessingGroup" xmlns:wpi="http://schemas.microsoft.com/office/word/2010/wordprocessingInk" xmlns:wne="http://schemas.microsoft.com/office/word/2006/wordml" xmlns:wps="http://schemas.microsoft.com/office/word/2010/wordprocessingShape" mc:Ignorable="w14 w15 w16se w16cid w16 w16cex w16sdtdh w16sdtfl w16du wp14">
+<w:hdr xmlns:wpc="http://schemas.microsoft.com/office/word/2010/wordprocessingCanvas" xmlns:cx="http://schemas.microsoft.com/office/drawing/2014/chartex" xmlns:mc="http://schemas.openxmlformats.org/markup-compatibility/2006" xmlns:o="urn:schemas-microsoft-com:office:office" xmlns:r="http://schemas.openxmlformats.org/officeDocument/2006/relationships" xmlns:m="http://schemas.openxmlformats.org/officeDocument/2006/math" xmlns:v="urn:schemas-microsoft-com:vml" xmlns:wp14="http://schemas.microsoft.com/office/word/2010/wordprocessingDrawing" xmlns:wp="http://schemas.openxmlformats.org/drawingml/2006/wordprocessingDrawing" xmlns:w10="urn:schemas-microsoft-com:office:word" xmlns:w="http://schemas.openxmlformats.org/wordprocessingml/2006/main" xmlns:w14="http://schemas.microsoft.com/office/word/2010/wordml" xmlns:w15="http://schemas.microsoft.com/office/word/2012/wordml" xmlns:w16se="http://schemas.microsoft.com/office/word/2015/wordml/symex" xmlns:wpg="http://schemas.microsoft.com/office/word/2010/wordprocessingGroup" xmlns:wpi="http://schemas.microsoft.com/office/word/2010/wordprocessingInk" xmlns:wne="http://schemas.microsoft.com/office/word/2006/wordml" xmlns:wps="http://schemas.microsoft.com/office/word/2010/wordprocessingShape" mc:Ignorable="w14 w15 w16se wp14">
   <w:p>
     <w:pPr>
       <w:pStyle w:val="Header"/>
@@ -13038,7 +7014,7 @@
           <v:path o:extrusionok="f" gradientshapeok="t" o:connecttype="rect"/>
           <o:lock v:ext="edit" aspectratio="t"/>
         </v:shapetype>
-        <v:shape id="WordPictureWatermark171199407" o:spid="_x0000_s1030" type="#_x0000_t75" style="position:absolute;margin-left:0;margin-top:0;width:518.4pt;height:518.4pt;z-index:-251655168;mso-position-horizontal:center;mso-position-horizontal-relative:margin;mso-position-vertical:center;mso-position-vertical-relative:margin" o:allowincell="f">
+        <v:shape id="WordPictureWatermark171199407" o:spid="_x0000_s2054" type="#_x0000_t75" style="position:absolute;margin-left:0;margin-top:0;width:518.4pt;height:518.4pt;z-index:-251655168;mso-position-horizontal:center;mso-position-horizontal-relative:margin;mso-position-vertical:center;mso-position-vertical-relative:margin" o:allowincell="f">
           <v:imagedata r:id="rId1" o:title="RIC Logo png" gain="19661f" blacklevel="22938f"/>
           <w10:wrap anchorx="margin" anchory="margin"/>
         </v:shape>
@@ -13049,7 +7025,7 @@
 </file>
 
 <file path=word/header2.xml><?xml version="1.0" encoding="utf-8"?>
-<w:hdr xmlns:wpc="http://schemas.microsoft.com/office/word/2010/wordprocessingCanvas" xmlns:cx="http://schemas.microsoft.com/office/drawing/2014/chartex" xmlns:cx1="http://schemas.microsoft.com/office/drawing/2015/9/8/chartex" xmlns:cx2="http://schemas.microsoft.com/office/drawing/2015/10/21/chartex" xmlns:cx3="http://schemas.microsoft.com/office/drawing/2016/5/9/chartex" xmlns:cx4="http://schemas.microsoft.com/office/drawing/2016/5/10/chartex" xmlns:cx5="http://schemas.microsoft.com/office/drawing/2016/5/11/chartex" xmlns:cx6="http://schemas.microsoft.com/office/drawing/2016/5/12/chartex" xmlns:cx7="http://schemas.microsoft.com/office/drawing/2016/5/13/chartex" xmlns:cx8="http://schemas.microsoft.com/office/drawing/2016/5/14/chartex" xmlns:mc="http://schemas.openxmlformats.org/markup-compatibility/2006" xmlns:aink="http://schemas.microsoft.com/office/drawing/2016/ink" xmlns:am3d="http://schemas.microsoft.com/office/drawing/2017/model3d" xmlns:o="urn:schemas-microsoft-com:office:office" xmlns:oel="http://schemas.microsoft.com/office/2019/extlst" xmlns:r="http://schemas.openxmlformats.org/officeDocument/2006/relationships" xmlns:m="http://schemas.openxmlformats.org/officeDocument/2006/math" xmlns:v="urn:schemas-microsoft-com:vml" xmlns:wp14="http://schemas.microsoft.com/office/word/2010/wordprocessingDrawing" xmlns:wp="http://schemas.openxmlformats.org/drawingml/2006/wordprocessingDrawing" xmlns:w10="urn:schemas-microsoft-com:office:word" xmlns:w="http://schemas.openxmlformats.org/wordprocessingml/2006/main" xmlns:w14="http://schemas.microsoft.com/office/word/2010/wordml" xmlns:w15="http://schemas.microsoft.com/office/word/2012/wordml" xmlns:w16cex="http://schemas.microsoft.com/office/word/2018/wordml/cex" xmlns:w16cid="http://schemas.microsoft.com/office/word/2016/wordml/cid" xmlns:w16="http://schemas.microsoft.com/office/word/2018/wordml" xmlns:w16du="http://schemas.microsoft.com/office/word/2023/wordml/word16du" xmlns:w16sdtdh="http://schemas.microsoft.com/office/word/2020/wordml/sdtdatahash" xmlns:w16sdtfl="http://schemas.microsoft.com/office/word/2024/wordml/sdtformatlock" xmlns:w16se="http://schemas.microsoft.com/office/word/2015/wordml/symex" xmlns:wpg="http://schemas.microsoft.com/office/word/2010/wordprocessingGroup" xmlns:wpi="http://schemas.microsoft.com/office/word/2010/wordprocessingInk" xmlns:wne="http://schemas.microsoft.com/office/word/2006/wordml" xmlns:wps="http://schemas.microsoft.com/office/word/2010/wordprocessingShape" mc:Ignorable="w14 w15 w16se w16cid w16 w16cex w16sdtdh w16sdtfl w16du wp14">
+<w:hdr xmlns:wpc="http://schemas.microsoft.com/office/word/2010/wordprocessingCanvas" xmlns:cx="http://schemas.microsoft.com/office/drawing/2014/chartex" xmlns:mc="http://schemas.openxmlformats.org/markup-compatibility/2006" xmlns:o="urn:schemas-microsoft-com:office:office" xmlns:r="http://schemas.openxmlformats.org/officeDocument/2006/relationships" xmlns:m="http://schemas.openxmlformats.org/officeDocument/2006/math" xmlns:v="urn:schemas-microsoft-com:vml" xmlns:wp14="http://schemas.microsoft.com/office/word/2010/wordprocessingDrawing" xmlns:wp="http://schemas.openxmlformats.org/drawingml/2006/wordprocessingDrawing" xmlns:w10="urn:schemas-microsoft-com:office:word" xmlns:w="http://schemas.openxmlformats.org/wordprocessingml/2006/main" xmlns:w14="http://schemas.microsoft.com/office/word/2010/wordml" xmlns:w15="http://schemas.microsoft.com/office/word/2012/wordml" xmlns:w16se="http://schemas.microsoft.com/office/word/2015/wordml/symex" xmlns:wpg="http://schemas.microsoft.com/office/word/2010/wordprocessingGroup" xmlns:wpi="http://schemas.microsoft.com/office/word/2010/wordprocessingInk" xmlns:wne="http://schemas.microsoft.com/office/word/2006/wordml" xmlns:wps="http://schemas.microsoft.com/office/word/2010/wordprocessingShape" mc:Ignorable="w14 w15 w16se wp14">
   <w:p>
     <w:pPr>
       <w:pStyle w:val="Header"/>
@@ -13078,78 +7054,11 @@
           <v:path o:extrusionok="f" gradientshapeok="t" o:connecttype="rect"/>
           <o:lock v:ext="edit" aspectratio="t"/>
         </v:shapetype>
-        <v:shape id="WordPictureWatermark171199408" o:spid="_x0000_s1031" type="#_x0000_t75" style="position:absolute;margin-left:0;margin-top:0;width:518.4pt;height:518.4pt;z-index:-251654144;mso-position-horizontal:center;mso-position-horizontal-relative:margin;mso-position-vertical:center;mso-position-vertical-relative:margin" o:allowincell="f">
+        <v:shape id="WordPictureWatermark171199408" o:spid="_x0000_s2055" type="#_x0000_t75" style="position:absolute;margin-left:0;margin-top:0;width:518.4pt;height:518.4pt;z-index:-251654144;mso-position-horizontal:center;mso-position-horizontal-relative:margin;mso-position-vertical:center;mso-position-vertical-relative:margin" o:allowincell="f">
           <v:imagedata r:id="rId1" o:title="RIC Logo png" gain="19661f" blacklevel="22938f"/>
           <w10:wrap anchorx="margin" anchory="margin"/>
         </v:shape>
       </w:pict>
-    </w:r>
-    <w:r>
-      <w:rPr>
-        <w:noProof/>
-      </w:rPr>
-      <w:drawing>
-        <wp:anchor distT="0" distB="0" distL="114300" distR="114300" simplePos="0" relativeHeight="251659264" behindDoc="0" locked="0" layoutInCell="1" allowOverlap="1" wp14:anchorId="5972B1F5" wp14:editId="0501A6B6">
-          <wp:simplePos x="0" y="0"/>
-          <wp:positionH relativeFrom="column">
-            <wp:posOffset>-525780</wp:posOffset>
-          </wp:positionH>
-          <wp:positionV relativeFrom="paragraph">
-            <wp:posOffset>-373380</wp:posOffset>
-          </wp:positionV>
-          <wp:extent cx="1493520" cy="781050"/>
-          <wp:effectExtent l="0" t="0" r="0" b="0"/>
-          <wp:wrapNone/>
-          <wp:docPr id="1" name="Picture 1"/>
-          <wp:cNvGraphicFramePr>
-            <a:graphicFrameLocks xmlns:a="http://schemas.openxmlformats.org/drawingml/2006/main" noChangeAspect="1"/>
-          </wp:cNvGraphicFramePr>
-          <a:graphic xmlns:a="http://schemas.openxmlformats.org/drawingml/2006/main">
-            <a:graphicData uri="http://schemas.openxmlformats.org/drawingml/2006/picture">
-              <pic:pic xmlns:pic="http://schemas.openxmlformats.org/drawingml/2006/picture">
-                <pic:nvPicPr>
-                  <pic:cNvPr id="0" name="Picture 1"/>
-                  <pic:cNvPicPr>
-                    <a:picLocks noChangeAspect="1" noChangeArrowheads="1"/>
-                  </pic:cNvPicPr>
-                </pic:nvPicPr>
-                <pic:blipFill>
-                  <a:blip r:embed="rId2">
-                    <a:extLst>
-                      <a:ext uri="{28A0092B-C50C-407E-A947-70E740481C1C}">
-                        <a14:useLocalDpi xmlns:a14="http://schemas.microsoft.com/office/drawing/2010/main" val="0"/>
-                      </a:ext>
-                    </a:extLst>
-                  </a:blip>
-                  <a:srcRect/>
-                  <a:stretch>
-                    <a:fillRect/>
-                  </a:stretch>
-                </pic:blipFill>
-                <pic:spPr bwMode="auto">
-                  <a:xfrm>
-                    <a:off x="0" y="0"/>
-                    <a:ext cx="1493520" cy="781050"/>
-                  </a:xfrm>
-                  <a:prstGeom prst="rect">
-                    <a:avLst/>
-                  </a:prstGeom>
-                  <a:noFill/>
-                  <a:ln>
-                    <a:noFill/>
-                  </a:ln>
-                </pic:spPr>
-              </pic:pic>
-            </a:graphicData>
-          </a:graphic>
-          <wp14:sizeRelH relativeFrom="page">
-            <wp14:pctWidth>0</wp14:pctWidth>
-          </wp14:sizeRelH>
-          <wp14:sizeRelV relativeFrom="page">
-            <wp14:pctHeight>0</wp14:pctHeight>
-          </wp14:sizeRelV>
-        </wp:anchor>
-      </w:drawing>
     </w:r>
     <w:r>
       <w:tab/>
@@ -13158,18 +7067,12 @@
     <w:r>
       <w:tab/>
     </w:r>
-    <w:r>
-      <w:t>internship</w:t>
-    </w:r>
-    <w:r>
-      <w:t xml:space="preserve"> Report</w:t>
-    </w:r>
   </w:p>
 </w:hdr>
 </file>
 
 <file path=word/header3.xml><?xml version="1.0" encoding="utf-8"?>
-<w:hdr xmlns:wpc="http://schemas.microsoft.com/office/word/2010/wordprocessingCanvas" xmlns:cx="http://schemas.microsoft.com/office/drawing/2014/chartex" xmlns:cx1="http://schemas.microsoft.com/office/drawing/2015/9/8/chartex" xmlns:cx2="http://schemas.microsoft.com/office/drawing/2015/10/21/chartex" xmlns:cx3="http://schemas.microsoft.com/office/drawing/2016/5/9/chartex" xmlns:cx4="http://schemas.microsoft.com/office/drawing/2016/5/10/chartex" xmlns:cx5="http://schemas.microsoft.com/office/drawing/2016/5/11/chartex" xmlns:cx6="http://schemas.microsoft.com/office/drawing/2016/5/12/chartex" xmlns:cx7="http://schemas.microsoft.com/office/drawing/2016/5/13/chartex" xmlns:cx8="http://schemas.microsoft.com/office/drawing/2016/5/14/chartex" xmlns:mc="http://schemas.openxmlformats.org/markup-compatibility/2006" xmlns:aink="http://schemas.microsoft.com/office/drawing/2016/ink" xmlns:am3d="http://schemas.microsoft.com/office/drawing/2017/model3d" xmlns:o="urn:schemas-microsoft-com:office:office" xmlns:oel="http://schemas.microsoft.com/office/2019/extlst" xmlns:r="http://schemas.openxmlformats.org/officeDocument/2006/relationships" xmlns:m="http://schemas.openxmlformats.org/officeDocument/2006/math" xmlns:v="urn:schemas-microsoft-com:vml" xmlns:wp14="http://schemas.microsoft.com/office/word/2010/wordprocessingDrawing" xmlns:wp="http://schemas.openxmlformats.org/drawingml/2006/wordprocessingDrawing" xmlns:w10="urn:schemas-microsoft-com:office:word" xmlns:w="http://schemas.openxmlformats.org/wordprocessingml/2006/main" xmlns:w14="http://schemas.microsoft.com/office/word/2010/wordml" xmlns:w15="http://schemas.microsoft.com/office/word/2012/wordml" xmlns:w16cex="http://schemas.microsoft.com/office/word/2018/wordml/cex" xmlns:w16cid="http://schemas.microsoft.com/office/word/2016/wordml/cid" xmlns:w16="http://schemas.microsoft.com/office/word/2018/wordml" xmlns:w16du="http://schemas.microsoft.com/office/word/2023/wordml/word16du" xmlns:w16sdtdh="http://schemas.microsoft.com/office/word/2020/wordml/sdtdatahash" xmlns:w16sdtfl="http://schemas.microsoft.com/office/word/2024/wordml/sdtformatlock" xmlns:w16se="http://schemas.microsoft.com/office/word/2015/wordml/symex" xmlns:wpg="http://schemas.microsoft.com/office/word/2010/wordprocessingGroup" xmlns:wpi="http://schemas.microsoft.com/office/word/2010/wordprocessingInk" xmlns:wne="http://schemas.microsoft.com/office/word/2006/wordml" xmlns:wps="http://schemas.microsoft.com/office/word/2010/wordprocessingShape" mc:Ignorable="w14 w15 w16se w16cid w16 w16cex w16sdtdh w16sdtfl w16du wp14">
+<w:hdr xmlns:wpc="http://schemas.microsoft.com/office/word/2010/wordprocessingCanvas" xmlns:cx="http://schemas.microsoft.com/office/drawing/2014/chartex" xmlns:mc="http://schemas.openxmlformats.org/markup-compatibility/2006" xmlns:o="urn:schemas-microsoft-com:office:office" xmlns:r="http://schemas.openxmlformats.org/officeDocument/2006/relationships" xmlns:m="http://schemas.openxmlformats.org/officeDocument/2006/math" xmlns:v="urn:schemas-microsoft-com:vml" xmlns:wp14="http://schemas.microsoft.com/office/word/2010/wordprocessingDrawing" xmlns:wp="http://schemas.openxmlformats.org/drawingml/2006/wordprocessingDrawing" xmlns:w10="urn:schemas-microsoft-com:office:word" xmlns:w="http://schemas.openxmlformats.org/wordprocessingml/2006/main" xmlns:w14="http://schemas.microsoft.com/office/word/2010/wordml" xmlns:w15="http://schemas.microsoft.com/office/word/2012/wordml" xmlns:w16se="http://schemas.microsoft.com/office/word/2015/wordml/symex" xmlns:wpg="http://schemas.microsoft.com/office/word/2010/wordprocessingGroup" xmlns:wpi="http://schemas.microsoft.com/office/word/2010/wordprocessingInk" xmlns:wne="http://schemas.microsoft.com/office/word/2006/wordml" xmlns:wps="http://schemas.microsoft.com/office/word/2010/wordprocessingShape" mc:Ignorable="w14 w15 w16se wp14">
   <w:p>
     <w:pPr>
       <w:pStyle w:val="Header"/>
@@ -13198,7 +7101,7 @@
           <v:path o:extrusionok="f" gradientshapeok="t" o:connecttype="rect"/>
           <o:lock v:ext="edit" aspectratio="t"/>
         </v:shapetype>
-        <v:shape id="WordPictureWatermark171199406" o:spid="_x0000_s1029" type="#_x0000_t75" style="position:absolute;margin-left:0;margin-top:0;width:518.4pt;height:518.4pt;z-index:-251656192;mso-position-horizontal:center;mso-position-horizontal-relative:margin;mso-position-vertical:center;mso-position-vertical-relative:margin" o:allowincell="f">
+        <v:shape id="WordPictureWatermark171199406" o:spid="_x0000_s2053" type="#_x0000_t75" style="position:absolute;margin-left:0;margin-top:0;width:518.4pt;height:518.4pt;z-index:-251656192;mso-position-horizontal:center;mso-position-horizontal-relative:margin;mso-position-vertical:center;mso-position-vertical-relative:margin" o:allowincell="f">
           <v:imagedata r:id="rId1" o:title="RIC Logo png" gain="19661f" blacklevel="22938f"/>
           <w10:wrap anchorx="margin" anchory="margin"/>
         </v:shape>
@@ -13209,7 +7112,7 @@
 </file>
 
 <file path=word/numbering.xml><?xml version="1.0" encoding="utf-8"?>
-<w:numbering xmlns:wpc="http://schemas.microsoft.com/office/word/2010/wordprocessingCanvas" xmlns:cx="http://schemas.microsoft.com/office/drawing/2014/chartex" xmlns:cx1="http://schemas.microsoft.com/office/drawing/2015/9/8/chartex" xmlns:cx2="http://schemas.microsoft.com/office/drawing/2015/10/21/chartex" xmlns:cx3="http://schemas.microsoft.com/office/drawing/2016/5/9/chartex" xmlns:cx4="http://schemas.microsoft.com/office/drawing/2016/5/10/chartex" xmlns:cx5="http://schemas.microsoft.com/office/drawing/2016/5/11/chartex" xmlns:cx6="http://schemas.microsoft.com/office/drawing/2016/5/12/chartex" xmlns:cx7="http://schemas.microsoft.com/office/drawing/2016/5/13/chartex" xmlns:cx8="http://schemas.microsoft.com/office/drawing/2016/5/14/chartex" xmlns:mc="http://schemas.openxmlformats.org/markup-compatibility/2006" xmlns:aink="http://schemas.microsoft.com/office/drawing/2016/ink" xmlns:am3d="http://schemas.microsoft.com/office/drawing/2017/model3d" xmlns:o="urn:schemas-microsoft-com:office:office" xmlns:oel="http://schemas.microsoft.com/office/2019/extlst" xmlns:r="http://schemas.openxmlformats.org/officeDocument/2006/relationships" xmlns:m="http://schemas.openxmlformats.org/officeDocument/2006/math" xmlns:v="urn:schemas-microsoft-com:vml" xmlns:wp14="http://schemas.microsoft.com/office/word/2010/wordprocessingDrawing" xmlns:wp="http://schemas.openxmlformats.org/drawingml/2006/wordprocessingDrawing" xmlns:w10="urn:schemas-microsoft-com:office:word" xmlns:w="http://schemas.openxmlformats.org/wordprocessingml/2006/main" xmlns:w14="http://schemas.microsoft.com/office/word/2010/wordml" xmlns:w15="http://schemas.microsoft.com/office/word/2012/wordml" xmlns:w16cex="http://schemas.microsoft.com/office/word/2018/wordml/cex" xmlns:w16cid="http://schemas.microsoft.com/office/word/2016/wordml/cid" xmlns:w16="http://schemas.microsoft.com/office/word/2018/wordml" xmlns:w16du="http://schemas.microsoft.com/office/word/2023/wordml/word16du" xmlns:w16sdtdh="http://schemas.microsoft.com/office/word/2020/wordml/sdtdatahash" xmlns:w16sdtfl="http://schemas.microsoft.com/office/word/2024/wordml/sdtformatlock" xmlns:w16se="http://schemas.microsoft.com/office/word/2015/wordml/symex" xmlns:wpg="http://schemas.microsoft.com/office/word/2010/wordprocessingGroup" xmlns:wpi="http://schemas.microsoft.com/office/word/2010/wordprocessingInk" xmlns:wne="http://schemas.microsoft.com/office/word/2006/wordml" xmlns:wps="http://schemas.microsoft.com/office/word/2010/wordprocessingShape" mc:Ignorable="w14 w15 w16se w16cid w16 w16cex w16sdtdh w16sdtfl w16du wp14">
+<w:numbering xmlns:wpc="http://schemas.microsoft.com/office/word/2010/wordprocessingCanvas" xmlns:cx="http://schemas.microsoft.com/office/drawing/2014/chartex" xmlns:mc="http://schemas.openxmlformats.org/markup-compatibility/2006" xmlns:o="urn:schemas-microsoft-com:office:office" xmlns:r="http://schemas.openxmlformats.org/officeDocument/2006/relationships" xmlns:m="http://schemas.openxmlformats.org/officeDocument/2006/math" xmlns:v="urn:schemas-microsoft-com:vml" xmlns:wp14="http://schemas.microsoft.com/office/word/2010/wordprocessingDrawing" xmlns:wp="http://schemas.openxmlformats.org/drawingml/2006/wordprocessingDrawing" xmlns:w10="urn:schemas-microsoft-com:office:word" xmlns:w="http://schemas.openxmlformats.org/wordprocessingml/2006/main" xmlns:w14="http://schemas.microsoft.com/office/word/2010/wordml" xmlns:w15="http://schemas.microsoft.com/office/word/2012/wordml" xmlns:w16se="http://schemas.microsoft.com/office/word/2015/wordml/symex" xmlns:wpg="http://schemas.microsoft.com/office/word/2010/wordprocessingGroup" xmlns:wpi="http://schemas.microsoft.com/office/word/2010/wordprocessingInk" xmlns:wne="http://schemas.microsoft.com/office/word/2006/wordml" xmlns:wps="http://schemas.microsoft.com/office/word/2010/wordprocessingShape" mc:Ignorable="w14 w15 w16se wp14">
   <w:abstractNum w:abstractNumId="0" w15:restartNumberingAfterBreak="0">
     <w:nsid w:val="075C71AE"/>
     <w:multiLevelType w:val="multilevel"/>
@@ -16278,80 +10181,80 @@
       </w:pPr>
     </w:lvl>
   </w:abstractNum>
-  <w:num w:numId="1" w16cid:durableId="1485272718">
+  <w:num w:numId="1">
     <w:abstractNumId w:val="21"/>
   </w:num>
-  <w:num w:numId="2" w16cid:durableId="144859374">
+  <w:num w:numId="2">
     <w:abstractNumId w:val="7"/>
   </w:num>
-  <w:num w:numId="3" w16cid:durableId="287665972">
+  <w:num w:numId="3">
     <w:abstractNumId w:val="15"/>
   </w:num>
-  <w:num w:numId="4" w16cid:durableId="695233074">
+  <w:num w:numId="4">
     <w:abstractNumId w:val="16"/>
   </w:num>
-  <w:num w:numId="5" w16cid:durableId="123814060">
+  <w:num w:numId="5">
     <w:abstractNumId w:val="20"/>
   </w:num>
-  <w:num w:numId="6" w16cid:durableId="1663044441">
+  <w:num w:numId="6">
     <w:abstractNumId w:val="10"/>
   </w:num>
-  <w:num w:numId="7" w16cid:durableId="806361829">
+  <w:num w:numId="7">
     <w:abstractNumId w:val="18"/>
   </w:num>
-  <w:num w:numId="8" w16cid:durableId="1590311709">
+  <w:num w:numId="8">
     <w:abstractNumId w:val="6"/>
   </w:num>
-  <w:num w:numId="9" w16cid:durableId="1324626077">
+  <w:num w:numId="9">
     <w:abstractNumId w:val="17"/>
   </w:num>
-  <w:num w:numId="10" w16cid:durableId="1354041301">
+  <w:num w:numId="10">
     <w:abstractNumId w:val="3"/>
   </w:num>
-  <w:num w:numId="11" w16cid:durableId="1426267021">
+  <w:num w:numId="11">
     <w:abstractNumId w:val="22"/>
   </w:num>
-  <w:num w:numId="12" w16cid:durableId="1024405987">
+  <w:num w:numId="12">
     <w:abstractNumId w:val="2"/>
   </w:num>
-  <w:num w:numId="13" w16cid:durableId="2039312457">
+  <w:num w:numId="13">
     <w:abstractNumId w:val="5"/>
   </w:num>
-  <w:num w:numId="14" w16cid:durableId="475073677">
+  <w:num w:numId="14">
     <w:abstractNumId w:val="1"/>
   </w:num>
-  <w:num w:numId="15" w16cid:durableId="946691797">
+  <w:num w:numId="15">
     <w:abstractNumId w:val="4"/>
   </w:num>
-  <w:num w:numId="16" w16cid:durableId="1010568894">
+  <w:num w:numId="16">
     <w:abstractNumId w:val="11"/>
   </w:num>
-  <w:num w:numId="17" w16cid:durableId="1794206121">
+  <w:num w:numId="17">
     <w:abstractNumId w:val="12"/>
   </w:num>
-  <w:num w:numId="18" w16cid:durableId="1433553119">
+  <w:num w:numId="18">
     <w:abstractNumId w:val="13"/>
   </w:num>
-  <w:num w:numId="19" w16cid:durableId="1808738709">
+  <w:num w:numId="19">
     <w:abstractNumId w:val="9"/>
   </w:num>
-  <w:num w:numId="20" w16cid:durableId="220291119">
+  <w:num w:numId="20">
     <w:abstractNumId w:val="19"/>
   </w:num>
-  <w:num w:numId="21" w16cid:durableId="741950939">
+  <w:num w:numId="21">
     <w:abstractNumId w:val="14"/>
   </w:num>
-  <w:num w:numId="22" w16cid:durableId="1943368289">
+  <w:num w:numId="22">
     <w:abstractNumId w:val="8"/>
   </w:num>
-  <w:num w:numId="23" w16cid:durableId="442385050">
+  <w:num w:numId="23">
     <w:abstractNumId w:val="0"/>
   </w:num>
 </w:numbering>
 </file>
 
 <file path=word/styles.xml><?xml version="1.0" encoding="utf-8"?>
-<w:styles xmlns:mc="http://schemas.openxmlformats.org/markup-compatibility/2006" xmlns:r="http://schemas.openxmlformats.org/officeDocument/2006/relationships" xmlns:w="http://schemas.openxmlformats.org/wordprocessingml/2006/main" xmlns:w14="http://schemas.microsoft.com/office/word/2010/wordml" xmlns:w15="http://schemas.microsoft.com/office/word/2012/wordml" xmlns:w16cex="http://schemas.microsoft.com/office/word/2018/wordml/cex" xmlns:w16cid="http://schemas.microsoft.com/office/word/2016/wordml/cid" xmlns:w16="http://schemas.microsoft.com/office/word/2018/wordml" xmlns:w16du="http://schemas.microsoft.com/office/word/2023/wordml/word16du" xmlns:w16sdtdh="http://schemas.microsoft.com/office/word/2020/wordml/sdtdatahash" xmlns:w16sdtfl="http://schemas.microsoft.com/office/word/2024/wordml/sdtformatlock" xmlns:w16se="http://schemas.microsoft.com/office/word/2015/wordml/symex" mc:Ignorable="w14 w15 w16se w16cid w16 w16cex w16sdtdh w16sdtfl w16du">
+<w:styles xmlns:mc="http://schemas.openxmlformats.org/markup-compatibility/2006" xmlns:r="http://schemas.openxmlformats.org/officeDocument/2006/relationships" xmlns:w="http://schemas.openxmlformats.org/wordprocessingml/2006/main" xmlns:w14="http://schemas.microsoft.com/office/word/2010/wordml" xmlns:w15="http://schemas.microsoft.com/office/word/2012/wordml" xmlns:w16se="http://schemas.microsoft.com/office/word/2015/wordml/symex" mc:Ignorable="w14 w15 w16se">
   <w:docDefaults>
     <w:rPrDefault>
       <w:rPr>
@@ -16361,7 +10264,7 @@
     </w:rPrDefault>
     <w:pPrDefault/>
   </w:docDefaults>
-  <w:latentStyles w:defLockedState="0" w:defUIPriority="99" w:defSemiHidden="0" w:defUnhideWhenUsed="0" w:defQFormat="0" w:count="376">
+  <w:latentStyles w:defLockedState="0" w:defUIPriority="99" w:defSemiHidden="0" w:defUnhideWhenUsed="0" w:defQFormat="0" w:count="371">
     <w:lsdException w:name="Normal" w:uiPriority="0" w:qFormat="1"/>
     <w:lsdException w:name="heading 1" w:uiPriority="0" w:qFormat="1"/>
     <w:lsdException w:name="heading 2" w:uiPriority="9" w:qFormat="1"/>
@@ -16733,11 +10636,6 @@
     <w:lsdException w:name="List Table 5 Dark Accent 6" w:uiPriority="50"/>
     <w:lsdException w:name="List Table 6 Colorful Accent 6" w:uiPriority="51"/>
     <w:lsdException w:name="List Table 7 Colorful Accent 6" w:uiPriority="52"/>
-    <w:lsdException w:name="Mention" w:semiHidden="1" w:unhideWhenUsed="1"/>
-    <w:lsdException w:name="Smart Hyperlink" w:semiHidden="1" w:unhideWhenUsed="1"/>
-    <w:lsdException w:name="Hashtag" w:semiHidden="1" w:unhideWhenUsed="1"/>
-    <w:lsdException w:name="Unresolved Mention" w:semiHidden="1" w:unhideWhenUsed="1"/>
-    <w:lsdException w:name="Smart Link" w:semiHidden="1" w:unhideWhenUsed="1"/>
   </w:latentStyles>
   <w:style w:type="paragraph" w:default="1" w:styleId="Normal">
     <w:name w:val="Normal"/>
@@ -17347,7 +11245,7 @@
       <w14:ligatures w14:val="standardContextual"/>
     </w:rPr>
   </w:style>
-  <w:style w:type="character" w:styleId="UnresolvedMention">
+  <w:style w:type="character" w:customStyle="1" w:styleId="UnresolvedMention">
     <w:name w:val="Unresolved Mention"/>
     <w:basedOn w:val="DefaultParagraphFont"/>
     <w:uiPriority w:val="99"/>
@@ -17686,7 +11584,7 @@
 </file>
 
 <file path=customXml/itemProps1.xml><?xml version="1.0" encoding="utf-8"?>
-<ds:datastoreItem xmlns:ds="http://schemas.openxmlformats.org/officeDocument/2006/customXml" ds:itemID="{D205D47C-6614-4986-B1BF-57445D50AD5D}">
+<ds:datastoreItem xmlns:ds="http://schemas.openxmlformats.org/officeDocument/2006/customXml" ds:itemID="{85ECB872-7F51-49CB-8A26-DADAD68E1A54}">
   <ds:schemaRefs>
     <ds:schemaRef ds:uri="http://schemas.openxmlformats.org/officeDocument/2006/bibliography"/>
   </ds:schemaRefs>
